--- a/lessons/2-3/downloads/2-3-notes.docx
+++ b/lessons/2-3/downloads/2-3-notes.docx
@@ -363,6 +363,610 @@
         <w:rPr>
           <w:b/>
           <w:bCs/>
+          <w:color w:val="1FA6A2"/>
+          <w:sz w:val="26"/>
+          <w:szCs w:val="26"/>
+        </w:rPr>
+        <w:t xml:space="preserve">Turn &amp; Talk — Discussion Points  (Level 1 support · Level 2)</w:t>
+      </w:r>
+    </w:p>
+    <w:p>
+      <w:pPr>
+        <w:spacing w:after="60"/>
+      </w:pPr>
+      <w:r>
+        <w:rPr>
+          <w:i/>
+          <w:iCs/>
+          <w:color w:val="5F6F80"/>
+          <w:sz w:val="19"/>
+          <w:szCs w:val="19"/>
+        </w:rPr>
+        <w:t xml:space="preserve">Talk with a partner. Use the Level 1 stems if you need help getting started; try the Level 2 question when you are ready for more.</w:t>
+      </w:r>
+    </w:p>
+    <w:p>
+      <w:pPr>
+        <w:spacing w:after="60"/>
+      </w:pPr>
+      <w:r>
+        <w:rPr>
+          <w:b/>
+          <w:bCs/>
+          <w:color w:val="12355B"/>
+          <w:sz w:val="21"/>
+          <w:szCs w:val="21"/>
+        </w:rPr>
+        <w:t xml:space="preserve">1. [Launch] </w:t>
+      </w:r>
+      <w:r>
+        <w:rPr>
+          <w:b/>
+          <w:bCs/>
+          <w:sz w:val="21"/>
+          <w:szCs w:val="21"/>
+        </w:rPr>
+        <w:t xml:space="preserve">Agent Rivera splits a 3/4-pound evidence bag into 1/8-pound portions. Will she get more or fewer than 1 portion? Estimate before solving.</w:t>
+      </w:r>
+    </w:p>
+    <w:p>
+      <w:pPr>
+        <w:spacing w:after="60"/>
+      </w:pPr>
+      <w:r>
+        <w:rPr>
+          <w:b/>
+          <w:bCs/>
+          <w:color w:val="1FA6A2"/>
+          <w:sz w:val="20"/>
+          <w:szCs w:val="20"/>
+        </w:rPr>
+        <w:t xml:space="preserve">Level 1 — Start here: </w:t>
+      </w:r>
+      <w:r>
+        <w:rPr>
+          <w:sz w:val="20"/>
+          <w:szCs w:val="20"/>
+        </w:rPr>
+        <w:t xml:space="preserve">She will get many portions because 1/8 pound is much smaller than 3/4 pound.</w:t>
+      </w:r>
+    </w:p>
+    <w:p>
+      <w:pPr>
+        <w:spacing w:after="60"/>
+      </w:pPr>
+      <w:r>
+        <w:rPr>
+          <w:sz w:val="21"/>
+          <w:szCs w:val="21"/>
+        </w:rPr>
+        <w:t xml:space="preserve">She will get ___ than 1 portion because ___.</w:t>
+      </w:r>
+      <w:r>
+        <w:rPr>
+          <w:i/>
+          <w:iCs/>
+          <w:color w:val="5F6F80"/>
+          <w:sz w:val="19"/>
+          <w:szCs w:val="19"/>
+        </w:rPr>
+        <w:br/>
+        <w:t xml:space="preserve">
+Ella obtendrá ___ que 1 porción porque ___.</w:t>
+      </w:r>
+    </w:p>
+    <w:p>
+      <w:pPr>
+        <w:spacing w:after="60"/>
+      </w:pPr>
+      <w:r>
+        <w:rPr>
+          <w:sz w:val="21"/>
+          <w:szCs w:val="21"/>
+        </w:rPr>
+        <w:t xml:space="preserve">Since 3/4 is the dividend and 1/8 is the divisor, ___.</w:t>
+      </w:r>
+      <w:r>
+        <w:rPr>
+          <w:i/>
+          <w:iCs/>
+          <w:color w:val="5F6F80"/>
+          <w:sz w:val="19"/>
+          <w:szCs w:val="19"/>
+        </w:rPr>
+        <w:br/>
+        <w:t xml:space="preserve">
+Como 3/4 es el dividendo y 1/8 es el divisor, ___.</w:t>
+      </w:r>
+    </w:p>
+    <w:p>
+      <w:pPr>
+        <w:spacing w:after="60"/>
+      </w:pPr>
+      <w:r>
+        <w:rPr>
+          <w:b/>
+          <w:bCs/>
+          <w:color w:val="12355B"/>
+          <w:sz w:val="20"/>
+          <w:szCs w:val="20"/>
+        </w:rPr>
+        <w:t xml:space="preserve">Word bank: </w:t>
+      </w:r>
+      <w:r>
+        <w:rPr>
+          <w:color w:val="1FA6A2"/>
+          <w:sz w:val="20"/>
+          <w:szCs w:val="20"/>
+        </w:rPr>
+        <w:t xml:space="preserve">dividend, divisor, quotient</w:t>
+      </w:r>
+    </w:p>
+    <w:p>
+      <w:pPr>
+        <w:spacing w:after="60"/>
+      </w:pPr>
+      <w:r>
+        <w:rPr>
+          <w:b/>
+          <w:bCs/>
+          <w:color w:val="12355B"/>
+          <w:sz w:val="19"/>
+          <w:szCs w:val="19"/>
+        </w:rPr>
+        <w:t xml:space="preserve">Listen for: </w:t>
+      </w:r>
+      <w:r>
+        <w:rPr>
+          <w:i/>
+          <w:iCs/>
+          <w:color w:val="5F6F80"/>
+          <w:sz w:val="19"/>
+          <w:szCs w:val="19"/>
+        </w:rPr>
+        <w:t xml:space="preserve">Students recognize the divisor 1/8 is smaller than the dividend 3/4, so the quotient is greater than 1.</w:t>
+      </w:r>
+    </w:p>
+    <w:p>
+      <w:pPr>
+        <w:spacing w:after="60"/>
+      </w:pPr>
+      <w:r>
+        <w:rPr>
+          <w:b/>
+          <w:bCs/>
+          <w:color w:val="9A6B12"/>
+          <w:sz w:val="20"/>
+          <w:szCs w:val="20"/>
+        </w:rPr>
+        <w:t xml:space="preserve">Level 2: </w:t>
+      </w:r>
+      <w:r>
+        <w:rPr>
+          <w:sz w:val="20"/>
+          <w:szCs w:val="20"/>
+        </w:rPr>
+        <w:t xml:space="preserve">Estimate the exact number of portions and explain your reasoning using equivalent fractions before computing.</w:t>
+      </w:r>
+    </w:p>
+    <w:p>
+      <w:pPr>
+        <w:spacing w:after="60"/>
+        <w:ind w:left="360"/>
+      </w:pPr>
+      <w:r>
+        <w:rPr>
+          <w:sz w:val="20"/>
+          <w:szCs w:val="20"/>
+        </w:rPr>
+        <w:t xml:space="preserve">• I estimate about ___ portions because 3/4 equals ___ eighths.</w:t>
+      </w:r>
+    </w:p>
+    <w:p>
+      <w:pPr>
+        <w:spacing w:after="60"/>
+        <w:ind w:left="360"/>
+      </w:pPr>
+      <w:r>
+        <w:rPr>
+          <w:sz w:val="20"/>
+          <w:szCs w:val="20"/>
+        </w:rPr>
+        <w:t xml:space="preserve">• Comparing eighths to eighths shows ___.</w:t>
+      </w:r>
+    </w:p>
+    <w:p>
+      <w:pPr>
+        <w:spacing w:after="60"/>
+      </w:pPr>
+      <w:r>
+        <w:rPr>
+          <w:b/>
+          <w:bCs/>
+          <w:color w:val="12355B"/>
+          <w:sz w:val="21"/>
+          <w:szCs w:val="21"/>
+        </w:rPr>
+        <w:t xml:space="preserve">2. [Explore] </w:t>
+      </w:r>
+      <w:r>
+        <w:rPr>
+          <w:b/>
+          <w:bCs/>
+          <w:sz w:val="21"/>
+          <w:szCs w:val="21"/>
+        </w:rPr>
+        <w:t xml:space="preserve">Why do we multiply by the reciprocal when we divide one fraction by another?</w:t>
+      </w:r>
+    </w:p>
+    <w:p>
+      <w:pPr>
+        <w:spacing w:after="60"/>
+      </w:pPr>
+      <w:r>
+        <w:rPr>
+          <w:b/>
+          <w:bCs/>
+          <w:color w:val="1FA6A2"/>
+          <w:sz w:val="20"/>
+          <w:szCs w:val="20"/>
+        </w:rPr>
+        <w:t xml:space="preserve">Level 1 — Start here: </w:t>
+      </w:r>
+      <w:r>
+        <w:rPr>
+          <w:sz w:val="20"/>
+          <w:szCs w:val="20"/>
+        </w:rPr>
+        <w:t xml:space="preserve">Multiplying by the reciprocal undoes the divisor and gives the same result as dividing.</w:t>
+      </w:r>
+    </w:p>
+    <w:p>
+      <w:pPr>
+        <w:spacing w:after="60"/>
+      </w:pPr>
+      <w:r>
+        <w:rPr>
+          <w:sz w:val="21"/>
+          <w:szCs w:val="21"/>
+        </w:rPr>
+        <w:t xml:space="preserve">I flipped the divisor to its reciprocal because ___.</w:t>
+      </w:r>
+      <w:r>
+        <w:rPr>
+          <w:i/>
+          <w:iCs/>
+          <w:color w:val="5F6F80"/>
+          <w:sz w:val="19"/>
+          <w:szCs w:val="19"/>
+        </w:rPr>
+        <w:br/>
+        <w:t xml:space="preserve">
+Volteé el divisor a su recíproco porque ___.</w:t>
+      </w:r>
+    </w:p>
+    <w:p>
+      <w:pPr>
+        <w:spacing w:after="60"/>
+      </w:pPr>
+      <w:r>
+        <w:rPr>
+          <w:sz w:val="21"/>
+          <w:szCs w:val="21"/>
+        </w:rPr>
+        <w:t xml:space="preserve">After Keep, Change, Flip the answer is ___.</w:t>
+      </w:r>
+      <w:r>
+        <w:rPr>
+          <w:i/>
+          <w:iCs/>
+          <w:color w:val="5F6F80"/>
+          <w:sz w:val="19"/>
+          <w:szCs w:val="19"/>
+        </w:rPr>
+        <w:br/>
+        <w:t xml:space="preserve">
+Después de Mantener, Cambiar, Voltear la respuesta es ___.</w:t>
+      </w:r>
+    </w:p>
+    <w:p>
+      <w:pPr>
+        <w:spacing w:after="60"/>
+      </w:pPr>
+      <w:r>
+        <w:rPr>
+          <w:b/>
+          <w:bCs/>
+          <w:color w:val="12355B"/>
+          <w:sz w:val="20"/>
+          <w:szCs w:val="20"/>
+        </w:rPr>
+        <w:t xml:space="preserve">Word bank: </w:t>
+      </w:r>
+      <w:r>
+        <w:rPr>
+          <w:color w:val="1FA6A2"/>
+          <w:sz w:val="20"/>
+          <w:szCs w:val="20"/>
+        </w:rPr>
+        <w:t xml:space="preserve">reciprocal, divisor, quotient, simplify</w:t>
+      </w:r>
+    </w:p>
+    <w:p>
+      <w:pPr>
+        <w:spacing w:after="60"/>
+      </w:pPr>
+      <w:r>
+        <w:rPr>
+          <w:b/>
+          <w:bCs/>
+          <w:color w:val="12355B"/>
+          <w:sz w:val="19"/>
+          <w:szCs w:val="19"/>
+        </w:rPr>
+        <w:t xml:space="preserve">Listen for: </w:t>
+      </w:r>
+      <w:r>
+        <w:rPr>
+          <w:i/>
+          <w:iCs/>
+          <w:color w:val="5F6F80"/>
+          <w:sz w:val="19"/>
+          <w:szCs w:val="19"/>
+        </w:rPr>
+        <w:t xml:space="preserve">Students explain that flipping the divisor turns division into multiplication, and they simplify the final quotient.</w:t>
+      </w:r>
+    </w:p>
+    <w:p>
+      <w:pPr>
+        <w:spacing w:after="60"/>
+      </w:pPr>
+      <w:r>
+        <w:rPr>
+          <w:b/>
+          <w:bCs/>
+          <w:color w:val="9A6B12"/>
+          <w:sz w:val="20"/>
+          <w:szCs w:val="20"/>
+        </w:rPr>
+        <w:t xml:space="preserve">Level 2: </w:t>
+      </w:r>
+      <w:r>
+        <w:rPr>
+          <w:sz w:val="20"/>
+          <w:szCs w:val="20"/>
+        </w:rPr>
+        <w:t xml:space="preserve">Show why 3/4 ÷ 1/8 gives the same answer whether you count eighths in 3/4 or multiply by the reciprocal.</w:t>
+      </w:r>
+    </w:p>
+    <w:p>
+      <w:pPr>
+        <w:spacing w:after="60"/>
+        <w:ind w:left="360"/>
+      </w:pPr>
+      <w:r>
+        <w:rPr>
+          <w:sz w:val="20"/>
+          <w:szCs w:val="20"/>
+        </w:rPr>
+        <w:t xml:space="preserve">• Both methods agree because ___.</w:t>
+      </w:r>
+    </w:p>
+    <w:p>
+      <w:pPr>
+        <w:spacing w:after="60"/>
+        <w:ind w:left="360"/>
+      </w:pPr>
+      <w:r>
+        <w:rPr>
+          <w:sz w:val="20"/>
+          <w:szCs w:val="20"/>
+        </w:rPr>
+        <w:t xml:space="preserve">• Counting eighths matches multiplying by 8 because ___.</w:t>
+      </w:r>
+    </w:p>
+    <w:p>
+      <w:pPr>
+        <w:spacing w:after="60"/>
+      </w:pPr>
+      <w:r>
+        <w:rPr>
+          <w:b/>
+          <w:bCs/>
+          <w:color w:val="12355B"/>
+          <w:sz w:val="21"/>
+          <w:szCs w:val="21"/>
+        </w:rPr>
+        <w:t xml:space="preserve">3. [Connect] </w:t>
+      </w:r>
+      <w:r>
+        <w:rPr>
+          <w:b/>
+          <w:bCs/>
+          <w:sz w:val="21"/>
+          <w:szCs w:val="21"/>
+        </w:rPr>
+        <w:t xml:space="preserve">How could dividing fractions help you share food or materials fairly?</w:t>
+      </w:r>
+    </w:p>
+    <w:p>
+      <w:pPr>
+        <w:spacing w:after="60"/>
+      </w:pPr>
+      <w:r>
+        <w:rPr>
+          <w:b/>
+          <w:bCs/>
+          <w:color w:val="1FA6A2"/>
+          <w:sz w:val="20"/>
+          <w:szCs w:val="20"/>
+        </w:rPr>
+        <w:t xml:space="preserve">Level 1 — Start here: </w:t>
+      </w:r>
+      <w:r>
+        <w:rPr>
+          <w:sz w:val="20"/>
+          <w:szCs w:val="20"/>
+        </w:rPr>
+        <w:t xml:space="preserve">Dividing fractions tells you how many equal fraction-size shares fit into an amount.</w:t>
+      </w:r>
+    </w:p>
+    <w:p>
+      <w:pPr>
+        <w:spacing w:after="60"/>
+      </w:pPr>
+      <w:r>
+        <w:rPr>
+          <w:sz w:val="21"/>
+          <w:szCs w:val="21"/>
+        </w:rPr>
+        <w:t xml:space="preserve">Dividing fractions helps when ___.</w:t>
+      </w:r>
+      <w:r>
+        <w:rPr>
+          <w:i/>
+          <w:iCs/>
+          <w:color w:val="5F6F80"/>
+          <w:sz w:val="19"/>
+          <w:szCs w:val="19"/>
+        </w:rPr>
+        <w:br/>
+        <w:t xml:space="preserve">
+Dividir fracciones ayuda cuando ___.</w:t>
+      </w:r>
+    </w:p>
+    <w:p>
+      <w:pPr>
+        <w:spacing w:after="60"/>
+      </w:pPr>
+      <w:r>
+        <w:rPr>
+          <w:sz w:val="21"/>
+          <w:szCs w:val="21"/>
+        </w:rPr>
+        <w:t xml:space="preserve">For example, ___ of a ___ split into ___ shares gives ___.</w:t>
+      </w:r>
+      <w:r>
+        <w:rPr>
+          <w:i/>
+          <w:iCs/>
+          <w:color w:val="5F6F80"/>
+          <w:sz w:val="19"/>
+          <w:szCs w:val="19"/>
+        </w:rPr>
+        <w:br/>
+        <w:t xml:space="preserve">
+Por ejemplo, ___ de un ___ dividido en ___ partes da ___.</w:t>
+      </w:r>
+    </w:p>
+    <w:p>
+      <w:pPr>
+        <w:spacing w:after="60"/>
+      </w:pPr>
+      <w:r>
+        <w:rPr>
+          <w:b/>
+          <w:bCs/>
+          <w:color w:val="12355B"/>
+          <w:sz w:val="20"/>
+          <w:szCs w:val="20"/>
+        </w:rPr>
+        <w:t xml:space="preserve">Word bank: </w:t>
+      </w:r>
+      <w:r>
+        <w:rPr>
+          <w:color w:val="1FA6A2"/>
+          <w:sz w:val="20"/>
+          <w:szCs w:val="20"/>
+        </w:rPr>
+        <w:t xml:space="preserve">dividend, divisor, simplify</w:t>
+      </w:r>
+    </w:p>
+    <w:p>
+      <w:pPr>
+        <w:spacing w:after="60"/>
+      </w:pPr>
+      <w:r>
+        <w:rPr>
+          <w:b/>
+          <w:bCs/>
+          <w:color w:val="12355B"/>
+          <w:sz w:val="19"/>
+          <w:szCs w:val="19"/>
+        </w:rPr>
+        <w:t xml:space="preserve">Listen for: </w:t>
+      </w:r>
+      <w:r>
+        <w:rPr>
+          <w:i/>
+          <w:iCs/>
+          <w:color w:val="5F6F80"/>
+          <w:sz w:val="19"/>
+          <w:szCs w:val="19"/>
+        </w:rPr>
+        <w:t xml:space="preserve">Students give a fair-share scenario and identify which fraction is the dividend and which is the divisor.</w:t>
+      </w:r>
+    </w:p>
+    <w:p>
+      <w:pPr>
+        <w:spacing w:after="60"/>
+      </w:pPr>
+      <w:r>
+        <w:rPr>
+          <w:b/>
+          <w:bCs/>
+          <w:color w:val="9A6B12"/>
+          <w:sz w:val="20"/>
+          <w:szCs w:val="20"/>
+        </w:rPr>
+        <w:t xml:space="preserve">Level 2: </w:t>
+      </w:r>
+      <w:r>
+        <w:rPr>
+          <w:sz w:val="20"/>
+          <w:szCs w:val="20"/>
+        </w:rPr>
+        <w:t xml:space="preserve">A classmate flipped the dividend instead of the divisor. Critique this error and explain the correct step.</w:t>
+      </w:r>
+    </w:p>
+    <w:p>
+      <w:pPr>
+        <w:spacing w:after="60"/>
+        <w:ind w:left="360"/>
+      </w:pPr>
+      <w:r>
+        <w:rPr>
+          <w:sz w:val="20"/>
+          <w:szCs w:val="20"/>
+        </w:rPr>
+        <w:t xml:space="preserve">• Flipping the dividend is wrong because ___.</w:t>
+      </w:r>
+    </w:p>
+    <w:p>
+      <w:pPr>
+        <w:spacing w:after="60"/>
+        <w:ind w:left="360"/>
+      </w:pPr>
+      <w:r>
+        <w:rPr>
+          <w:sz w:val="20"/>
+          <w:szCs w:val="20"/>
+        </w:rPr>
+        <w:t xml:space="preserve">• Only the ___ should be flipped because ___.</w:t>
+      </w:r>
+    </w:p>
+    <w:p>
+      <w:pPr>
+        <w:pStyle w:val="Heading2"/>
+        <w:pBdr>
+          <w:left w:val="single" w:color="1FA6A2" w:sz="18" w:space="8"/>
+        </w:pBdr>
+        <w:spacing w:after="100" w:before="200"/>
+      </w:pPr>
+      <w:r>
+        <w:rPr>
+          <w:b/>
+          <w:bCs/>
           <w:color w:val="9A6B12"/>
           <w:sz w:val="26"/>
           <w:szCs w:val="26"/>
@@ -935,7 +1539,7 @@
           <w:sz w:val="21"/>
           <w:szCs w:val="21"/>
         </w:rPr>
-        <w:t xml:space="preserve">I flipped the fraction because ___.</w:t>
+        <w:t xml:space="preserve">She will get ___ than 1 portion because ___.</w:t>
       </w:r>
       <w:r>
         <w:rPr>
@@ -947,19 +1551,19 @@
         </w:rPr>
         <w:br/>
         <w:t xml:space="preserve">
-Volteé la fracción porque ___.</w:t>
-      </w:r>
-    </w:p>
-    <w:p>
-      <w:pPr>
-        <w:spacing w:after="60"/>
-      </w:pPr>
-      <w:r>
-        <w:rPr>
-          <w:sz w:val="21"/>
-          <w:szCs w:val="21"/>
-        </w:rPr>
-        <w:t xml:space="preserve">The answer is ___.</w:t>
+Ella obtendrá ___ que 1 porción porque ___.</w:t>
+      </w:r>
+    </w:p>
+    <w:p>
+      <w:pPr>
+        <w:spacing w:after="60"/>
+      </w:pPr>
+      <w:r>
+        <w:rPr>
+          <w:sz w:val="21"/>
+          <w:szCs w:val="21"/>
+        </w:rPr>
+        <w:t xml:space="preserve">Since 3/4 is the dividend and 1/8 is the divisor, ___.</w:t>
       </w:r>
       <w:r>
         <w:rPr>
@@ -971,19 +1575,19 @@
         </w:rPr>
         <w:br/>
         <w:t xml:space="preserve">
-La respuesta es ___.</w:t>
-      </w:r>
-    </w:p>
-    <w:p>
-      <w:pPr>
-        <w:spacing w:after="60"/>
-      </w:pPr>
-      <w:r>
-        <w:rPr>
-          <w:sz w:val="21"/>
-          <w:szCs w:val="21"/>
-        </w:rPr>
-        <w:t xml:space="preserve">This helps when ___.</w:t>
+Como 3/4 es el dividendo y 1/8 es el divisor, ___.</w:t>
+      </w:r>
+    </w:p>
+    <w:p>
+      <w:pPr>
+        <w:spacing w:after="60"/>
+      </w:pPr>
+      <w:r>
+        <w:rPr>
+          <w:sz w:val="21"/>
+          <w:szCs w:val="21"/>
+        </w:rPr>
+        <w:t xml:space="preserve">I flipped the divisor to its reciprocal because ___.</w:t>
       </w:r>
       <w:r>
         <w:rPr>
@@ -995,7 +1599,7 @@
         </w:rPr>
         <w:br/>
         <w:t xml:space="preserve">
-Esto ayuda cuando ___.</w:t>
+Volteé el divisor a su recíproco porque ___.</w:t>
       </w:r>
     </w:p>
     <w:p>

--- a/lessons/2-3/downloads/2-3-notes.docx
+++ b/lessons/2-3/downloads/2-3-notes.docx
@@ -437,6 +437,43 @@
       </w:pPr>
       <w:r>
         <w:rPr>
+          <w:b/>
+          <w:bCs/>
+          <w:color w:val="1FA6A2"/>
+          <w:sz w:val="20"/>
+          <w:szCs w:val="20"/>
+        </w:rPr>
+        <w:t xml:space="preserve">Hint (optional): </w:t>
+      </w:r>
+      <w:r>
+        <w:rPr>
+          <w:sz w:val="20"/>
+          <w:szCs w:val="20"/>
+        </w:rPr>
+        <w:t xml:space="preserve">Try starting with the word "dividend" or "divisor". Re-read the question and underline what it is asking you to compare or find. Use one number or word from the problem as your evidence.</w:t>
+      </w:r>
+    </w:p>
+    <w:p>
+      <w:pPr>
+        <w:spacing w:after="60"/>
+      </w:pPr>
+      <w:r>
+        <w:rPr>
+          <w:b/>
+          <w:bCs/>
+          <w:color w:val="12355B"/>
+          <w:sz w:val="19"/>
+          <w:szCs w:val="19"/>
+        </w:rPr>
+        <w:t xml:space="preserve">Sentence starters (optional)</w:t>
+      </w:r>
+    </w:p>
+    <w:p>
+      <w:pPr>
+        <w:spacing w:after="60"/>
+      </w:pPr>
+      <w:r>
+        <w:rPr>
           <w:sz w:val="21"/>
           <w:szCs w:val="21"/>
         </w:rPr>
@@ -627,6 +664,43 @@
       </w:pPr>
       <w:r>
         <w:rPr>
+          <w:b/>
+          <w:bCs/>
+          <w:color w:val="1FA6A2"/>
+          <w:sz w:val="20"/>
+          <w:szCs w:val="20"/>
+        </w:rPr>
+        <w:t xml:space="preserve">Hint (optional): </w:t>
+      </w:r>
+      <w:r>
+        <w:rPr>
+          <w:sz w:val="20"/>
+          <w:szCs w:val="20"/>
+        </w:rPr>
+        <w:t xml:space="preserve">Try starting with the word "reciprocal" or "divisor". Re-read the question and underline what it is asking you to compare or find. Use one number or word from the problem as your evidence.</w:t>
+      </w:r>
+    </w:p>
+    <w:p>
+      <w:pPr>
+        <w:spacing w:after="60"/>
+      </w:pPr>
+      <w:r>
+        <w:rPr>
+          <w:b/>
+          <w:bCs/>
+          <w:color w:val="12355B"/>
+          <w:sz w:val="19"/>
+          <w:szCs w:val="19"/>
+        </w:rPr>
+        <w:t xml:space="preserve">Sentence starters (optional)</w:t>
+      </w:r>
+    </w:p>
+    <w:p>
+      <w:pPr>
+        <w:spacing w:after="60"/>
+      </w:pPr>
+      <w:r>
+        <w:rPr>
           <w:sz w:val="21"/>
           <w:szCs w:val="21"/>
         </w:rPr>
@@ -809,6 +883,43 @@
           <w:szCs w:val="20"/>
         </w:rPr>
         <w:t xml:space="preserve">Dividing fractions tells you how many equal fraction-size shares fit into an amount.</w:t>
+      </w:r>
+    </w:p>
+    <w:p>
+      <w:pPr>
+        <w:spacing w:after="60"/>
+      </w:pPr>
+      <w:r>
+        <w:rPr>
+          <w:b/>
+          <w:bCs/>
+          <w:color w:val="1FA6A2"/>
+          <w:sz w:val="20"/>
+          <w:szCs w:val="20"/>
+        </w:rPr>
+        <w:t xml:space="preserve">Hint (optional): </w:t>
+      </w:r>
+      <w:r>
+        <w:rPr>
+          <w:sz w:val="20"/>
+          <w:szCs w:val="20"/>
+        </w:rPr>
+        <w:t xml:space="preserve">Try starting with the word "dividend" or "divisor". Re-read the question and underline what it is asking you to compare or find. Use one number or word from the problem as your evidence.</w:t>
+      </w:r>
+    </w:p>
+    <w:p>
+      <w:pPr>
+        <w:spacing w:after="60"/>
+      </w:pPr>
+      <w:r>
+        <w:rPr>
+          <w:b/>
+          <w:bCs/>
+          <w:color w:val="12355B"/>
+          <w:sz w:val="19"/>
+          <w:szCs w:val="19"/>
+        </w:rPr>
+        <w:t xml:space="preserve">Sentence starters (optional)</w:t>
       </w:r>
     </w:p>
     <w:p>

--- a/lessons/2-3/downloads/2-3-notes.docx
+++ b/lessons/2-3/downloads/2-3-notes.docx
@@ -97,6 +97,69 @@
       </w:pPr>
       <w:r>
         <w:rPr>
+          <w:i/>
+          <w:iCs/>
+          <w:color w:val="5F6F80"/>
+          <w:sz w:val="19"/>
+          <w:szCs w:val="19"/>
+        </w:rPr>
+        <w:t xml:space="preserve">Picture first, then the word, then a plain-language meaning.</w:t>
+      </w:r>
+    </w:p>
+    <w:p>
+      <w:pPr>
+        <w:keepNext/>
+        <w:spacing w:after="20" w:before="120"/>
+        <w:jc w:val="center"/>
+      </w:pPr>
+      <w:r>
+        <w:drawing>
+          <wp:inline distT="0" distB="0" distL="0" distR="0">
+            <wp:extent cx="1238250" cy="933450"/>
+            <wp:effectExtent t="0" r="0" b="0" l="0"/>
+            <wp:docPr id="1" name="" descr="" title=""/>
+            <wp:cNvGraphicFramePr>
+              <a:graphicFrameLocks xmlns:a="http://schemas.openxmlformats.org/drawingml/2006/main" noChangeAspect="1"/>
+            </wp:cNvGraphicFramePr>
+            <a:graphic xmlns:a="http://schemas.openxmlformats.org/drawingml/2006/main">
+              <a:graphicData uri="http://schemas.openxmlformats.org/drawingml/2006/picture">
+                <pic:pic xmlns:pic="http://schemas.openxmlformats.org/drawingml/2006/picture">
+                  <pic:nvPicPr>
+                    <pic:cNvPr id="0" name="" descr=""/>
+                    <pic:cNvPicPr>
+                      <a:picLocks noChangeAspect="1" noChangeArrowheads="1"/>
+                    </pic:cNvPicPr>
+                  </pic:nvPicPr>
+                  <pic:blipFill>
+                    <a:blip r:embed="rId9" cstate="none"/>
+                    <a:srcRect/>
+                    <a:stretch>
+                      <a:fillRect/>
+                    </a:stretch>
+                  </pic:blipFill>
+                  <pic:spPr bwMode="auto">
+                    <a:xfrm>
+                      <a:off x="0" y="0"/>
+                      <a:ext cx="1238250" cy="933450"/>
+                    </a:xfrm>
+                    <a:prstGeom prst="rect">
+                      <a:avLst/>
+                    </a:prstGeom>
+                  </pic:spPr>
+                </pic:pic>
+              </a:graphicData>
+            </a:graphic>
+          </wp:inline>
+        </w:drawing>
+      </w:r>
+    </w:p>
+    <w:p>
+      <w:pPr>
+        <w:keepNext/>
+        <w:spacing w:after="20"/>
+      </w:pPr>
+      <w:r>
+        <w:rPr>
           <w:b/>
           <w:bCs/>
           <w:color w:val="12355B"/>
@@ -118,7 +181,7 @@
     </w:p>
     <w:p>
       <w:pPr>
-        <w:spacing w:after="60"/>
+        <w:spacing w:after="160"/>
       </w:pPr>
       <w:r>
         <w:rPr>
@@ -130,22 +193,55 @@
     </w:p>
     <w:p>
       <w:pPr>
-        <w:spacing w:after="60"/>
-      </w:pPr>
-      <w:r>
-        <w:rPr>
-          <w:i/>
-          <w:iCs/>
-          <w:color w:val="5F6F80"/>
-          <w:sz w:val="19"/>
-          <w:szCs w:val="19"/>
-        </w:rPr>
-        <w:t xml:space="preserve">In 3/4 ÷ 1/2, the dividend is 3/4 — the total amount being split</w:t>
-      </w:r>
-    </w:p>
-    <w:p>
-      <w:pPr>
-        <w:spacing w:after="60"/>
+        <w:keepNext/>
+        <w:spacing w:after="20" w:before="120"/>
+        <w:jc w:val="center"/>
+      </w:pPr>
+      <w:r>
+        <w:drawing>
+          <wp:inline distT="0" distB="0" distL="0" distR="0">
+            <wp:extent cx="1238250" cy="933450"/>
+            <wp:effectExtent t="0" r="0" b="0" l="0"/>
+            <wp:docPr id="1" name="" descr="" title=""/>
+            <wp:cNvGraphicFramePr>
+              <a:graphicFrameLocks xmlns:a="http://schemas.openxmlformats.org/drawingml/2006/main" noChangeAspect="1"/>
+            </wp:cNvGraphicFramePr>
+            <a:graphic xmlns:a="http://schemas.openxmlformats.org/drawingml/2006/main">
+              <a:graphicData uri="http://schemas.openxmlformats.org/drawingml/2006/picture">
+                <pic:pic xmlns:pic="http://schemas.openxmlformats.org/drawingml/2006/picture">
+                  <pic:nvPicPr>
+                    <pic:cNvPr id="0" name="" descr=""/>
+                    <pic:cNvPicPr>
+                      <a:picLocks noChangeAspect="1" noChangeArrowheads="1"/>
+                    </pic:cNvPicPr>
+                  </pic:nvPicPr>
+                  <pic:blipFill>
+                    <a:blip r:embed="rId9" cstate="none"/>
+                    <a:srcRect/>
+                    <a:stretch>
+                      <a:fillRect/>
+                    </a:stretch>
+                  </pic:blipFill>
+                  <pic:spPr bwMode="auto">
+                    <a:xfrm>
+                      <a:off x="0" y="0"/>
+                      <a:ext cx="1238250" cy="933450"/>
+                    </a:xfrm>
+                    <a:prstGeom prst="rect">
+                      <a:avLst/>
+                    </a:prstGeom>
+                  </pic:spPr>
+                </pic:pic>
+              </a:graphicData>
+            </a:graphic>
+          </wp:inline>
+        </w:drawing>
+      </w:r>
+    </w:p>
+    <w:p>
+      <w:pPr>
+        <w:keepNext/>
+        <w:spacing w:after="20"/>
       </w:pPr>
       <w:r>
         <w:rPr>
@@ -170,7 +266,7 @@
     </w:p>
     <w:p>
       <w:pPr>
-        <w:spacing w:after="60"/>
+        <w:spacing w:after="160"/>
       </w:pPr>
       <w:r>
         <w:rPr>
@@ -182,22 +278,55 @@
     </w:p>
     <w:p>
       <w:pPr>
-        <w:spacing w:after="60"/>
-      </w:pPr>
-      <w:r>
-        <w:rPr>
-          <w:i/>
-          <w:iCs/>
-          <w:color w:val="5F6F80"/>
-          <w:sz w:val="19"/>
-          <w:szCs w:val="19"/>
-        </w:rPr>
-        <w:t xml:space="preserve">In 3/4 ÷ 1/2, the divisor is 1/2 — the size of each group</w:t>
-      </w:r>
-    </w:p>
-    <w:p>
-      <w:pPr>
-        <w:spacing w:after="60"/>
+        <w:keepNext/>
+        <w:spacing w:after="20" w:before="120"/>
+        <w:jc w:val="center"/>
+      </w:pPr>
+      <w:r>
+        <w:drawing>
+          <wp:inline distT="0" distB="0" distL="0" distR="0">
+            <wp:extent cx="1238250" cy="933450"/>
+            <wp:effectExtent t="0" r="0" b="0" l="0"/>
+            <wp:docPr id="1" name="" descr="" title=""/>
+            <wp:cNvGraphicFramePr>
+              <a:graphicFrameLocks xmlns:a="http://schemas.openxmlformats.org/drawingml/2006/main" noChangeAspect="1"/>
+            </wp:cNvGraphicFramePr>
+            <a:graphic xmlns:a="http://schemas.openxmlformats.org/drawingml/2006/main">
+              <a:graphicData uri="http://schemas.openxmlformats.org/drawingml/2006/picture">
+                <pic:pic xmlns:pic="http://schemas.openxmlformats.org/drawingml/2006/picture">
+                  <pic:nvPicPr>
+                    <pic:cNvPr id="0" name="" descr=""/>
+                    <pic:cNvPicPr>
+                      <a:picLocks noChangeAspect="1" noChangeArrowheads="1"/>
+                    </pic:cNvPicPr>
+                  </pic:nvPicPr>
+                  <pic:blipFill>
+                    <a:blip r:embed="rId10" cstate="none"/>
+                    <a:srcRect/>
+                    <a:stretch>
+                      <a:fillRect/>
+                    </a:stretch>
+                  </pic:blipFill>
+                  <pic:spPr bwMode="auto">
+                    <a:xfrm>
+                      <a:off x="0" y="0"/>
+                      <a:ext cx="1238250" cy="933450"/>
+                    </a:xfrm>
+                    <a:prstGeom prst="rect">
+                      <a:avLst/>
+                    </a:prstGeom>
+                  </pic:spPr>
+                </pic:pic>
+              </a:graphicData>
+            </a:graphic>
+          </wp:inline>
+        </w:drawing>
+      </w:r>
+    </w:p>
+    <w:p>
+      <w:pPr>
+        <w:keepNext/>
+        <w:spacing w:after="20"/>
       </w:pPr>
       <w:r>
         <w:rPr>
@@ -222,7 +351,7 @@
     </w:p>
     <w:p>
       <w:pPr>
-        <w:spacing w:after="60"/>
+        <w:spacing w:after="160"/>
       </w:pPr>
       <w:r>
         <w:rPr>
@@ -234,22 +363,55 @@
     </w:p>
     <w:p>
       <w:pPr>
-        <w:spacing w:after="60"/>
-      </w:pPr>
-      <w:r>
-        <w:rPr>
-          <w:i/>
-          <w:iCs/>
-          <w:color w:val="5F6F80"/>
-          <w:sz w:val="19"/>
-          <w:szCs w:val="19"/>
-        </w:rPr>
-        <w:t xml:space="preserve">The reciprocal of 2/3 is 3/2. To divide by 2/3, multiply by 3/2.</w:t>
-      </w:r>
-    </w:p>
-    <w:p>
-      <w:pPr>
-        <w:spacing w:after="60"/>
+        <w:keepNext/>
+        <w:spacing w:after="20" w:before="120"/>
+        <w:jc w:val="center"/>
+      </w:pPr>
+      <w:r>
+        <w:drawing>
+          <wp:inline distT="0" distB="0" distL="0" distR="0">
+            <wp:extent cx="1238250" cy="933450"/>
+            <wp:effectExtent t="0" r="0" b="0" l="0"/>
+            <wp:docPr id="1" name="" descr="" title=""/>
+            <wp:cNvGraphicFramePr>
+              <a:graphicFrameLocks xmlns:a="http://schemas.openxmlformats.org/drawingml/2006/main" noChangeAspect="1"/>
+            </wp:cNvGraphicFramePr>
+            <a:graphic xmlns:a="http://schemas.openxmlformats.org/drawingml/2006/main">
+              <a:graphicData uri="http://schemas.openxmlformats.org/drawingml/2006/picture">
+                <pic:pic xmlns:pic="http://schemas.openxmlformats.org/drawingml/2006/picture">
+                  <pic:nvPicPr>
+                    <pic:cNvPr id="0" name="" descr=""/>
+                    <pic:cNvPicPr>
+                      <a:picLocks noChangeAspect="1" noChangeArrowheads="1"/>
+                    </pic:cNvPicPr>
+                  </pic:nvPicPr>
+                  <pic:blipFill>
+                    <a:blip r:embed="rId9" cstate="none"/>
+                    <a:srcRect/>
+                    <a:stretch>
+                      <a:fillRect/>
+                    </a:stretch>
+                  </pic:blipFill>
+                  <pic:spPr bwMode="auto">
+                    <a:xfrm>
+                      <a:off x="0" y="0"/>
+                      <a:ext cx="1238250" cy="933450"/>
+                    </a:xfrm>
+                    <a:prstGeom prst="rect">
+                      <a:avLst/>
+                    </a:prstGeom>
+                  </pic:spPr>
+                </pic:pic>
+              </a:graphicData>
+            </a:graphic>
+          </wp:inline>
+        </w:drawing>
+      </w:r>
+    </w:p>
+    <w:p>
+      <w:pPr>
+        <w:keepNext/>
+        <w:spacing w:after="20"/>
       </w:pPr>
       <w:r>
         <w:rPr>
@@ -274,7 +436,7 @@
     </w:p>
     <w:p>
       <w:pPr>
-        <w:spacing w:after="60"/>
+        <w:spacing w:after="160"/>
       </w:pPr>
       <w:r>
         <w:rPr>
@@ -286,22 +448,55 @@
     </w:p>
     <w:p>
       <w:pPr>
-        <w:spacing w:after="60"/>
-      </w:pPr>
-      <w:r>
-        <w:rPr>
-          <w:i/>
-          <w:iCs/>
-          <w:color w:val="5F6F80"/>
-          <w:sz w:val="19"/>
-          <w:szCs w:val="19"/>
-        </w:rPr>
-        <w:t xml:space="preserve">In 3/4 ÷ 1/4 = 3, the quotient is 3 — three 1/4-size pieces fit into 3/4</w:t>
-      </w:r>
-    </w:p>
-    <w:p>
-      <w:pPr>
-        <w:spacing w:after="60"/>
+        <w:keepNext/>
+        <w:spacing w:after="20" w:before="120"/>
+        <w:jc w:val="center"/>
+      </w:pPr>
+      <w:r>
+        <w:drawing>
+          <wp:inline distT="0" distB="0" distL="0" distR="0">
+            <wp:extent cx="1238250" cy="933450"/>
+            <wp:effectExtent t="0" r="0" b="0" l="0"/>
+            <wp:docPr id="1" name="" descr="" title=""/>
+            <wp:cNvGraphicFramePr>
+              <a:graphicFrameLocks xmlns:a="http://schemas.openxmlformats.org/drawingml/2006/main" noChangeAspect="1"/>
+            </wp:cNvGraphicFramePr>
+            <a:graphic xmlns:a="http://schemas.openxmlformats.org/drawingml/2006/main">
+              <a:graphicData uri="http://schemas.openxmlformats.org/drawingml/2006/picture">
+                <pic:pic xmlns:pic="http://schemas.openxmlformats.org/drawingml/2006/picture">
+                  <pic:nvPicPr>
+                    <pic:cNvPr id="0" name="" descr=""/>
+                    <pic:cNvPicPr>
+                      <a:picLocks noChangeAspect="1" noChangeArrowheads="1"/>
+                    </pic:cNvPicPr>
+                  </pic:nvPicPr>
+                  <pic:blipFill>
+                    <a:blip r:embed="rId11" cstate="none"/>
+                    <a:srcRect/>
+                    <a:stretch>
+                      <a:fillRect/>
+                    </a:stretch>
+                  </pic:blipFill>
+                  <pic:spPr bwMode="auto">
+                    <a:xfrm>
+                      <a:off x="0" y="0"/>
+                      <a:ext cx="1238250" cy="933450"/>
+                    </a:xfrm>
+                    <a:prstGeom prst="rect">
+                      <a:avLst/>
+                    </a:prstGeom>
+                  </pic:spPr>
+                </pic:pic>
+              </a:graphicData>
+            </a:graphic>
+          </wp:inline>
+        </w:drawing>
+      </w:r>
+    </w:p>
+    <w:p>
+      <w:pPr>
+        <w:keepNext/>
+        <w:spacing w:after="20"/>
       </w:pPr>
       <w:r>
         <w:rPr>
@@ -326,7 +521,7 @@
     </w:p>
     <w:p>
       <w:pPr>
-        <w:spacing w:after="60"/>
+        <w:spacing w:after="160"/>
       </w:pPr>
       <w:r>
         <w:rPr>
@@ -334,21 +529,6 @@
           <w:szCs w:val="21"/>
         </w:rPr>
         <w:t xml:space="preserve">To make a fraction smaller using the same parts, like 2/4 = 1/2.</w:t>
-      </w:r>
-    </w:p>
-    <w:p>
-      <w:pPr>
-        <w:spacing w:after="60"/>
-      </w:pPr>
-      <w:r>
-        <w:rPr>
-          <w:i/>
-          <w:iCs/>
-          <w:color w:val="5F6F80"/>
-          <w:sz w:val="19"/>
-          <w:szCs w:val="19"/>
-        </w:rPr>
-        <w:t xml:space="preserve">8/12 → GCF is 4 → 8÷4 / 12÷4 = 2/3</w:t>
       </w:r>
     </w:p>
     <w:p>

--- a/lessons/2-3/downloads/2-3-notes.docx
+++ b/lessons/2-3/downloads/2-3-notes.docx
@@ -1223,7 +1223,7 @@
           <w:sz w:val="24"/>
           <w:szCs w:val="24"/>
         </w:rPr>
-        <w:t xml:space="preserve">Try the Model</w:t>
+        <w:t xml:space="preserve">Solved Example</w:t>
       </w:r>
       <w:r>
         <w:rPr>
@@ -1233,90 +1233,152 @@
           <w:sz w:val="19"/>
           <w:szCs w:val="19"/>
         </w:rPr>
-        <w:t xml:space="preserve">   step through it together</w:t>
-      </w:r>
-    </w:p>
-    <w:p>
-      <w:pPr>
-        <w:spacing w:after="80"/>
-      </w:pPr>
-      <w:r>
-        <w:rPr>
-          <w:sz w:val="21"/>
-          <w:szCs w:val="21"/>
-        </w:rPr>
-        <w:t xml:space="preserve">Use the bar model to see how many 1/8-pound portions fit into 3/4 pound.</w:t>
-      </w:r>
-    </w:p>
-    <w:p>
-      <w:pPr>
+        <w:t xml:space="preserve">   I Do — watch each step</w:t>
+      </w:r>
+    </w:p>
+    <w:p>
+      <w:pPr>
+        <w:keepNext/>
         <w:spacing w:after="40"/>
       </w:pPr>
       <w:r>
-        <w:t xml:space="preserve"/>
-      </w:r>
-    </w:p>
-    <w:tbl>
-      <w:tblPr>
-        <w:tblW w:type="pct" w:w="100%"/>
-        <w:tblBorders>
-          <w:top w:val="single" w:color="C7D2DD" w:sz="6"/>
-          <w:left w:val="single" w:color="C7D2DD" w:sz="6"/>
-          <w:bottom w:val="single" w:color="C7D2DD" w:sz="6"/>
-          <w:right w:val="single" w:color="C7D2DD" w:sz="6"/>
-          <w:insideH w:val="single" w:color="auto" w:sz="4"/>
-          <w:insideV w:val="single" w:color="auto" w:sz="4"/>
-        </w:tblBorders>
-      </w:tblPr>
-      <w:tblGrid>
-        <w:gridCol w:w="100"/>
-      </w:tblGrid>
-      <w:tr>
-        <w:tc>
-          <w:tcPr>
-            <w:shd w:fill="E6F4F3" w:color="auto" w:val="clear"/>
-            <w:tcMar>
-              <w:top w:type="dxa" w:w="60"/>
-              <w:left w:type="dxa" w:w="120"/>
-              <w:bottom w:type="dxa" w:w="60"/>
-              <w:right w:type="dxa" w:w="120"/>
-            </w:tcMar>
-          </w:tcPr>
-          <w:p>
-            <w:pPr>
-              <w:spacing w:after="0" w:line="320"/>
-            </w:pPr>
-            <w:r>
-              <w:t xml:space="preserve"/>
-            </w:r>
-          </w:p>
-          <w:p>
-            <w:pPr>
-              <w:spacing w:after="0" w:line="320"/>
-            </w:pPr>
-            <w:r>
-              <w:t xml:space="preserve"/>
-            </w:r>
-          </w:p>
-          <w:p>
-            <w:pPr>
-              <w:spacing w:after="0" w:line="320"/>
-            </w:pPr>
-            <w:r>
-              <w:t xml:space="preserve"/>
-            </w:r>
-          </w:p>
-          <w:p>
-            <w:pPr>
-              <w:spacing w:after="0" w:line="320"/>
-            </w:pPr>
-            <w:r>
-              <w:t xml:space="preserve"/>
-            </w:r>
-          </w:p>
-        </w:tc>
-      </w:tr>
-    </w:tbl>
+        <w:rPr>
+          <w:b/>
+          <w:bCs/>
+          <w:color w:val="12355B"/>
+          <w:sz w:val="21"/>
+          <w:szCs w:val="21"/>
+        </w:rPr>
+        <w:t xml:space="preserve">Problem:  </w:t>
+      </w:r>
+      <w:r>
+        <w:rPr>
+          <w:sz w:val="21"/>
+          <w:szCs w:val="21"/>
+        </w:rPr>
+        <w:t xml:space="preserve">What is the reciprocal of 3/5?</w:t>
+      </w:r>
+    </w:p>
+    <w:p>
+      <w:pPr>
+        <w:spacing w:after="30"/>
+        <w:ind w:left="420"/>
+      </w:pPr>
+      <w:r>
+        <w:rPr>
+          <w:sz w:val="20"/>
+          <w:szCs w:val="20"/>
+        </w:rPr>
+        <w:t xml:space="preserve">A)  5/3</w:t>
+      </w:r>
+    </w:p>
+    <w:p>
+      <w:pPr>
+        <w:spacing w:after="30"/>
+        <w:ind w:left="420"/>
+      </w:pPr>
+      <w:r>
+        <w:rPr>
+          <w:sz w:val="20"/>
+          <w:szCs w:val="20"/>
+        </w:rPr>
+        <w:t xml:space="preserve">B)  3/5</w:t>
+      </w:r>
+    </w:p>
+    <w:p>
+      <w:pPr>
+        <w:spacing w:after="30"/>
+        <w:ind w:left="420"/>
+      </w:pPr>
+      <w:r>
+        <w:rPr>
+          <w:sz w:val="20"/>
+          <w:szCs w:val="20"/>
+        </w:rPr>
+        <w:t xml:space="preserve">C)  5/5</w:t>
+      </w:r>
+    </w:p>
+    <w:p>
+      <w:pPr>
+        <w:spacing w:after="30"/>
+        <w:ind w:left="420"/>
+      </w:pPr>
+      <w:r>
+        <w:rPr>
+          <w:sz w:val="20"/>
+          <w:szCs w:val="20"/>
+        </w:rPr>
+        <w:t xml:space="preserve">D)  1/3</w:t>
+      </w:r>
+    </w:p>
+    <w:p>
+      <w:pPr>
+        <w:spacing w:after="20" w:before="50"/>
+      </w:pPr>
+      <w:r>
+        <w:rPr>
+          <w:b/>
+          <w:bCs/>
+          <w:color w:val="1FA6A2"/>
+          <w:sz w:val="21"/>
+          <w:szCs w:val="21"/>
+        </w:rPr>
+        <w:t xml:space="preserve">Step 1:  </w:t>
+      </w:r>
+      <w:r>
+        <w:rPr>
+          <w:sz w:val="21"/>
+          <w:szCs w:val="21"/>
+        </w:rPr>
+        <w:t xml:space="preserve">To find the reciprocal, flip the fraction.</w:t>
+      </w:r>
+    </w:p>
+    <w:p>
+      <w:pPr>
+        <w:spacing w:after="20" w:before="50"/>
+      </w:pPr>
+      <w:r>
+        <w:rPr>
+          <w:b/>
+          <w:bCs/>
+          <w:color w:val="1FA6A2"/>
+          <w:sz w:val="21"/>
+          <w:szCs w:val="21"/>
+        </w:rPr>
+        <w:t xml:space="preserve">Step 2:  </w:t>
+      </w:r>
+      <w:r>
+        <w:rPr>
+          <w:sz w:val="21"/>
+          <w:szCs w:val="21"/>
+        </w:rPr>
+        <w:t xml:space="preserve">The reciprocal of 3/5 is 5/3.</w:t>
+      </w:r>
+    </w:p>
+    <w:p>
+      <w:pPr>
+        <w:spacing w:after="40" w:before="60"/>
+      </w:pPr>
+      <w:r>
+        <w:rPr>
+          <w:b/>
+          <w:bCs/>
+          <w:color w:val="12355B"/>
+          <w:sz w:val="21"/>
+          <w:szCs w:val="21"/>
+        </w:rPr>
+        <w:t xml:space="preserve">Answer:  </w:t>
+      </w:r>
+      <w:r>
+        <w:rPr>
+          <w:b/>
+          <w:bCs/>
+          <w:sz w:val="21"/>
+          <w:szCs w:val="21"/>
+        </w:rPr>
+        <w:t xml:space="preserve">A. 5/3</w:t>
+      </w:r>
+    </w:p>
     <w:p>
       <w:pPr>
         <w:pStyle w:val="Heading1"/>
@@ -1361,6 +1423,170 @@
           <w:szCs w:val="19"/>
         </w:rPr>
         <w:t xml:space="preserve">   We Do — work with your class</w:t>
+      </w:r>
+    </w:p>
+    <w:p>
+      <w:pPr>
+        <w:keepNext/>
+        <w:spacing w:after="40" w:before="40"/>
+      </w:pPr>
+      <w:r>
+        <w:rPr>
+          <w:b/>
+          <w:bCs/>
+          <w:color w:val="12355B"/>
+          <w:sz w:val="21"/>
+          <w:szCs w:val="21"/>
+        </w:rPr>
+        <w:t xml:space="preserve">Problem:  </w:t>
+      </w:r>
+      <w:r>
+        <w:rPr>
+          <w:sz w:val="21"/>
+          <w:szCs w:val="21"/>
+        </w:rPr>
+        <w:t xml:space="preserve">What is 1/2 ÷ 1/4?</w:t>
+      </w:r>
+    </w:p>
+    <w:p>
+      <w:pPr>
+        <w:spacing w:after="30"/>
+        <w:ind w:left="420"/>
+      </w:pPr>
+      <w:r>
+        <w:rPr>
+          <w:sz w:val="20"/>
+          <w:szCs w:val="20"/>
+        </w:rPr>
+        <w:t xml:space="preserve">A)  2</w:t>
+      </w:r>
+    </w:p>
+    <w:p>
+      <w:pPr>
+        <w:spacing w:after="30"/>
+        <w:ind w:left="420"/>
+      </w:pPr>
+      <w:r>
+        <w:rPr>
+          <w:sz w:val="20"/>
+          <w:szCs w:val="20"/>
+        </w:rPr>
+        <w:t xml:space="preserve">B)  1/8</w:t>
+      </w:r>
+    </w:p>
+    <w:p>
+      <w:pPr>
+        <w:spacing w:after="30"/>
+        <w:ind w:left="420"/>
+      </w:pPr>
+      <w:r>
+        <w:rPr>
+          <w:sz w:val="20"/>
+          <w:szCs w:val="20"/>
+        </w:rPr>
+        <w:t xml:space="preserve">C)  4</w:t>
+      </w:r>
+    </w:p>
+    <w:p>
+      <w:pPr>
+        <w:spacing w:after="30"/>
+        <w:ind w:left="420"/>
+      </w:pPr>
+      <w:r>
+        <w:rPr>
+          <w:sz w:val="20"/>
+          <w:szCs w:val="20"/>
+        </w:rPr>
+        <w:t xml:space="preserve">D)  1/2</w:t>
+      </w:r>
+    </w:p>
+    <w:p>
+      <w:pPr>
+        <w:keepNext/>
+        <w:spacing w:after="0" w:before="50"/>
+      </w:pPr>
+      <w:r>
+        <w:rPr>
+          <w:b/>
+          <w:bCs/>
+          <w:color w:val="6B4FA0"/>
+          <w:sz w:val="21"/>
+          <w:szCs w:val="21"/>
+        </w:rPr>
+        <w:t xml:space="preserve">Step 1:</w:t>
+      </w:r>
+    </w:p>
+    <w:p>
+      <w:pPr>
+        <w:pBdr>
+          <w:bottom w:val="single" w:color="AFBECC" w:sz="6"/>
+        </w:pBdr>
+        <w:spacing w:after="30" w:before="150"/>
+      </w:pPr>
+      <w:r>
+        <w:t xml:space="preserve"/>
+      </w:r>
+    </w:p>
+    <w:p>
+      <w:pPr>
+        <w:keepNext/>
+        <w:spacing w:after="0" w:before="50"/>
+      </w:pPr>
+      <w:r>
+        <w:rPr>
+          <w:b/>
+          <w:bCs/>
+          <w:color w:val="6B4FA0"/>
+          <w:sz w:val="21"/>
+          <w:szCs w:val="21"/>
+        </w:rPr>
+        <w:t xml:space="preserve">Step 2:</w:t>
+      </w:r>
+    </w:p>
+    <w:p>
+      <w:pPr>
+        <w:pBdr>
+          <w:bottom w:val="single" w:color="AFBECC" w:sz="6"/>
+        </w:pBdr>
+        <w:spacing w:after="30" w:before="150"/>
+      </w:pPr>
+      <w:r>
+        <w:t xml:space="preserve"/>
+      </w:r>
+    </w:p>
+    <w:p>
+      <w:pPr>
+        <w:keepNext/>
+        <w:spacing w:after="0" w:before="60"/>
+      </w:pPr>
+      <w:r>
+        <w:rPr>
+          <w:b/>
+          <w:bCs/>
+          <w:color w:val="12355B"/>
+          <w:sz w:val="21"/>
+          <w:szCs w:val="21"/>
+        </w:rPr>
+        <w:t xml:space="preserve">Answer:</w:t>
+      </w:r>
+    </w:p>
+    <w:p>
+      <w:pPr>
+        <w:pBdr>
+          <w:bottom w:val="single" w:color="AFBECC" w:sz="6"/>
+        </w:pBdr>
+        <w:spacing w:after="30" w:before="150"/>
+      </w:pPr>
+      <w:r>
+        <w:t xml:space="preserve"/>
+      </w:r>
+    </w:p>
+    <w:p>
+      <w:pPr>
+        <w:spacing w:after="80"/>
+      </w:pPr>
+      <w:r>
+        <w:t xml:space="preserve"/>
       </w:r>
     </w:p>
     <w:tbl>
@@ -1880,7 +2106,7 @@
           <w:sz w:val="21"/>
           <w:szCs w:val="21"/>
         </w:rPr>
-        <w:t xml:space="preserve">What is the reciprocal of 3/5?</w:t>
+        <w:t xml:space="preserve">What is 3/4 ÷ 1/8?</w:t>
       </w:r>
     </w:p>
     <w:p>
@@ -1893,7 +2119,7 @@
           <w:sz w:val="20"/>
           <w:szCs w:val="20"/>
         </w:rPr>
-        <w:t xml:space="preserve">A)  5/3</w:t>
+        <w:t xml:space="preserve">A)  6</w:t>
       </w:r>
     </w:p>
     <w:p>
@@ -1906,7 +2132,7 @@
           <w:sz w:val="20"/>
           <w:szCs w:val="20"/>
         </w:rPr>
-        <w:t xml:space="preserve">B)  3/5</w:t>
+        <w:t xml:space="preserve">B)  3/32</w:t>
       </w:r>
     </w:p>
     <w:p>
@@ -1919,7 +2145,7 @@
           <w:sz w:val="20"/>
           <w:szCs w:val="20"/>
         </w:rPr>
-        <w:t xml:space="preserve">C)  5/5</w:t>
+        <w:t xml:space="preserve">C)  8/3</w:t>
       </w:r>
     </w:p>
     <w:p>
@@ -1932,7 +2158,7 @@
           <w:sz w:val="20"/>
           <w:szCs w:val="20"/>
         </w:rPr>
-        <w:t xml:space="preserve">D)  1/3</w:t>
+        <w:t xml:space="preserve">D)  24</w:t>
       </w:r>
     </w:p>
     <w:p>
@@ -2010,7 +2236,7 @@
           <w:sz w:val="21"/>
           <w:szCs w:val="21"/>
         </w:rPr>
-        <w:t xml:space="preserve">What is 1/2 ÷ 1/4?</w:t>
+        <w:t xml:space="preserve">What is 2/3 ÷ 1/3?</w:t>
       </w:r>
     </w:p>
     <w:p>
@@ -2036,7 +2262,7 @@
           <w:sz w:val="20"/>
           <w:szCs w:val="20"/>
         </w:rPr>
-        <w:t xml:space="preserve">B)  1/8</w:t>
+        <w:t xml:space="preserve">B)  2/9</w:t>
       </w:r>
     </w:p>
     <w:p>
@@ -2049,7 +2275,7 @@
           <w:sz w:val="20"/>
           <w:szCs w:val="20"/>
         </w:rPr>
-        <w:t xml:space="preserve">C)  4</w:t>
+        <w:t xml:space="preserve">C)  1/2</w:t>
       </w:r>
     </w:p>
     <w:p>
@@ -2062,7 +2288,7 @@
           <w:sz w:val="20"/>
           <w:szCs w:val="20"/>
         </w:rPr>
-        <w:t xml:space="preserve">D)  1/2</w:t>
+        <w:t xml:space="preserve">D)  6</w:t>
       </w:r>
     </w:p>
     <w:p>
@@ -2140,7 +2366,7 @@
           <w:sz w:val="21"/>
           <w:szCs w:val="21"/>
         </w:rPr>
-        <w:t xml:space="preserve">What is 3/4 ÷ 1/8?</w:t>
+        <w:t xml:space="preserve">A recipe needs 2/3 cup of sugar. You only have a 1/6-cup scoop. How many scoops do you need?</w:t>
       </w:r>
     </w:p>
     <w:p>
@@ -2153,7 +2379,7 @@
           <w:sz w:val="20"/>
           <w:szCs w:val="20"/>
         </w:rPr>
-        <w:t xml:space="preserve">A)  6</w:t>
+        <w:t xml:space="preserve">A)  4 scoops</w:t>
       </w:r>
     </w:p>
     <w:p>
@@ -2166,7 +2392,7 @@
           <w:sz w:val="20"/>
           <w:szCs w:val="20"/>
         </w:rPr>
-        <w:t xml:space="preserve">B)  3/32</w:t>
+        <w:t xml:space="preserve">B)  3 scoops</w:t>
       </w:r>
     </w:p>
     <w:p>
@@ -2179,7 +2405,7 @@
           <w:sz w:val="20"/>
           <w:szCs w:val="20"/>
         </w:rPr>
-        <w:t xml:space="preserve">C)  8/3</w:t>
+        <w:t xml:space="preserve">C)  6 scoops</w:t>
       </w:r>
     </w:p>
     <w:p>
@@ -2192,7 +2418,7 @@
           <w:sz w:val="20"/>
           <w:szCs w:val="20"/>
         </w:rPr>
-        <w:t xml:space="preserve">D)  24</w:t>
+        <w:t xml:space="preserve">D)  2 scoops</w:t>
       </w:r>
     </w:p>
     <w:p>
@@ -2270,7 +2496,7 @@
           <w:sz w:val="21"/>
           <w:szCs w:val="21"/>
         </w:rPr>
-        <w:t xml:space="preserve">What is 2/3 ÷ 1/3?</w:t>
+        <w:t xml:space="preserve">What is (3/4) ÷ (1/2)?</w:t>
       </w:r>
     </w:p>
     <w:p>
@@ -2283,7 +2509,7 @@
           <w:sz w:val="20"/>
           <w:szCs w:val="20"/>
         </w:rPr>
-        <w:t xml:space="preserve">A)  2</w:t>
+        <w:t xml:space="preserve">A)  3/2</w:t>
       </w:r>
     </w:p>
     <w:p>
@@ -2296,7 +2522,7 @@
           <w:sz w:val="20"/>
           <w:szCs w:val="20"/>
         </w:rPr>
-        <w:t xml:space="preserve">B)  2/9</w:t>
+        <w:t xml:space="preserve">B)  3/8</w:t>
       </w:r>
     </w:p>
     <w:p>
@@ -2322,7 +2548,7 @@
           <w:sz w:val="20"/>
           <w:szCs w:val="20"/>
         </w:rPr>
-        <w:t xml:space="preserve">D)  6</w:t>
+        <w:t xml:space="preserve">D)  2/3</w:t>
       </w:r>
     </w:p>
     <w:p>
@@ -3035,6 +3261,64 @@
           <w:sz w:val="24"/>
           <w:szCs w:val="24"/>
         </w:rPr>
+        <w:t xml:space="preserve">Worked Notes (I Do / We Do)</w:t>
+      </w:r>
+    </w:p>
+    <w:p>
+      <w:pPr>
+        <w:spacing w:after="80"/>
+      </w:pPr>
+      <w:r>
+        <w:rPr>
+          <w:b/>
+          <w:bCs/>
+          <w:sz w:val="21"/>
+          <w:szCs w:val="21"/>
+        </w:rPr>
+        <w:t xml:space="preserve">I Do:  </w:t>
+      </w:r>
+      <w:r>
+        <w:rPr>
+          <w:sz w:val="21"/>
+          <w:szCs w:val="21"/>
+        </w:rPr>
+        <w:t xml:space="preserve">A. 5/3</w:t>
+      </w:r>
+    </w:p>
+    <w:p>
+      <w:pPr>
+        <w:spacing w:after="80"/>
+      </w:pPr>
+      <w:r>
+        <w:rPr>
+          <w:b/>
+          <w:bCs/>
+          <w:sz w:val="21"/>
+          <w:szCs w:val="21"/>
+        </w:rPr>
+        <w:t xml:space="preserve">We Do:  </w:t>
+      </w:r>
+      <w:r>
+        <w:rPr>
+          <w:sz w:val="21"/>
+          <w:szCs w:val="21"/>
+        </w:rPr>
+        <w:t xml:space="preserve">A. 2</w:t>
+      </w:r>
+    </w:p>
+    <w:p>
+      <w:pPr>
+        <w:pStyle w:val="Heading2"/>
+        <w:spacing w:after="80" w:before="180"/>
+      </w:pPr>
+      <w:r>
+        <w:rPr>
+          <w:b/>
+          <w:bCs/>
+          <w:color w:val="12355B"/>
+          <w:sz w:val="24"/>
+          <w:szCs w:val="24"/>
+        </w:rPr>
         <w:t xml:space="preserve">Independent Practice</w:t>
       </w:r>
     </w:p>
@@ -3056,7 +3340,7 @@
           <w:sz w:val="21"/>
           <w:szCs w:val="21"/>
         </w:rPr>
-        <w:t xml:space="preserve">A)  5/3</w:t>
+        <w:t xml:space="preserve">A)  6</w:t>
       </w:r>
       <w:r>
         <w:rPr>
@@ -3066,7 +3350,7 @@
           <w:sz w:val="19"/>
           <w:szCs w:val="19"/>
         </w:rPr>
-        <w:t xml:space="preserve">  — To find the reciprocal, flip the fraction. The reciprocal of 3/5 is 5/3.</w:t>
+        <w:t xml:space="preserve">  — 3/4 ÷ 1/8 = 3/4 × 8/1 = 24/4 = 6. Six 1/8-size pieces fit into 3/4.</w:t>
       </w:r>
     </w:p>
     <w:p>
@@ -3097,7 +3381,7 @@
           <w:sz w:val="19"/>
           <w:szCs w:val="19"/>
         </w:rPr>
-        <w:t xml:space="preserve">  — 1/2 ÷ 1/4 = 1/2 × 4/1 = 4/2 = 2. Two 1/4-size pieces fit into 1/2.</w:t>
+        <w:t xml:space="preserve">  — 2/3 ÷ 1/3 = 2/3 × 3/1 = 6/3 = 2. Two 1/3-size pieces fit into 2/3.</w:t>
       </w:r>
     </w:p>
     <w:p>
@@ -3118,7 +3402,7 @@
           <w:sz w:val="21"/>
           <w:szCs w:val="21"/>
         </w:rPr>
-        <w:t xml:space="preserve">A)  6</w:t>
+        <w:t xml:space="preserve">A)  4 scoops</w:t>
       </w:r>
       <w:r>
         <w:rPr>
@@ -3128,7 +3412,7 @@
           <w:sz w:val="19"/>
           <w:szCs w:val="19"/>
         </w:rPr>
-        <w:t xml:space="preserve">  — 3/4 ÷ 1/8 = 3/4 × 8/1 = 24/4 = 6. Six 1/8-size pieces fit into 3/4.</w:t>
+        <w:t xml:space="preserve">  — 2/3 ÷ 1/6 = 2/3 × 6/1 = 12/3 = 4 scoops.</w:t>
       </w:r>
     </w:p>
     <w:p>
@@ -3149,7 +3433,7 @@
           <w:sz w:val="21"/>
           <w:szCs w:val="21"/>
         </w:rPr>
-        <w:t xml:space="preserve">A)  2</w:t>
+        <w:t xml:space="preserve">A)  3/2</w:t>
       </w:r>
       <w:r>
         <w:rPr>
@@ -3159,7 +3443,7 @@
           <w:sz w:val="19"/>
           <w:szCs w:val="19"/>
         </w:rPr>
-        <w:t xml:space="preserve">  — 2/3 ÷ 1/3 = 2/3 × 3/1 = 6/3 = 2. Two 1/3-size pieces fit into 2/3.</w:t>
+        <w:t xml:space="preserve">  — (3/4) ÷ (1/2) = (3/4) × (2/1) = 6/4 = 3/2.</w:t>
       </w:r>
     </w:p>
     <w:p>

--- a/lessons/2-3/downloads/2-3-notes.docx
+++ b/lessons/2-3/downloads/2-3-notes.docx
@@ -1023,6 +1023,216 @@
     <w:p>
       <w:pPr>
         <w:pStyle w:val="Heading1"/>
+        <w:pBdr>
+          <w:bottom w:val="single" w:color="1FA6A2" w:sz="14" w:space="6"/>
+        </w:pBdr>
+        <w:spacing w:after="140" w:before="260"/>
+      </w:pPr>
+      <w:r>
+        <w:rPr>
+          <w:b/>
+          <w:bCs/>
+          <w:color w:val="12355B"/>
+          <w:sz w:val="30"/>
+          <w:szCs w:val="30"/>
+        </w:rPr>
+        <w:t xml:space="preserve">Guided Notes</w:t>
+      </w:r>
+    </w:p>
+    <w:p>
+      <w:pPr>
+        <w:spacing w:after="100"/>
+      </w:pPr>
+      <w:r>
+        <w:rPr>
+          <w:i/>
+          <w:iCs/>
+          <w:color w:val="5F6F80"/>
+          <w:sz w:val="19"/>
+          <w:szCs w:val="19"/>
+        </w:rPr>
+        <w:t xml:space="preserve">Fill in each blank as we go. Use the Word Bank to help you.</w:t>
+      </w:r>
+    </w:p>
+    <w:tbl>
+      <w:tblPr>
+        <w:tblW w:type="pct" w:w="100%"/>
+        <w:tblBorders>
+          <w:top w:val="single" w:color="BBD0DE" w:sz="8"/>
+          <w:left w:val="single" w:color="BBD0DE" w:sz="8"/>
+          <w:bottom w:val="single" w:color="BBD0DE" w:sz="8"/>
+          <w:right w:val="single" w:color="BBD0DE" w:sz="8"/>
+          <w:insideH w:val="single" w:color="auto" w:sz="4"/>
+          <w:insideV w:val="single" w:color="auto" w:sz="4"/>
+        </w:tblBorders>
+      </w:tblPr>
+      <w:tblGrid>
+        <w:gridCol w:w="100"/>
+      </w:tblGrid>
+      <w:tr>
+        <w:tc>
+          <w:tcPr>
+            <w:shd w:fill="EEF4F8" w:color="auto" w:val="clear"/>
+            <w:tcMar>
+              <w:top w:type="dxa" w:w="120"/>
+              <w:left w:type="dxa" w:w="180"/>
+              <w:bottom w:type="dxa" w:w="120"/>
+              <w:right w:type="dxa" w:w="180"/>
+            </w:tcMar>
+          </w:tcPr>
+          <w:p>
+            <w:pPr>
+              <w:spacing w:after="40"/>
+            </w:pPr>
+            <w:r>
+              <w:rPr>
+                <w:b/>
+                <w:bCs/>
+                <w:color w:val="1FA6A2"/>
+                <w:sz w:val="18"/>
+                <w:szCs w:val="18"/>
+              </w:rPr>
+              <w:t xml:space="preserve">WORD BANK</w:t>
+            </w:r>
+          </w:p>
+          <w:p>
+            <w:pPr>
+              <w:spacing w:after="80"/>
+            </w:pPr>
+            <w:r>
+              <w:rPr>
+                <w:b/>
+                <w:bCs/>
+                <w:sz w:val="21"/>
+                <w:szCs w:val="21"/>
+              </w:rPr>
+              <w:t xml:space="preserve">Dividend      •      Divisor      •      Reciprocal      •      Quotient      •      Simplify</w:t>
+            </w:r>
+          </w:p>
+        </w:tc>
+      </w:tr>
+    </w:tbl>
+    <w:p>
+      <w:pPr>
+        <w:spacing w:after="80"/>
+      </w:pPr>
+      <w:r>
+        <w:t xml:space="preserve"/>
+      </w:r>
+    </w:p>
+    <w:p>
+      <w:pPr>
+        <w:spacing w:after="120" w:before="80"/>
+      </w:pPr>
+      <w:r>
+        <w:rPr>
+          <w:b/>
+          <w:bCs/>
+          <w:color w:val="12355B"/>
+          <w:sz w:val="22"/>
+          <w:szCs w:val="22"/>
+        </w:rPr>
+        <w:t xml:space="preserve">1.  </w:t>
+      </w:r>
+      <w:r>
+        <w:rPr>
+          <w:sz w:val="22"/>
+          <w:szCs w:val="22"/>
+        </w:rPr>
+        <w:t xml:space="preserve">In 3/4 ÷ 1/2, the fraction 3/4 being divided is the ___.</w:t>
+      </w:r>
+    </w:p>
+    <w:p>
+      <w:pPr>
+        <w:spacing w:after="120" w:before="80"/>
+      </w:pPr>
+      <w:r>
+        <w:rPr>
+          <w:b/>
+          <w:bCs/>
+          <w:color w:val="12355B"/>
+          <w:sz w:val="22"/>
+          <w:szCs w:val="22"/>
+        </w:rPr>
+        <w:t xml:space="preserve">2.  </w:t>
+      </w:r>
+      <w:r>
+        <w:rPr>
+          <w:sz w:val="22"/>
+          <w:szCs w:val="22"/>
+        </w:rPr>
+        <w:t xml:space="preserve">In 3/4 ÷ 1/2, the fraction 1/2 we divide by is the ___.</w:t>
+      </w:r>
+    </w:p>
+    <w:p>
+      <w:pPr>
+        <w:spacing w:after="120" w:before="80"/>
+      </w:pPr>
+      <w:r>
+        <w:rPr>
+          <w:b/>
+          <w:bCs/>
+          <w:color w:val="12355B"/>
+          <w:sz w:val="22"/>
+          <w:szCs w:val="22"/>
+        </w:rPr>
+        <w:t xml:space="preserve">3.  </w:t>
+      </w:r>
+      <w:r>
+        <w:rPr>
+          <w:sz w:val="22"/>
+          <w:szCs w:val="22"/>
+        </w:rPr>
+        <w:t xml:space="preserve">To divide by 1/2, I multiply by its ___, which is 2.</w:t>
+      </w:r>
+    </w:p>
+    <w:p>
+      <w:pPr>
+        <w:spacing w:after="120" w:before="80"/>
+      </w:pPr>
+      <w:r>
+        <w:rPr>
+          <w:b/>
+          <w:bCs/>
+          <w:color w:val="12355B"/>
+          <w:sz w:val="22"/>
+          <w:szCs w:val="22"/>
+        </w:rPr>
+        <w:t xml:space="preserve">4.  </w:t>
+      </w:r>
+      <w:r>
+        <w:rPr>
+          <w:sz w:val="22"/>
+          <w:szCs w:val="22"/>
+        </w:rPr>
+        <w:t xml:space="preserve">The answer to a division problem is the ___.</w:t>
+      </w:r>
+    </w:p>
+    <w:p>
+      <w:pPr>
+        <w:spacing w:after="120" w:before="80"/>
+      </w:pPr>
+      <w:r>
+        <w:rPr>
+          <w:b/>
+          <w:bCs/>
+          <w:color w:val="12355B"/>
+          <w:sz w:val="22"/>
+          <w:szCs w:val="22"/>
+        </w:rPr>
+        <w:t xml:space="preserve">5.  </w:t>
+      </w:r>
+      <w:r>
+        <w:rPr>
+          <w:sz w:val="22"/>
+          <w:szCs w:val="22"/>
+        </w:rPr>
+        <w:t xml:space="preserve">Writing a fraction in its smallest equal form, like 4/8 = 1/2, is to ___ it.</w:t>
+      </w:r>
+    </w:p>
+    <w:p>
+      <w:pPr>
+        <w:pStyle w:val="Heading1"/>
         <w:pageBreakBefore/>
         <w:pBdr>
           <w:bottom w:val="single" w:color="1FA6A2" w:sz="14" w:space="6"/>
@@ -2025,6 +2235,87 @@
     </w:p>
     <w:p>
       <w:pPr>
+        <w:spacing w:after="40" w:before="80"/>
+      </w:pPr>
+      <w:r>
+        <w:rPr>
+          <w:b/>
+          <w:bCs/>
+          <w:color w:val="12355B"/>
+          <w:sz w:val="21"/>
+          <w:szCs w:val="21"/>
+        </w:rPr>
+        <w:t xml:space="preserve">4. </w:t>
+      </w:r>
+      <w:r>
+        <w:rPr>
+          <w:b/>
+          <w:bCs/>
+          <w:color w:val="6B4FA0"/>
+          <w:sz w:val="19"/>
+          <w:szCs w:val="19"/>
+        </w:rPr>
+        <w:t xml:space="preserve">[Practice] </w:t>
+      </w:r>
+      <w:r>
+        <w:rPr>
+          <w:b/>
+          <w:bCs/>
+          <w:sz w:val="21"/>
+          <w:szCs w:val="21"/>
+        </w:rPr>
+        <w:t xml:space="preserve">During practice on Divide Fractions, what strategy did you use when a problem felt tricky?</w:t>
+      </w:r>
+    </w:p>
+    <w:p>
+      <w:pPr>
+        <w:spacing w:after="60"/>
+      </w:pPr>
+      <w:r>
+        <w:rPr>
+          <w:color w:val="1A2733"/>
+          <w:sz w:val="21"/>
+          <w:szCs w:val="21"/>
+        </w:rPr>
+        <w:t xml:space="preserve">Start with:  I flipped the divisor to its reciprocal because ___.</w:t>
+      </w:r>
+      <w:r>
+        <w:rPr>
+          <w:i/>
+          <w:iCs/>
+          <w:color w:val="5F6F80"/>
+          <w:sz w:val="19"/>
+          <w:szCs w:val="19"/>
+        </w:rPr>
+        <w:br/>
+        <w:t xml:space="preserve">Volteé el divisor a su recíproco porque ___.</w:t>
+      </w:r>
+    </w:p>
+    <w:p>
+      <w:pPr>
+        <w:spacing w:after="80"/>
+      </w:pPr>
+      <w:r>
+        <w:rPr>
+          <w:b/>
+          <w:bCs/>
+          <w:color w:val="12355B"/>
+          <w:sz w:val="19"/>
+          <w:szCs w:val="19"/>
+        </w:rPr>
+        <w:t xml:space="preserve">Word bank:  </w:t>
+      </w:r>
+      <w:r>
+        <w:rPr>
+          <w:color w:val="1FA6A2"/>
+          <w:sz w:val="19"/>
+          <w:szCs w:val="19"/>
+        </w:rPr>
+        <w:t xml:space="preserve">Dividend,  Divisor,  Reciprocal,  Quotient</w:t>
+      </w:r>
+    </w:p>
+    <w:p>
+      <w:pPr>
         <w:pStyle w:val="Heading1"/>
         <w:pageBreakBefore/>
         <w:pBdr>
@@ -2621,33 +2912,7 @@
           <w:sz w:val="30"/>
           <w:szCs w:val="30"/>
         </w:rPr>
-        <w:t xml:space="preserve">Write About the Math</w:t>
-      </w:r>
-    </w:p>
-    <w:p>
-      <w:pPr>
-        <w:pStyle w:val="Heading2"/>
-        <w:spacing w:after="80" w:before="180"/>
-      </w:pPr>
-      <w:r>
-        <w:rPr>
-          <w:b/>
-          <w:bCs/>
-          <w:color w:val="12355B"/>
-          <w:sz w:val="24"/>
-          <w:szCs w:val="24"/>
-        </w:rPr>
-        <w:t xml:space="preserve">Build Strong Sentences</w:t>
-      </w:r>
-      <w:r>
-        <w:rPr>
-          <w:i/>
-          <w:iCs/>
-          <w:color w:val="B97A12"/>
-          <w:sz w:val="19"/>
-          <w:szCs w:val="19"/>
-        </w:rPr>
-        <w:t xml:space="preserve">   The Writing Revolution</w:t>
+        <w:t xml:space="preserve">Exit Ticket</w:t>
       </w:r>
     </w:p>
     <w:p>
@@ -2662,435 +2927,86 @@
           <w:sz w:val="19"/>
           <w:szCs w:val="19"/>
         </w:rPr>
-        <w:t xml:space="preserve">I can explain my steps using the words dividend, divisor, reciprocal, quotient, and simplify.</w:t>
-      </w:r>
-    </w:p>
-    <w:p>
-      <w:pPr>
-        <w:pStyle w:val="Heading2"/>
-        <w:spacing w:after="80" w:before="180"/>
-      </w:pPr>
-      <w:r>
-        <w:rPr>
-          <w:b/>
-          <w:bCs/>
-          <w:color w:val="12355B"/>
-          <w:sz w:val="24"/>
-          <w:szCs w:val="24"/>
-        </w:rPr>
-        <w:t xml:space="preserve">1. Kernel Sentence</w:t>
-      </w:r>
-      <w:r>
-        <w:rPr>
-          <w:i/>
-          <w:iCs/>
-          <w:color w:val="1FA6A2"/>
-          <w:sz w:val="19"/>
-          <w:szCs w:val="19"/>
-        </w:rPr>
-        <w:t xml:space="preserve">   subject + verb</w:t>
-      </w:r>
-    </w:p>
-    <w:tbl>
-      <w:tblPr>
-        <w:tblW w:type="pct" w:w="100%"/>
-        <w:tblBorders>
-          <w:top w:val="single" w:color="B97A12" w:sz="8"/>
-          <w:left w:val="single" w:color="B97A12" w:sz="8"/>
-          <w:bottom w:val="single" w:color="B97A12" w:sz="8"/>
-          <w:right w:val="single" w:color="B97A12" w:sz="8"/>
-          <w:insideH w:val="single" w:color="auto" w:sz="4"/>
-          <w:insideV w:val="single" w:color="auto" w:sz="4"/>
-        </w:tblBorders>
-      </w:tblPr>
-      <w:tblGrid>
-        <w:gridCol w:w="100"/>
-      </w:tblGrid>
-      <w:tr>
-        <w:tc>
-          <w:tcPr>
-            <w:shd w:fill="FBF3E2" w:color="auto" w:val="clear"/>
-            <w:tcMar>
-              <w:top w:type="dxa" w:w="120"/>
-              <w:left w:type="dxa" w:w="180"/>
-              <w:bottom w:type="dxa" w:w="120"/>
-              <w:right w:type="dxa" w:w="180"/>
-            </w:tcMar>
-          </w:tcPr>
-          <w:p>
-            <w:pPr>
-              <w:spacing w:after="0"/>
-            </w:pPr>
-            <w:r>
-              <w:rPr>
-                <w:b/>
-                <w:bCs/>
-                <w:color w:val="1FA6A2"/>
-                <w:sz w:val="20"/>
-                <w:szCs w:val="20"/>
-              </w:rPr>
-              <w:t xml:space="preserve">Model:  </w:t>
-            </w:r>
-            <w:r>
-              <w:rPr>
-                <w:sz w:val="20"/>
-                <w:szCs w:val="20"/>
-              </w:rPr>
-              <w:t xml:space="preserve">Simplify is to make a fraction smaller using the same parts, like 2/4 = 1/2.</w:t>
-            </w:r>
-          </w:p>
-        </w:tc>
-      </w:tr>
-    </w:tbl>
+        <w:t xml:space="preserve">Answer on your own. This shows what you learned today.</w:t>
+      </w:r>
+    </w:p>
+    <w:p>
+      <w:pPr>
+        <w:spacing w:after="80" w:before="80"/>
+      </w:pPr>
+      <w:r>
+        <w:rPr>
+          <w:color w:val="B97A12"/>
+          <w:sz w:val="22"/>
+          <w:szCs w:val="22"/>
+        </w:rPr>
+        <w:t xml:space="preserve">★  </w:t>
+      </w:r>
+      <w:r>
+        <w:rPr>
+          <w:b/>
+          <w:bCs/>
+          <w:sz w:val="22"/>
+          <w:szCs w:val="22"/>
+        </w:rPr>
+        <w:t xml:space="preserve">What is 4/5 ÷ 2/5?</w:t>
+      </w:r>
+    </w:p>
+    <w:p>
+      <w:pPr>
+        <w:spacing w:after="60"/>
+        <w:ind w:left="420"/>
+      </w:pPr>
+      <w:r>
+        <w:rPr>
+          <w:sz w:val="21"/>
+          <w:szCs w:val="21"/>
+        </w:rPr>
+        <w:t xml:space="preserve">A)  2</w:t>
+      </w:r>
+    </w:p>
+    <w:p>
+      <w:pPr>
+        <w:spacing w:after="60"/>
+        <w:ind w:left="420"/>
+      </w:pPr>
+      <w:r>
+        <w:rPr>
+          <w:sz w:val="21"/>
+          <w:szCs w:val="21"/>
+        </w:rPr>
+        <w:t xml:space="preserve">B)  8/25</w:t>
+      </w:r>
+    </w:p>
+    <w:p>
+      <w:pPr>
+        <w:spacing w:after="60"/>
+        <w:ind w:left="420"/>
+      </w:pPr>
+      <w:r>
+        <w:rPr>
+          <w:sz w:val="21"/>
+          <w:szCs w:val="21"/>
+        </w:rPr>
+        <w:t xml:space="preserve">C)  2/5</w:t>
+      </w:r>
+    </w:p>
+    <w:p>
+      <w:pPr>
+        <w:spacing w:after="60"/>
+        <w:ind w:left="420"/>
+      </w:pPr>
+      <w:r>
+        <w:rPr>
+          <w:sz w:val="21"/>
+          <w:szCs w:val="21"/>
+        </w:rPr>
+        <w:t xml:space="preserve">D)  10/5</w:t>
+      </w:r>
+    </w:p>
     <w:p>
       <w:pPr>
         <w:spacing w:after="40"/>
-      </w:pPr>
-      <w:r>
-        <w:t xml:space="preserve"/>
-      </w:r>
-    </w:p>
-    <w:p>
-      <w:pPr>
-        <w:spacing w:after="60"/>
-      </w:pPr>
-      <w:r>
-        <w:rPr>
-          <w:color w:val="1A2733"/>
-          <w:sz w:val="21"/>
-          <w:szCs w:val="21"/>
-        </w:rPr>
-        <w:t xml:space="preserve">Write a kernel sentence about simplify. Use a subject and a verb.</w:t>
-      </w:r>
-      <w:r>
-        <w:rPr>
-          <w:i/>
-          <w:iCs/>
-          <w:color w:val="5F6F80"/>
-          <w:sz w:val="19"/>
-          <w:szCs w:val="19"/>
-        </w:rPr>
-        <w:br/>
-        <w:t xml:space="preserve">Escribe una oración base sobre simplificar. Usa un sujeto y un verbo.</w:t>
-      </w:r>
-    </w:p>
-    <w:p>
-      <w:pPr>
-        <w:pBdr>
-          <w:bottom w:val="single" w:color="AFBECC" w:sz="6"/>
-        </w:pBdr>
-        <w:spacing w:after="30" w:before="150"/>
-      </w:pPr>
-      <w:r>
-        <w:t xml:space="preserve"/>
-      </w:r>
-    </w:p>
-    <w:p>
-      <w:pPr>
-        <w:pBdr>
-          <w:bottom w:val="single" w:color="AFBECC" w:sz="6"/>
-        </w:pBdr>
-        <w:spacing w:after="30" w:before="150"/>
-      </w:pPr>
-      <w:r>
-        <w:t xml:space="preserve"/>
-      </w:r>
-    </w:p>
-    <w:p>
-      <w:pPr>
-        <w:pStyle w:val="Heading2"/>
-        <w:spacing w:after="80" w:before="180"/>
-      </w:pPr>
-      <w:r>
-        <w:rPr>
-          <w:b/>
-          <w:bCs/>
-          <w:color w:val="12355B"/>
-          <w:sz w:val="24"/>
-          <w:szCs w:val="24"/>
-        </w:rPr>
-        <w:t xml:space="preserve">2. Sentence Expansion</w:t>
-      </w:r>
-      <w:r>
-        <w:rPr>
-          <w:i/>
-          <w:iCs/>
-          <w:color w:val="1FA6A2"/>
-          <w:sz w:val="19"/>
-          <w:szCs w:val="19"/>
-        </w:rPr>
-        <w:t xml:space="preserve">   because · but · so</w:t>
-      </w:r>
-    </w:p>
-    <w:p>
-      <w:pPr>
-        <w:spacing w:after="80"/>
-      </w:pPr>
-      <w:r>
-        <w:rPr>
-          <w:b/>
-          <w:bCs/>
-          <w:color w:val="1FA6A2"/>
-          <w:sz w:val="20"/>
-          <w:szCs w:val="20"/>
-        </w:rPr>
-        <w:t xml:space="preserve">Kernel:  </w:t>
-      </w:r>
-      <w:r>
-        <w:rPr>
-          <w:sz w:val="20"/>
-          <w:szCs w:val="20"/>
-        </w:rPr>
-        <w:t xml:space="preserve">Simplify matters in math</w:t>
-      </w:r>
-    </w:p>
-    <w:p>
-      <w:pPr>
-        <w:spacing w:after="80"/>
-      </w:pPr>
-      <w:r>
-        <w:rPr>
-          <w:b/>
-          <w:bCs/>
-          <w:color w:val="12355B"/>
-          <w:sz w:val="21"/>
-          <w:szCs w:val="21"/>
-        </w:rPr>
-        <w:t xml:space="preserve">because  </w:t>
-      </w:r>
-      <w:r>
-        <w:rPr>
-          <w:sz w:val="21"/>
-          <w:szCs w:val="21"/>
-        </w:rPr>
-        <w:t xml:space="preserve">Simplify matters in math because ___.</w:t>
-      </w:r>
-      <w:r>
-        <w:rPr>
-          <w:i/>
-          <w:iCs/>
-          <w:color w:val="5F6F80"/>
-          <w:sz w:val="19"/>
-          <w:szCs w:val="19"/>
-        </w:rPr>
-        <w:br/>
-        <w:t xml:space="preserve">Simplificar importa en matemáticas porque ___.</w:t>
-      </w:r>
-    </w:p>
-    <w:p>
-      <w:pPr>
-        <w:pBdr>
-          <w:bottom w:val="single" w:color="AFBECC" w:sz="6"/>
-        </w:pBdr>
-        <w:spacing w:after="30" w:before="150"/>
-      </w:pPr>
-      <w:r>
-        <w:t xml:space="preserve"/>
-      </w:r>
-    </w:p>
-    <w:p>
-      <w:pPr>
-        <w:spacing w:after="80"/>
-      </w:pPr>
-      <w:r>
-        <w:rPr>
-          <w:b/>
-          <w:bCs/>
-          <w:color w:val="12355B"/>
-          <w:sz w:val="21"/>
-          <w:szCs w:val="21"/>
-        </w:rPr>
-        <w:t xml:space="preserve">but  </w:t>
-      </w:r>
-      <w:r>
-        <w:rPr>
-          <w:sz w:val="21"/>
-          <w:szCs w:val="21"/>
-        </w:rPr>
-        <w:t xml:space="preserve">Simplify matters in math, but ___.</w:t>
-      </w:r>
-      <w:r>
-        <w:rPr>
-          <w:i/>
-          <w:iCs/>
-          <w:color w:val="5F6F80"/>
-          <w:sz w:val="19"/>
-          <w:szCs w:val="19"/>
-        </w:rPr>
-        <w:br/>
-        <w:t xml:space="preserve">Simplificar importa en matemáticas, pero ___.</w:t>
-      </w:r>
-    </w:p>
-    <w:p>
-      <w:pPr>
-        <w:pBdr>
-          <w:bottom w:val="single" w:color="AFBECC" w:sz="6"/>
-        </w:pBdr>
-        <w:spacing w:after="30" w:before="150"/>
-      </w:pPr>
-      <w:r>
-        <w:t xml:space="preserve"/>
-      </w:r>
-    </w:p>
-    <w:p>
-      <w:pPr>
-        <w:spacing w:after="80"/>
-      </w:pPr>
-      <w:r>
-        <w:rPr>
-          <w:b/>
-          <w:bCs/>
-          <w:color w:val="12355B"/>
-          <w:sz w:val="21"/>
-          <w:szCs w:val="21"/>
-        </w:rPr>
-        <w:t xml:space="preserve">so  </w:t>
-      </w:r>
-      <w:r>
-        <w:rPr>
-          <w:sz w:val="21"/>
-          <w:szCs w:val="21"/>
-        </w:rPr>
-        <w:t xml:space="preserve">Simplify matters in math, so ___.</w:t>
-      </w:r>
-      <w:r>
-        <w:rPr>
-          <w:i/>
-          <w:iCs/>
-          <w:color w:val="5F6F80"/>
-          <w:sz w:val="19"/>
-          <w:szCs w:val="19"/>
-        </w:rPr>
-        <w:br/>
-        <w:t xml:space="preserve">Simplificar importa en matemáticas, entonces ___.</w:t>
-      </w:r>
-    </w:p>
-    <w:p>
-      <w:pPr>
-        <w:pBdr>
-          <w:bottom w:val="single" w:color="AFBECC" w:sz="6"/>
-        </w:pBdr>
-        <w:spacing w:after="30" w:before="150"/>
-      </w:pPr>
-      <w:r>
-        <w:t xml:space="preserve"/>
-      </w:r>
-    </w:p>
-    <w:p>
-      <w:pPr>
-        <w:pStyle w:val="Heading2"/>
-        <w:spacing w:after="80" w:before="180"/>
-      </w:pPr>
-      <w:r>
-        <w:rPr>
-          <w:b/>
-          <w:bCs/>
-          <w:color w:val="12355B"/>
-          <w:sz w:val="24"/>
-          <w:szCs w:val="24"/>
-        </w:rPr>
-        <w:t xml:space="preserve">3. Explain Your Reasoning</w:t>
-      </w:r>
-      <w:r>
-        <w:rPr>
-          <w:i/>
-          <w:iCs/>
-          <w:color w:val="1FA6A2"/>
-          <w:sz w:val="19"/>
-          <w:szCs w:val="19"/>
-        </w:rPr>
-        <w:t xml:space="preserve">   use a sentence starter</w:t>
-      </w:r>
-    </w:p>
-    <w:p>
-      <w:pPr>
-        <w:spacing w:after="60"/>
-      </w:pPr>
-      <w:r>
-        <w:rPr>
-          <w:color w:val="1A2733"/>
-          <w:sz w:val="21"/>
-          <w:szCs w:val="21"/>
-        </w:rPr>
-        <w:t xml:space="preserve">She will get ___ than 1 portion because ___.</w:t>
-      </w:r>
-      <w:r>
-        <w:rPr>
-          <w:i/>
-          <w:iCs/>
-          <w:color w:val="5F6F80"/>
-          <w:sz w:val="19"/>
-          <w:szCs w:val="19"/>
-        </w:rPr>
-        <w:br/>
-        <w:t xml:space="preserve">Ella obtendrá ___ que 1 porción porque ___.</w:t>
-      </w:r>
-    </w:p>
-    <w:p>
-      <w:pPr>
-        <w:spacing w:after="60"/>
-      </w:pPr>
-      <w:r>
-        <w:rPr>
-          <w:color w:val="1A2733"/>
-          <w:sz w:val="21"/>
-          <w:szCs w:val="21"/>
-        </w:rPr>
-        <w:t xml:space="preserve">Since 3/4 is the dividend and 1/8 is the divisor, ___.</w:t>
-      </w:r>
-      <w:r>
-        <w:rPr>
-          <w:i/>
-          <w:iCs/>
-          <w:color w:val="5F6F80"/>
-          <w:sz w:val="19"/>
-          <w:szCs w:val="19"/>
-        </w:rPr>
-        <w:br/>
-        <w:t xml:space="preserve">Como 3/4 es el dividendo y 1/8 es el divisor, ___.</w:t>
-      </w:r>
-    </w:p>
-    <w:p>
-      <w:pPr>
-        <w:spacing w:after="60"/>
-      </w:pPr>
-      <w:r>
-        <w:rPr>
-          <w:color w:val="1A2733"/>
-          <w:sz w:val="21"/>
-          <w:szCs w:val="21"/>
-        </w:rPr>
-        <w:t xml:space="preserve">I flipped the divisor to its reciprocal because ___.</w:t>
-      </w:r>
-      <w:r>
-        <w:rPr>
-          <w:i/>
-          <w:iCs/>
-          <w:color w:val="5F6F80"/>
-          <w:sz w:val="19"/>
-          <w:szCs w:val="19"/>
-        </w:rPr>
-        <w:br/>
-        <w:t xml:space="preserve">Volteé el divisor a su recíproco porque ___.</w:t>
-      </w:r>
-    </w:p>
-    <w:p>
-      <w:pPr>
-        <w:pBdr>
-          <w:bottom w:val="single" w:color="AFBECC" w:sz="6"/>
-        </w:pBdr>
-        <w:spacing w:after="30" w:before="150"/>
-      </w:pPr>
-      <w:r>
-        <w:t xml:space="preserve"/>
-      </w:r>
-    </w:p>
-    <w:p>
-      <w:pPr>
-        <w:pBdr>
-          <w:bottom w:val="single" w:color="AFBECC" w:sz="6"/>
-        </w:pBdr>
-        <w:spacing w:after="30" w:before="150"/>
       </w:pPr>
       <w:r>
         <w:t xml:space="preserve"/>
@@ -3113,7 +3029,7 @@
           <w:sz w:val="30"/>
           <w:szCs w:val="30"/>
         </w:rPr>
-        <w:t xml:space="preserve">Exit Ticket</w:t>
+        <w:t xml:space="preserve">Answer Key &amp; Teacher Guide</w:t>
       </w:r>
     </w:p>
     <w:p>
@@ -3128,115 +3044,224 @@
           <w:sz w:val="19"/>
           <w:szCs w:val="19"/>
         </w:rPr>
-        <w:t xml:space="preserve">Answer on your own. This shows what you learned today.</w:t>
-      </w:r>
-    </w:p>
-    <w:p>
-      <w:pPr>
-        <w:spacing w:after="80" w:before="80"/>
-      </w:pPr>
-      <w:r>
-        <w:rPr>
-          <w:color w:val="B97A12"/>
-          <w:sz w:val="22"/>
-          <w:szCs w:val="22"/>
-        </w:rPr>
-        <w:t xml:space="preserve">★  </w:t>
-      </w:r>
-      <w:r>
-        <w:rPr>
-          <w:b/>
-          <w:bCs/>
-          <w:sz w:val="22"/>
-          <w:szCs w:val="22"/>
-        </w:rPr>
-        <w:t xml:space="preserve">What is 4/5 ÷ 2/5?</w:t>
-      </w:r>
-    </w:p>
-    <w:p>
-      <w:pPr>
-        <w:spacing w:after="60"/>
-        <w:ind w:left="420"/>
-      </w:pPr>
-      <w:r>
-        <w:rPr>
-          <w:sz w:val="21"/>
-          <w:szCs w:val="21"/>
-        </w:rPr>
-        <w:t xml:space="preserve">A)  2</w:t>
-      </w:r>
-    </w:p>
-    <w:p>
-      <w:pPr>
-        <w:spacing w:after="60"/>
-        <w:ind w:left="420"/>
-      </w:pPr>
-      <w:r>
-        <w:rPr>
-          <w:sz w:val="21"/>
-          <w:szCs w:val="21"/>
-        </w:rPr>
-        <w:t xml:space="preserve">B)  8/25</w:t>
-      </w:r>
-    </w:p>
-    <w:p>
-      <w:pPr>
-        <w:spacing w:after="60"/>
-        <w:ind w:left="420"/>
-      </w:pPr>
-      <w:r>
-        <w:rPr>
-          <w:sz w:val="21"/>
-          <w:szCs w:val="21"/>
-        </w:rPr>
-        <w:t xml:space="preserve">C)  2/5</w:t>
-      </w:r>
-    </w:p>
-    <w:p>
-      <w:pPr>
-        <w:spacing w:after="60"/>
-        <w:ind w:left="420"/>
-      </w:pPr>
-      <w:r>
-        <w:rPr>
-          <w:sz w:val="21"/>
-          <w:szCs w:val="21"/>
-        </w:rPr>
-        <w:t xml:space="preserve">D)  10/5</w:t>
-      </w:r>
-    </w:p>
-    <w:p>
-      <w:pPr>
-        <w:spacing w:after="40"/>
-      </w:pPr>
-      <w:r>
-        <w:t xml:space="preserve"/>
-      </w:r>
-    </w:p>
-    <w:p>
-      <w:pPr>
-        <w:pStyle w:val="Heading1"/>
-        <w:pageBreakBefore/>
-        <w:pBdr>
-          <w:bottom w:val="single" w:color="1FA6A2" w:sz="14" w:space="6"/>
-        </w:pBdr>
-        <w:spacing w:after="140" w:before="0"/>
-      </w:pPr>
-      <w:r>
-        <w:rPr>
-          <w:b/>
-          <w:bCs/>
-          <w:color w:val="12355B"/>
-          <w:sz w:val="30"/>
-          <w:szCs w:val="30"/>
-        </w:rPr>
-        <w:t xml:space="preserve">Answer Key &amp; Teacher Guide</w:t>
-      </w:r>
-    </w:p>
-    <w:p>
-      <w:pPr>
-        <w:spacing w:after="100"/>
-      </w:pPr>
+        <w:t xml:space="preserve">Teacher reference — remove or fold back before distributing to students.</w:t>
+      </w:r>
+    </w:p>
+    <w:p>
+      <w:pPr>
+        <w:pStyle w:val="Heading2"/>
+        <w:spacing w:after="80" w:before="180"/>
+      </w:pPr>
+      <w:r>
+        <w:rPr>
+          <w:b/>
+          <w:bCs/>
+          <w:color w:val="12355B"/>
+          <w:sz w:val="24"/>
+          <w:szCs w:val="24"/>
+        </w:rPr>
+        <w:t xml:space="preserve">Guided Notes (Fill-in)</w:t>
+      </w:r>
+    </w:p>
+    <w:p>
+      <w:pPr>
+        <w:spacing w:after="80"/>
+      </w:pPr>
+      <w:r>
+        <w:rPr>
+          <w:b/>
+          <w:bCs/>
+          <w:sz w:val="21"/>
+          <w:szCs w:val="21"/>
+        </w:rPr>
+        <w:t xml:space="preserve">Notes 1:  </w:t>
+      </w:r>
+      <w:r>
+        <w:rPr>
+          <w:sz w:val="21"/>
+          <w:szCs w:val="21"/>
+        </w:rPr>
+        <w:t xml:space="preserve">Dividend</w:t>
+      </w:r>
+    </w:p>
+    <w:p>
+      <w:pPr>
+        <w:spacing w:after="80"/>
+      </w:pPr>
+      <w:r>
+        <w:rPr>
+          <w:b/>
+          <w:bCs/>
+          <w:sz w:val="21"/>
+          <w:szCs w:val="21"/>
+        </w:rPr>
+        <w:t xml:space="preserve">Notes 2:  </w:t>
+      </w:r>
+      <w:r>
+        <w:rPr>
+          <w:sz w:val="21"/>
+          <w:szCs w:val="21"/>
+        </w:rPr>
+        <w:t xml:space="preserve">Divisor</w:t>
+      </w:r>
+    </w:p>
+    <w:p>
+      <w:pPr>
+        <w:spacing w:after="80"/>
+      </w:pPr>
+      <w:r>
+        <w:rPr>
+          <w:b/>
+          <w:bCs/>
+          <w:sz w:val="21"/>
+          <w:szCs w:val="21"/>
+        </w:rPr>
+        <w:t xml:space="preserve">Notes 3:  </w:t>
+      </w:r>
+      <w:r>
+        <w:rPr>
+          <w:sz w:val="21"/>
+          <w:szCs w:val="21"/>
+        </w:rPr>
+        <w:t xml:space="preserve">Reciprocal</w:t>
+      </w:r>
+    </w:p>
+    <w:p>
+      <w:pPr>
+        <w:spacing w:after="80"/>
+      </w:pPr>
+      <w:r>
+        <w:rPr>
+          <w:b/>
+          <w:bCs/>
+          <w:sz w:val="21"/>
+          <w:szCs w:val="21"/>
+        </w:rPr>
+        <w:t xml:space="preserve">Notes 4:  </w:t>
+      </w:r>
+      <w:r>
+        <w:rPr>
+          <w:sz w:val="21"/>
+          <w:szCs w:val="21"/>
+        </w:rPr>
+        <w:t xml:space="preserve">Quotient</w:t>
+      </w:r>
+    </w:p>
+    <w:p>
+      <w:pPr>
+        <w:spacing w:after="80"/>
+      </w:pPr>
+      <w:r>
+        <w:rPr>
+          <w:b/>
+          <w:bCs/>
+          <w:sz w:val="21"/>
+          <w:szCs w:val="21"/>
+        </w:rPr>
+        <w:t xml:space="preserve">Notes 5:  </w:t>
+      </w:r>
+      <w:r>
+        <w:rPr>
+          <w:sz w:val="21"/>
+          <w:szCs w:val="21"/>
+        </w:rPr>
+        <w:t xml:space="preserve">Simplify</w:t>
+      </w:r>
+    </w:p>
+    <w:p>
+      <w:pPr>
+        <w:pStyle w:val="Heading2"/>
+        <w:spacing w:after="80" w:before="180"/>
+      </w:pPr>
+      <w:r>
+        <w:rPr>
+          <w:b/>
+          <w:bCs/>
+          <w:color w:val="12355B"/>
+          <w:sz w:val="24"/>
+          <w:szCs w:val="24"/>
+        </w:rPr>
+        <w:t xml:space="preserve">Worked Notes (I Do / We Do)</w:t>
+      </w:r>
+    </w:p>
+    <w:p>
+      <w:pPr>
+        <w:spacing w:after="80"/>
+      </w:pPr>
+      <w:r>
+        <w:rPr>
+          <w:b/>
+          <w:bCs/>
+          <w:sz w:val="21"/>
+          <w:szCs w:val="21"/>
+        </w:rPr>
+        <w:t xml:space="preserve">I Do:  </w:t>
+      </w:r>
+      <w:r>
+        <w:rPr>
+          <w:sz w:val="21"/>
+          <w:szCs w:val="21"/>
+        </w:rPr>
+        <w:t xml:space="preserve">A. 5/3</w:t>
+      </w:r>
+    </w:p>
+    <w:p>
+      <w:pPr>
+        <w:spacing w:after="80"/>
+      </w:pPr>
+      <w:r>
+        <w:rPr>
+          <w:b/>
+          <w:bCs/>
+          <w:sz w:val="21"/>
+          <w:szCs w:val="21"/>
+        </w:rPr>
+        <w:t xml:space="preserve">We Do:  </w:t>
+      </w:r>
+      <w:r>
+        <w:rPr>
+          <w:sz w:val="21"/>
+          <w:szCs w:val="21"/>
+        </w:rPr>
+        <w:t xml:space="preserve">A. 2</w:t>
+      </w:r>
+    </w:p>
+    <w:p>
+      <w:pPr>
+        <w:pStyle w:val="Heading2"/>
+        <w:spacing w:after="80" w:before="180"/>
+      </w:pPr>
+      <w:r>
+        <w:rPr>
+          <w:b/>
+          <w:bCs/>
+          <w:color w:val="12355B"/>
+          <w:sz w:val="24"/>
+          <w:szCs w:val="24"/>
+        </w:rPr>
+        <w:t xml:space="preserve">Independent Practice</w:t>
+      </w:r>
+    </w:p>
+    <w:p>
+      <w:pPr>
+        <w:spacing w:after="80"/>
+      </w:pPr>
+      <w:r>
+        <w:rPr>
+          <w:b/>
+          <w:bCs/>
+          <w:sz w:val="21"/>
+          <w:szCs w:val="21"/>
+        </w:rPr>
+        <w:t xml:space="preserve">1.  </w:t>
+      </w:r>
+      <w:r>
+        <w:rPr>
+          <w:sz w:val="21"/>
+          <w:szCs w:val="21"/>
+        </w:rPr>
+        <w:t xml:space="preserve">A)  6</w:t>
+      </w:r>
       <w:r>
         <w:rPr>
           <w:i/>
@@ -3245,23 +3270,7 @@
           <w:sz w:val="19"/>
           <w:szCs w:val="19"/>
         </w:rPr>
-        <w:t xml:space="preserve">Teacher reference — remove or fold back before distributing to students.</w:t>
-      </w:r>
-    </w:p>
-    <w:p>
-      <w:pPr>
-        <w:pStyle w:val="Heading2"/>
-        <w:spacing w:after="80" w:before="180"/>
-      </w:pPr>
-      <w:r>
-        <w:rPr>
-          <w:b/>
-          <w:bCs/>
-          <w:color w:val="12355B"/>
-          <w:sz w:val="24"/>
-          <w:szCs w:val="24"/>
-        </w:rPr>
-        <w:t xml:space="preserve">Worked Notes (I Do / We Do)</w:t>
+        <w:t xml:space="preserve">  — 3/4 ÷ 1/8 = 3/4 × 8/1 = 24/4 = 6. Six 1/8-size pieces fit into 3/4.</w:t>
       </w:r>
     </w:p>
     <w:p>
@@ -3275,72 +3284,14 @@
           <w:sz w:val="21"/>
           <w:szCs w:val="21"/>
         </w:rPr>
-        <w:t xml:space="preserve">I Do:  </w:t>
-      </w:r>
-      <w:r>
-        <w:rPr>
-          <w:sz w:val="21"/>
-          <w:szCs w:val="21"/>
-        </w:rPr>
-        <w:t xml:space="preserve">A. 5/3</w:t>
-      </w:r>
-    </w:p>
-    <w:p>
-      <w:pPr>
-        <w:spacing w:after="80"/>
-      </w:pPr>
-      <w:r>
-        <w:rPr>
-          <w:b/>
-          <w:bCs/>
-          <w:sz w:val="21"/>
-          <w:szCs w:val="21"/>
-        </w:rPr>
-        <w:t xml:space="preserve">We Do:  </w:t>
-      </w:r>
-      <w:r>
-        <w:rPr>
-          <w:sz w:val="21"/>
-          <w:szCs w:val="21"/>
-        </w:rPr>
-        <w:t xml:space="preserve">A. 2</w:t>
-      </w:r>
-    </w:p>
-    <w:p>
-      <w:pPr>
-        <w:pStyle w:val="Heading2"/>
-        <w:spacing w:after="80" w:before="180"/>
-      </w:pPr>
-      <w:r>
-        <w:rPr>
-          <w:b/>
-          <w:bCs/>
-          <w:color w:val="12355B"/>
-          <w:sz w:val="24"/>
-          <w:szCs w:val="24"/>
-        </w:rPr>
-        <w:t xml:space="preserve">Independent Practice</w:t>
-      </w:r>
-    </w:p>
-    <w:p>
-      <w:pPr>
-        <w:spacing w:after="80"/>
-      </w:pPr>
-      <w:r>
-        <w:rPr>
-          <w:b/>
-          <w:bCs/>
-          <w:sz w:val="21"/>
-          <w:szCs w:val="21"/>
-        </w:rPr>
-        <w:t xml:space="preserve">1.  </w:t>
-      </w:r>
-      <w:r>
-        <w:rPr>
-          <w:sz w:val="21"/>
-          <w:szCs w:val="21"/>
-        </w:rPr>
-        <w:t xml:space="preserve">A)  6</w:t>
+        <w:t xml:space="preserve">2.  </w:t>
+      </w:r>
+      <w:r>
+        <w:rPr>
+          <w:sz w:val="21"/>
+          <w:szCs w:val="21"/>
+        </w:rPr>
+        <w:t xml:space="preserve">A)  2</w:t>
       </w:r>
       <w:r>
         <w:rPr>
@@ -3350,7 +3301,7 @@
           <w:sz w:val="19"/>
           <w:szCs w:val="19"/>
         </w:rPr>
-        <w:t xml:space="preserve">  — 3/4 ÷ 1/8 = 3/4 × 8/1 = 24/4 = 6. Six 1/8-size pieces fit into 3/4.</w:t>
+        <w:t xml:space="preserve">  — 2/3 ÷ 1/3 = 2/3 × 3/1 = 6/3 = 2. Two 1/3-size pieces fit into 2/3.</w:t>
       </w:r>
     </w:p>
     <w:p>
@@ -3364,14 +3315,14 @@
           <w:sz w:val="21"/>
           <w:szCs w:val="21"/>
         </w:rPr>
-        <w:t xml:space="preserve">2.  </w:t>
-      </w:r>
-      <w:r>
-        <w:rPr>
-          <w:sz w:val="21"/>
-          <w:szCs w:val="21"/>
-        </w:rPr>
-        <w:t xml:space="preserve">A)  2</w:t>
+        <w:t xml:space="preserve">3.  </w:t>
+      </w:r>
+      <w:r>
+        <w:rPr>
+          <w:sz w:val="21"/>
+          <w:szCs w:val="21"/>
+        </w:rPr>
+        <w:t xml:space="preserve">A)  4 scoops</w:t>
       </w:r>
       <w:r>
         <w:rPr>
@@ -3381,7 +3332,7 @@
           <w:sz w:val="19"/>
           <w:szCs w:val="19"/>
         </w:rPr>
-        <w:t xml:space="preserve">  — 2/3 ÷ 1/3 = 2/3 × 3/1 = 6/3 = 2. Two 1/3-size pieces fit into 2/3.</w:t>
+        <w:t xml:space="preserve">  — 2/3 ÷ 1/6 = 2/3 × 6/1 = 12/3 = 4 scoops.</w:t>
       </w:r>
     </w:p>
     <w:p>
@@ -3395,14 +3346,14 @@
           <w:sz w:val="21"/>
           <w:szCs w:val="21"/>
         </w:rPr>
-        <w:t xml:space="preserve">3.  </w:t>
-      </w:r>
-      <w:r>
-        <w:rPr>
-          <w:sz w:val="21"/>
-          <w:szCs w:val="21"/>
-        </w:rPr>
-        <w:t xml:space="preserve">A)  4 scoops</w:t>
+        <w:t xml:space="preserve">4.  </w:t>
+      </w:r>
+      <w:r>
+        <w:rPr>
+          <w:sz w:val="21"/>
+          <w:szCs w:val="21"/>
+        </w:rPr>
+        <w:t xml:space="preserve">A)  3/2</w:t>
       </w:r>
       <w:r>
         <w:rPr>
@@ -3412,7 +3363,23 @@
           <w:sz w:val="19"/>
           <w:szCs w:val="19"/>
         </w:rPr>
-        <w:t xml:space="preserve">  — 2/3 ÷ 1/6 = 2/3 × 6/1 = 12/3 = 4 scoops.</w:t>
+        <w:t xml:space="preserve">  — (3/4) ÷ (1/2) = (3/4) × (2/1) = 6/4 = 3/2.</w:t>
+      </w:r>
+    </w:p>
+    <w:p>
+      <w:pPr>
+        <w:pStyle w:val="Heading2"/>
+        <w:spacing w:after="80" w:before="180"/>
+      </w:pPr>
+      <w:r>
+        <w:rPr>
+          <w:b/>
+          <w:bCs/>
+          <w:color w:val="12355B"/>
+          <w:sz w:val="24"/>
+          <w:szCs w:val="24"/>
+        </w:rPr>
+        <w:t xml:space="preserve">Exit Ticket</w:t>
       </w:r>
     </w:p>
     <w:p>
@@ -3421,19 +3388,10 @@
       </w:pPr>
       <w:r>
         <w:rPr>
-          <w:b/>
-          <w:bCs/>
-          <w:sz w:val="21"/>
-          <w:szCs w:val="21"/>
-        </w:rPr>
-        <w:t xml:space="preserve">4.  </w:t>
-      </w:r>
-      <w:r>
-        <w:rPr>
-          <w:sz w:val="21"/>
-          <w:szCs w:val="21"/>
-        </w:rPr>
-        <w:t xml:space="preserve">A)  3/2</w:t>
+          <w:sz w:val="21"/>
+          <w:szCs w:val="21"/>
+        </w:rPr>
+        <w:t xml:space="preserve">A)  2</w:t>
       </w:r>
       <w:r>
         <w:rPr>
@@ -3443,173 +3401,7 @@
           <w:sz w:val="19"/>
           <w:szCs w:val="19"/>
         </w:rPr>
-        <w:t xml:space="preserve">  — (3/4) ÷ (1/2) = (3/4) × (2/1) = 6/4 = 3/2.</w:t>
-      </w:r>
-    </w:p>
-    <w:p>
-      <w:pPr>
-        <w:pStyle w:val="Heading2"/>
-        <w:spacing w:after="80" w:before="180"/>
-      </w:pPr>
-      <w:r>
-        <w:rPr>
-          <w:b/>
-          <w:bCs/>
-          <w:color w:val="12355B"/>
-          <w:sz w:val="24"/>
-          <w:szCs w:val="24"/>
-        </w:rPr>
-        <w:t xml:space="preserve">Exit Ticket</w:t>
-      </w:r>
-    </w:p>
-    <w:p>
-      <w:pPr>
-        <w:spacing w:after="80"/>
-      </w:pPr>
-      <w:r>
-        <w:rPr>
-          <w:sz w:val="21"/>
-          <w:szCs w:val="21"/>
-        </w:rPr>
-        <w:t xml:space="preserve">A)  2</w:t>
-      </w:r>
-      <w:r>
-        <w:rPr>
-          <w:i/>
-          <w:iCs/>
-          <w:color w:val="5F6F80"/>
-          <w:sz w:val="19"/>
-          <w:szCs w:val="19"/>
-        </w:rPr>
         <w:t xml:space="preserve">  — 4/5 ÷ 2/5 = 4/5 × 5/2 = 20/10 = 2. Two groups of 2/5 fit into 4/5.</w:t>
-      </w:r>
-    </w:p>
-    <w:p>
-      <w:pPr>
-        <w:pStyle w:val="Heading2"/>
-        <w:spacing w:after="80" w:before="180"/>
-      </w:pPr>
-      <w:r>
-        <w:rPr>
-          <w:b/>
-          <w:bCs/>
-          <w:color w:val="12355B"/>
-          <w:sz w:val="24"/>
-          <w:szCs w:val="24"/>
-        </w:rPr>
-        <w:t xml:space="preserve">Writing (TWR) — what to look for</w:t>
-      </w:r>
-    </w:p>
-    <w:p>
-      <w:pPr>
-        <w:spacing w:after="80"/>
-      </w:pPr>
-      <w:r>
-        <w:rPr>
-          <w:sz w:val="20"/>
-          <w:szCs w:val="20"/>
-        </w:rPr>
-        <w:t xml:space="preserve">Kernel sentence: a complete sentence needs a subject and a verb. Example: Simplify is to make a fraction smaller using the same parts, like 2/4 = 1/2.</w:t>
-      </w:r>
-    </w:p>
-    <w:p>
-      <w:pPr>
-        <w:spacing w:after="80"/>
-      </w:pPr>
-      <w:r>
-        <w:rPr>
-          <w:sz w:val="20"/>
-          <w:szCs w:val="20"/>
-        </w:rPr>
-        <w:t xml:space="preserve">Expansion: because = reason, but = contrast/exception, so = result. Answers vary; each must keep the kernel idea.</w:t>
-      </w:r>
-    </w:p>
-    <w:p>
-      <w:pPr>
-        <w:pStyle w:val="Heading2"/>
-        <w:spacing w:after="80" w:before="180"/>
-      </w:pPr>
-      <w:r>
-        <w:rPr>
-          <w:b/>
-          <w:bCs/>
-          <w:color w:val="12355B"/>
-          <w:sz w:val="24"/>
-          <w:szCs w:val="24"/>
-        </w:rPr>
-        <w:t xml:space="preserve">Turn &amp; Talk — listen for</w:t>
-      </w:r>
-    </w:p>
-    <w:p>
-      <w:pPr>
-        <w:spacing w:after="80"/>
-      </w:pPr>
-      <w:r>
-        <w:rPr>
-          <w:b/>
-          <w:bCs/>
-          <w:sz w:val="19"/>
-          <w:szCs w:val="19"/>
-        </w:rPr>
-        <w:t xml:space="preserve">1.  </w:t>
-      </w:r>
-      <w:r>
-        <w:rPr>
-          <w:i/>
-          <w:iCs/>
-          <w:color w:val="5F6F80"/>
-          <w:sz w:val="19"/>
-          <w:szCs w:val="19"/>
-        </w:rPr>
-        <w:t xml:space="preserve">Students recognize the divisor 1/8 is smaller than the dividend 3/4, so the quotient is greater than 1.</w:t>
-      </w:r>
-    </w:p>
-    <w:p>
-      <w:pPr>
-        <w:spacing w:after="80"/>
-      </w:pPr>
-      <w:r>
-        <w:rPr>
-          <w:b/>
-          <w:bCs/>
-          <w:sz w:val="19"/>
-          <w:szCs w:val="19"/>
-        </w:rPr>
-        <w:t xml:space="preserve">2.  </w:t>
-      </w:r>
-      <w:r>
-        <w:rPr>
-          <w:i/>
-          <w:iCs/>
-          <w:color w:val="5F6F80"/>
-          <w:sz w:val="19"/>
-          <w:szCs w:val="19"/>
-        </w:rPr>
-        <w:t xml:space="preserve">Students explain that flipping the divisor turns division into multiplication, and they simplify the final quotient.</w:t>
-      </w:r>
-    </w:p>
-    <w:p>
-      <w:pPr>
-        <w:spacing w:after="80"/>
-      </w:pPr>
-      <w:r>
-        <w:rPr>
-          <w:b/>
-          <w:bCs/>
-          <w:sz w:val="19"/>
-          <w:szCs w:val="19"/>
-        </w:rPr>
-        <w:t xml:space="preserve">3.  </w:t>
-      </w:r>
-      <w:r>
-        <w:rPr>
-          <w:i/>
-          <w:iCs/>
-          <w:color w:val="5F6F80"/>
-          <w:sz w:val="19"/>
-          <w:szCs w:val="19"/>
-        </w:rPr>
-        <w:t xml:space="preserve">Students give a fair-share scenario and identify which fraction is the dividend and which is the divisor.</w:t>
       </w:r>
     </w:p>
     <w:sectPr>

--- a/lessons/2-3/downloads/2-3-notes.docx
+++ b/lessons/2-3/downloads/2-3-notes.docx
@@ -3010,398 +3010,6 @@
       </w:pPr>
       <w:r>
         <w:t xml:space="preserve"/>
-      </w:r>
-    </w:p>
-    <w:p>
-      <w:pPr>
-        <w:pStyle w:val="Heading1"/>
-        <w:pageBreakBefore/>
-        <w:pBdr>
-          <w:bottom w:val="single" w:color="1FA6A2" w:sz="14" w:space="6"/>
-        </w:pBdr>
-        <w:spacing w:after="140" w:before="0"/>
-      </w:pPr>
-      <w:r>
-        <w:rPr>
-          <w:b/>
-          <w:bCs/>
-          <w:color w:val="12355B"/>
-          <w:sz w:val="30"/>
-          <w:szCs w:val="30"/>
-        </w:rPr>
-        <w:t xml:space="preserve">Answer Key &amp; Teacher Guide</w:t>
-      </w:r>
-    </w:p>
-    <w:p>
-      <w:pPr>
-        <w:spacing w:after="100"/>
-      </w:pPr>
-      <w:r>
-        <w:rPr>
-          <w:i/>
-          <w:iCs/>
-          <w:color w:val="5F6F80"/>
-          <w:sz w:val="19"/>
-          <w:szCs w:val="19"/>
-        </w:rPr>
-        <w:t xml:space="preserve">Teacher reference — remove or fold back before distributing to students.</w:t>
-      </w:r>
-    </w:p>
-    <w:p>
-      <w:pPr>
-        <w:pStyle w:val="Heading2"/>
-        <w:spacing w:after="80" w:before="180"/>
-      </w:pPr>
-      <w:r>
-        <w:rPr>
-          <w:b/>
-          <w:bCs/>
-          <w:color w:val="12355B"/>
-          <w:sz w:val="24"/>
-          <w:szCs w:val="24"/>
-        </w:rPr>
-        <w:t xml:space="preserve">Guided Notes (Fill-in)</w:t>
-      </w:r>
-    </w:p>
-    <w:p>
-      <w:pPr>
-        <w:spacing w:after="80"/>
-      </w:pPr>
-      <w:r>
-        <w:rPr>
-          <w:b/>
-          <w:bCs/>
-          <w:sz w:val="21"/>
-          <w:szCs w:val="21"/>
-        </w:rPr>
-        <w:t xml:space="preserve">Notes 1:  </w:t>
-      </w:r>
-      <w:r>
-        <w:rPr>
-          <w:sz w:val="21"/>
-          <w:szCs w:val="21"/>
-        </w:rPr>
-        <w:t xml:space="preserve">Dividend</w:t>
-      </w:r>
-    </w:p>
-    <w:p>
-      <w:pPr>
-        <w:spacing w:after="80"/>
-      </w:pPr>
-      <w:r>
-        <w:rPr>
-          <w:b/>
-          <w:bCs/>
-          <w:sz w:val="21"/>
-          <w:szCs w:val="21"/>
-        </w:rPr>
-        <w:t xml:space="preserve">Notes 2:  </w:t>
-      </w:r>
-      <w:r>
-        <w:rPr>
-          <w:sz w:val="21"/>
-          <w:szCs w:val="21"/>
-        </w:rPr>
-        <w:t xml:space="preserve">Divisor</w:t>
-      </w:r>
-    </w:p>
-    <w:p>
-      <w:pPr>
-        <w:spacing w:after="80"/>
-      </w:pPr>
-      <w:r>
-        <w:rPr>
-          <w:b/>
-          <w:bCs/>
-          <w:sz w:val="21"/>
-          <w:szCs w:val="21"/>
-        </w:rPr>
-        <w:t xml:space="preserve">Notes 3:  </w:t>
-      </w:r>
-      <w:r>
-        <w:rPr>
-          <w:sz w:val="21"/>
-          <w:szCs w:val="21"/>
-        </w:rPr>
-        <w:t xml:space="preserve">Reciprocal</w:t>
-      </w:r>
-    </w:p>
-    <w:p>
-      <w:pPr>
-        <w:spacing w:after="80"/>
-      </w:pPr>
-      <w:r>
-        <w:rPr>
-          <w:b/>
-          <w:bCs/>
-          <w:sz w:val="21"/>
-          <w:szCs w:val="21"/>
-        </w:rPr>
-        <w:t xml:space="preserve">Notes 4:  </w:t>
-      </w:r>
-      <w:r>
-        <w:rPr>
-          <w:sz w:val="21"/>
-          <w:szCs w:val="21"/>
-        </w:rPr>
-        <w:t xml:space="preserve">Quotient</w:t>
-      </w:r>
-    </w:p>
-    <w:p>
-      <w:pPr>
-        <w:spacing w:after="80"/>
-      </w:pPr>
-      <w:r>
-        <w:rPr>
-          <w:b/>
-          <w:bCs/>
-          <w:sz w:val="21"/>
-          <w:szCs w:val="21"/>
-        </w:rPr>
-        <w:t xml:space="preserve">Notes 5:  </w:t>
-      </w:r>
-      <w:r>
-        <w:rPr>
-          <w:sz w:val="21"/>
-          <w:szCs w:val="21"/>
-        </w:rPr>
-        <w:t xml:space="preserve">Simplify</w:t>
-      </w:r>
-    </w:p>
-    <w:p>
-      <w:pPr>
-        <w:pStyle w:val="Heading2"/>
-        <w:spacing w:after="80" w:before="180"/>
-      </w:pPr>
-      <w:r>
-        <w:rPr>
-          <w:b/>
-          <w:bCs/>
-          <w:color w:val="12355B"/>
-          <w:sz w:val="24"/>
-          <w:szCs w:val="24"/>
-        </w:rPr>
-        <w:t xml:space="preserve">Worked Notes (I Do / We Do)</w:t>
-      </w:r>
-    </w:p>
-    <w:p>
-      <w:pPr>
-        <w:spacing w:after="80"/>
-      </w:pPr>
-      <w:r>
-        <w:rPr>
-          <w:b/>
-          <w:bCs/>
-          <w:sz w:val="21"/>
-          <w:szCs w:val="21"/>
-        </w:rPr>
-        <w:t xml:space="preserve">I Do:  </w:t>
-      </w:r>
-      <w:r>
-        <w:rPr>
-          <w:sz w:val="21"/>
-          <w:szCs w:val="21"/>
-        </w:rPr>
-        <w:t xml:space="preserve">A. 5/3</w:t>
-      </w:r>
-    </w:p>
-    <w:p>
-      <w:pPr>
-        <w:spacing w:after="80"/>
-      </w:pPr>
-      <w:r>
-        <w:rPr>
-          <w:b/>
-          <w:bCs/>
-          <w:sz w:val="21"/>
-          <w:szCs w:val="21"/>
-        </w:rPr>
-        <w:t xml:space="preserve">We Do:  </w:t>
-      </w:r>
-      <w:r>
-        <w:rPr>
-          <w:sz w:val="21"/>
-          <w:szCs w:val="21"/>
-        </w:rPr>
-        <w:t xml:space="preserve">A. 2</w:t>
-      </w:r>
-    </w:p>
-    <w:p>
-      <w:pPr>
-        <w:pStyle w:val="Heading2"/>
-        <w:spacing w:after="80" w:before="180"/>
-      </w:pPr>
-      <w:r>
-        <w:rPr>
-          <w:b/>
-          <w:bCs/>
-          <w:color w:val="12355B"/>
-          <w:sz w:val="24"/>
-          <w:szCs w:val="24"/>
-        </w:rPr>
-        <w:t xml:space="preserve">Independent Practice</w:t>
-      </w:r>
-    </w:p>
-    <w:p>
-      <w:pPr>
-        <w:spacing w:after="80"/>
-      </w:pPr>
-      <w:r>
-        <w:rPr>
-          <w:b/>
-          <w:bCs/>
-          <w:sz w:val="21"/>
-          <w:szCs w:val="21"/>
-        </w:rPr>
-        <w:t xml:space="preserve">1.  </w:t>
-      </w:r>
-      <w:r>
-        <w:rPr>
-          <w:sz w:val="21"/>
-          <w:szCs w:val="21"/>
-        </w:rPr>
-        <w:t xml:space="preserve">A)  6</w:t>
-      </w:r>
-      <w:r>
-        <w:rPr>
-          <w:i/>
-          <w:iCs/>
-          <w:color w:val="5F6F80"/>
-          <w:sz w:val="19"/>
-          <w:szCs w:val="19"/>
-        </w:rPr>
-        <w:t xml:space="preserve">  — 3/4 ÷ 1/8 = 3/4 × 8/1 = 24/4 = 6. Six 1/8-size pieces fit into 3/4.</w:t>
-      </w:r>
-    </w:p>
-    <w:p>
-      <w:pPr>
-        <w:spacing w:after="80"/>
-      </w:pPr>
-      <w:r>
-        <w:rPr>
-          <w:b/>
-          <w:bCs/>
-          <w:sz w:val="21"/>
-          <w:szCs w:val="21"/>
-        </w:rPr>
-        <w:t xml:space="preserve">2.  </w:t>
-      </w:r>
-      <w:r>
-        <w:rPr>
-          <w:sz w:val="21"/>
-          <w:szCs w:val="21"/>
-        </w:rPr>
-        <w:t xml:space="preserve">A)  2</w:t>
-      </w:r>
-      <w:r>
-        <w:rPr>
-          <w:i/>
-          <w:iCs/>
-          <w:color w:val="5F6F80"/>
-          <w:sz w:val="19"/>
-          <w:szCs w:val="19"/>
-        </w:rPr>
-        <w:t xml:space="preserve">  — 2/3 ÷ 1/3 = 2/3 × 3/1 = 6/3 = 2. Two 1/3-size pieces fit into 2/3.</w:t>
-      </w:r>
-    </w:p>
-    <w:p>
-      <w:pPr>
-        <w:spacing w:after="80"/>
-      </w:pPr>
-      <w:r>
-        <w:rPr>
-          <w:b/>
-          <w:bCs/>
-          <w:sz w:val="21"/>
-          <w:szCs w:val="21"/>
-        </w:rPr>
-        <w:t xml:space="preserve">3.  </w:t>
-      </w:r>
-      <w:r>
-        <w:rPr>
-          <w:sz w:val="21"/>
-          <w:szCs w:val="21"/>
-        </w:rPr>
-        <w:t xml:space="preserve">A)  4 scoops</w:t>
-      </w:r>
-      <w:r>
-        <w:rPr>
-          <w:i/>
-          <w:iCs/>
-          <w:color w:val="5F6F80"/>
-          <w:sz w:val="19"/>
-          <w:szCs w:val="19"/>
-        </w:rPr>
-        <w:t xml:space="preserve">  — 2/3 ÷ 1/6 = 2/3 × 6/1 = 12/3 = 4 scoops.</w:t>
-      </w:r>
-    </w:p>
-    <w:p>
-      <w:pPr>
-        <w:spacing w:after="80"/>
-      </w:pPr>
-      <w:r>
-        <w:rPr>
-          <w:b/>
-          <w:bCs/>
-          <w:sz w:val="21"/>
-          <w:szCs w:val="21"/>
-        </w:rPr>
-        <w:t xml:space="preserve">4.  </w:t>
-      </w:r>
-      <w:r>
-        <w:rPr>
-          <w:sz w:val="21"/>
-          <w:szCs w:val="21"/>
-        </w:rPr>
-        <w:t xml:space="preserve">A)  3/2</w:t>
-      </w:r>
-      <w:r>
-        <w:rPr>
-          <w:i/>
-          <w:iCs/>
-          <w:color w:val="5F6F80"/>
-          <w:sz w:val="19"/>
-          <w:szCs w:val="19"/>
-        </w:rPr>
-        <w:t xml:space="preserve">  — (3/4) ÷ (1/2) = (3/4) × (2/1) = 6/4 = 3/2.</w:t>
-      </w:r>
-    </w:p>
-    <w:p>
-      <w:pPr>
-        <w:pStyle w:val="Heading2"/>
-        <w:spacing w:after="80" w:before="180"/>
-      </w:pPr>
-      <w:r>
-        <w:rPr>
-          <w:b/>
-          <w:bCs/>
-          <w:color w:val="12355B"/>
-          <w:sz w:val="24"/>
-          <w:szCs w:val="24"/>
-        </w:rPr>
-        <w:t xml:space="preserve">Exit Ticket</w:t>
-      </w:r>
-    </w:p>
-    <w:p>
-      <w:pPr>
-        <w:spacing w:after="80"/>
-      </w:pPr>
-      <w:r>
-        <w:rPr>
-          <w:sz w:val="21"/>
-          <w:szCs w:val="21"/>
-        </w:rPr>
-        <w:t xml:space="preserve">A)  2</w:t>
-      </w:r>
-      <w:r>
-        <w:rPr>
-          <w:i/>
-          <w:iCs/>
-          <w:color w:val="5F6F80"/>
-          <w:sz w:val="19"/>
-          <w:szCs w:val="19"/>
-        </w:rPr>
-        <w:t xml:space="preserve">  — 4/5 ÷ 2/5 = 4/5 × 5/2 = 20/10 = 2. Two groups of 2/5 fit into 4/5.</w:t>
       </w:r>
     </w:p>
     <w:sectPr>

--- a/lessons/2-3/downloads/2-3-notes.docx
+++ b/lessons/2-3/downloads/2-3-notes.docx
@@ -14,7 +14,7 @@
           <w:sz w:val="18"/>
           <w:szCs w:val="18"/>
         </w:rPr>
-        <w:t xml:space="preserve">UNIT 2  ·  LESSON 3      STANDARD 6.NS.1</w:t>
+        <w:t xml:space="preserve">UNIT 2  ·  LESSON 3      STANDARD 6.NOS.1</w:t>
       </w:r>
     </w:p>
     <w:p>
@@ -2377,6 +2377,32 @@
     </w:p>
     <w:p>
       <w:pPr>
+        <w:pStyle w:val="Heading2"/>
+        <w:spacing w:after="80" w:before="180"/>
+      </w:pPr>
+      <w:r>
+        <w:rPr>
+          <w:b/>
+          <w:bCs/>
+          <w:color w:val="12355B"/>
+          <w:sz w:val="24"/>
+          <w:szCs w:val="24"/>
+        </w:rPr>
+        <w:t xml:space="preserve">Level 1 Support</w:t>
+      </w:r>
+      <w:r>
+        <w:rPr>
+          <w:i/>
+          <w:iCs/>
+          <w:color w:val="1FA6A2"/>
+          <w:sz w:val="19"/>
+          <w:szCs w:val="19"/>
+        </w:rPr>
+        <w:t xml:space="preserve">   extra scaffolding</w:t>
+      </w:r>
+    </w:p>
+    <w:p>
+      <w:pPr>
         <w:keepNext/>
         <w:spacing w:after="60" w:before="160"/>
       </w:pPr>
@@ -2637,6 +2663,32 @@
     </w:tbl>
     <w:p>
       <w:pPr>
+        <w:pStyle w:val="Heading2"/>
+        <w:spacing w:after="80" w:before="180"/>
+      </w:pPr>
+      <w:r>
+        <w:rPr>
+          <w:b/>
+          <w:bCs/>
+          <w:color w:val="12355B"/>
+          <w:sz w:val="24"/>
+          <w:szCs w:val="24"/>
+        </w:rPr>
+        <w:t xml:space="preserve">On Level</w:t>
+      </w:r>
+      <w:r>
+        <w:rPr>
+          <w:i/>
+          <w:iCs/>
+          <w:color w:val="12355B"/>
+          <w:sz w:val="19"/>
+          <w:szCs w:val="19"/>
+        </w:rPr>
+        <w:t xml:space="preserve">   grade-level practice</w:t>
+      </w:r>
+    </w:p>
+    <w:p>
+      <w:pPr>
         <w:keepNext/>
         <w:spacing w:after="60" w:before="160"/>
       </w:pPr>
@@ -2710,136 +2762,6 @@
           <w:szCs w:val="20"/>
         </w:rPr>
         <w:t xml:space="preserve">D)  2 scoops</w:t>
-      </w:r>
-    </w:p>
-    <w:p>
-      <w:pPr>
-        <w:spacing w:after="20"/>
-      </w:pPr>
-      <w:r>
-        <w:t xml:space="preserve"/>
-      </w:r>
-    </w:p>
-    <w:tbl>
-      <w:tblPr>
-        <w:tblW w:type="pct" w:w="100%"/>
-        <w:tblBorders>
-          <w:top w:val="single" w:color="C7D2DD" w:sz="6"/>
-          <w:left w:val="single" w:color="C7D2DD" w:sz="6"/>
-          <w:bottom w:val="single" w:color="C7D2DD" w:sz="6"/>
-          <w:right w:val="single" w:color="C7D2DD" w:sz="6"/>
-          <w:insideH w:val="single" w:color="auto" w:sz="4"/>
-          <w:insideV w:val="single" w:color="auto" w:sz="4"/>
-        </w:tblBorders>
-      </w:tblPr>
-      <w:tblGrid>
-        <w:gridCol w:w="100"/>
-      </w:tblGrid>
-      <w:tr>
-        <w:tc>
-          <w:tcPr>
-            <w:shd w:fill="FBF3E2" w:color="auto" w:val="clear"/>
-            <w:tcMar>
-              <w:top w:type="dxa" w:w="60"/>
-              <w:left w:type="dxa" w:w="120"/>
-              <w:bottom w:type="dxa" w:w="60"/>
-              <w:right w:type="dxa" w:w="120"/>
-            </w:tcMar>
-          </w:tcPr>
-          <w:p>
-            <w:pPr>
-              <w:spacing w:after="0" w:line="320"/>
-            </w:pPr>
-            <w:r>
-              <w:t xml:space="preserve"/>
-            </w:r>
-          </w:p>
-          <w:p>
-            <w:pPr>
-              <w:spacing w:after="0" w:line="320"/>
-            </w:pPr>
-            <w:r>
-              <w:t xml:space="preserve"/>
-            </w:r>
-          </w:p>
-        </w:tc>
-      </w:tr>
-    </w:tbl>
-    <w:p>
-      <w:pPr>
-        <w:keepNext/>
-        <w:spacing w:after="60" w:before="160"/>
-      </w:pPr>
-      <w:r>
-        <w:rPr>
-          <w:b/>
-          <w:bCs/>
-          <w:color w:val="12355B"/>
-          <w:sz w:val="22"/>
-          <w:szCs w:val="22"/>
-        </w:rPr>
-        <w:t xml:space="preserve">4.  </w:t>
-      </w:r>
-      <w:r>
-        <w:rPr>
-          <w:b/>
-          <w:bCs/>
-          <w:sz w:val="21"/>
-          <w:szCs w:val="21"/>
-        </w:rPr>
-        <w:t xml:space="preserve">What is (3/4) ÷ (1/2)?</w:t>
-      </w:r>
-    </w:p>
-    <w:p>
-      <w:pPr>
-        <w:spacing w:after="40"/>
-        <w:ind w:left="420"/>
-      </w:pPr>
-      <w:r>
-        <w:rPr>
-          <w:sz w:val="20"/>
-          <w:szCs w:val="20"/>
-        </w:rPr>
-        <w:t xml:space="preserve">A)  3/2</w:t>
-      </w:r>
-    </w:p>
-    <w:p>
-      <w:pPr>
-        <w:spacing w:after="40"/>
-        <w:ind w:left="420"/>
-      </w:pPr>
-      <w:r>
-        <w:rPr>
-          <w:sz w:val="20"/>
-          <w:szCs w:val="20"/>
-        </w:rPr>
-        <w:t xml:space="preserve">B)  3/8</w:t>
-      </w:r>
-    </w:p>
-    <w:p>
-      <w:pPr>
-        <w:spacing w:after="40"/>
-        <w:ind w:left="420"/>
-      </w:pPr>
-      <w:r>
-        <w:rPr>
-          <w:sz w:val="20"/>
-          <w:szCs w:val="20"/>
-        </w:rPr>
-        <w:t xml:space="preserve">C)  1/2</w:t>
-      </w:r>
-    </w:p>
-    <w:p>
-      <w:pPr>
-        <w:spacing w:after="40"/>
-        <w:ind w:left="420"/>
-      </w:pPr>
-      <w:r>
-        <w:rPr>
-          <w:sz w:val="20"/>
-          <w:szCs w:val="20"/>
-        </w:rPr>
-        <w:t xml:space="preserve">D)  2/3</w:t>
       </w:r>
     </w:p>
     <w:p>

--- a/lessons/2-3/downloads/2-3-notes.docx
+++ b/lessons/2-3/downloads/2-3-notes.docx
@@ -1228,6 +1228,1302 @@
           <w:szCs w:val="22"/>
         </w:rPr>
         <w:t xml:space="preserve">Writing a fraction in its smallest equal form, like 4/8 = 1/2, is to ___ it.</w:t>
+      </w:r>
+    </w:p>
+    <w:p>
+      <w:pPr>
+        <w:pStyle w:val="Heading1"/>
+        <w:pageBreakBefore/>
+        <w:pBdr>
+          <w:bottom w:val="single" w:color="1FA6A2" w:sz="14" w:space="6"/>
+        </w:pBdr>
+        <w:spacing w:after="140" w:before="0"/>
+      </w:pPr>
+      <w:r>
+        <w:rPr>
+          <w:b/>
+          <w:bCs/>
+          <w:color w:val="12355B"/>
+          <w:sz w:val="30"/>
+          <w:szCs w:val="30"/>
+        </w:rPr>
+        <w:t xml:space="preserve">Write About the Math</w:t>
+      </w:r>
+    </w:p>
+    <w:p>
+      <w:pPr>
+        <w:spacing w:after="100"/>
+      </w:pPr>
+      <w:r>
+        <w:rPr>
+          <w:i/>
+          <w:iCs/>
+          <w:color w:val="5F6F80"/>
+          <w:sz w:val="19"/>
+          <w:szCs w:val="19"/>
+        </w:rPr>
+        <w:t xml:space="preserve">Use the support level you need. Every level answers the same math question.</w:t>
+      </w:r>
+    </w:p>
+    <w:p>
+      <w:pPr>
+        <w:pStyle w:val="Heading2"/>
+        <w:spacing w:after="80" w:before="180"/>
+      </w:pPr>
+      <w:r>
+        <w:rPr>
+          <w:b/>
+          <w:bCs/>
+          <w:color w:val="12355B"/>
+          <w:sz w:val="24"/>
+          <w:szCs w:val="24"/>
+        </w:rPr>
+        <w:t xml:space="preserve">1. Understand the Question</w:t>
+      </w:r>
+      <w:r>
+        <w:rPr>
+          <w:i/>
+          <w:iCs/>
+          <w:color w:val="B97A12"/>
+          <w:sz w:val="19"/>
+          <w:szCs w:val="19"/>
+        </w:rPr>
+        <w:t xml:space="preserve">   explain</w:t>
+      </w:r>
+    </w:p>
+    <w:tbl>
+      <w:tblPr>
+        <w:tblW w:type="pct" w:w="100%"/>
+        <w:tblBorders>
+          <w:top w:val="single" w:color="1FA6A2" w:sz="8"/>
+          <w:left w:val="single" w:color="1FA6A2" w:sz="8"/>
+          <w:bottom w:val="single" w:color="1FA6A2" w:sz="8"/>
+          <w:right w:val="single" w:color="1FA6A2" w:sz="8"/>
+          <w:insideH w:val="single" w:color="auto" w:sz="4"/>
+          <w:insideV w:val="single" w:color="auto" w:sz="4"/>
+        </w:tblBorders>
+      </w:tblPr>
+      <w:tblGrid>
+        <w:gridCol w:w="100"/>
+      </w:tblGrid>
+      <w:tr>
+        <w:tc>
+          <w:tcPr>
+            <w:shd w:fill="E6F4F3" w:color="auto" w:val="clear"/>
+            <w:tcMar>
+              <w:top w:type="dxa" w:w="120"/>
+              <w:left w:type="dxa" w:w="180"/>
+              <w:bottom w:type="dxa" w:w="120"/>
+              <w:right w:type="dxa" w:w="180"/>
+            </w:tcMar>
+          </w:tcPr>
+          <w:p>
+            <w:pPr>
+              <w:spacing w:after="60"/>
+            </w:pPr>
+            <w:r>
+              <w:rPr>
+                <w:color w:val="1A2733"/>
+                <w:sz w:val="21"/>
+                <w:szCs w:val="21"/>
+              </w:rPr>
+              <w:t xml:space="preserve">Why do we multiply by the reciprocal when we divide one fraction by another?</w:t>
+            </w:r>
+          </w:p>
+          <w:p>
+            <w:pPr>
+              <w:spacing w:after="0"/>
+            </w:pPr>
+            <w:r>
+              <w:rPr>
+                <w:b/>
+                <w:bCs/>
+                <w:color w:val="12355B"/>
+                <w:sz w:val="20"/>
+                <w:szCs w:val="20"/>
+              </w:rPr>
+              <w:t xml:space="preserve">Your job:  </w:t>
+            </w:r>
+            <w:r>
+              <w:rPr>
+                <w:sz w:val="20"/>
+                <w:szCs w:val="20"/>
+              </w:rPr>
+              <w:t xml:space="preserve">Answer the question. Use math evidence. Explain how the evidence proves your answer.</w:t>
+            </w:r>
+            <w:r>
+              <w:rPr>
+                <w:i/>
+                <w:iCs/>
+                <w:color w:val="5F6F80"/>
+                <w:sz w:val="18"/>
+                <w:szCs w:val="18"/>
+              </w:rPr>
+              <w:br/>
+              <w:t xml:space="preserve">Responde la pregunta. Usa evidencia matemática. Explica cómo la evidencia demuestra tu respuesta.</w:t>
+            </w:r>
+          </w:p>
+        </w:tc>
+      </w:tr>
+    </w:tbl>
+    <w:p>
+      <w:pPr>
+        <w:pStyle w:val="Heading2"/>
+        <w:spacing w:after="80" w:before="180"/>
+      </w:pPr>
+      <w:r>
+        <w:rPr>
+          <w:b/>
+          <w:bCs/>
+          <w:color w:val="12355B"/>
+          <w:sz w:val="24"/>
+          <w:szCs w:val="24"/>
+        </w:rPr>
+        <w:t xml:space="preserve">2. Plan Your Math Words</w:t>
+      </w:r>
+      <w:r>
+        <w:rPr>
+          <w:i/>
+          <w:iCs/>
+          <w:color w:val="1FA6A2"/>
+          <w:sz w:val="19"/>
+          <w:szCs w:val="19"/>
+        </w:rPr>
+        <w:t xml:space="preserve">   check at least two</w:t>
+      </w:r>
+    </w:p>
+    <w:p>
+      <w:pPr>
+        <w:spacing w:after="60"/>
+      </w:pPr>
+      <w:r>
+        <w:rPr>
+          <w:b/>
+          <w:bCs/>
+          <w:color w:val="1FA6A2"/>
+          <w:sz w:val="22"/>
+          <w:szCs w:val="22"/>
+        </w:rPr>
+        <w:t xml:space="preserve">☐  </w:t>
+      </w:r>
+      <w:r>
+        <w:rPr>
+          <w:b/>
+          <w:bCs/>
+          <w:color w:val="12355B"/>
+          <w:sz w:val="20"/>
+          <w:szCs w:val="20"/>
+        </w:rPr>
+        <w:t xml:space="preserve">Divisor — </w:t>
+      </w:r>
+      <w:r>
+        <w:rPr>
+          <w:sz w:val="20"/>
+          <w:szCs w:val="20"/>
+        </w:rPr>
+        <w:t xml:space="preserve">The number you split by in a division problem.</w:t>
+      </w:r>
+      <w:r>
+        <w:rPr>
+          <w:i/>
+          <w:iCs/>
+          <w:color w:val="5F6F80"/>
+          <w:sz w:val="18"/>
+          <w:szCs w:val="18"/>
+        </w:rPr>
+        <w:br/>
+        <w:t xml:space="preserve">Divisor — El número entre el que divides en una división.</w:t>
+      </w:r>
+    </w:p>
+    <w:p>
+      <w:pPr>
+        <w:spacing w:after="60"/>
+      </w:pPr>
+      <w:r>
+        <w:rPr>
+          <w:b/>
+          <w:bCs/>
+          <w:color w:val="1FA6A2"/>
+          <w:sz w:val="22"/>
+          <w:szCs w:val="22"/>
+        </w:rPr>
+        <w:t xml:space="preserve">☐  </w:t>
+      </w:r>
+      <w:r>
+        <w:rPr>
+          <w:b/>
+          <w:bCs/>
+          <w:color w:val="12355B"/>
+          <w:sz w:val="20"/>
+          <w:szCs w:val="20"/>
+        </w:rPr>
+        <w:t xml:space="preserve">Reciprocal — </w:t>
+      </w:r>
+      <w:r>
+        <w:rPr>
+          <w:sz w:val="20"/>
+          <w:szCs w:val="20"/>
+        </w:rPr>
+        <w:t xml:space="preserve">A fraction turned upside down.</w:t>
+      </w:r>
+      <w:r>
+        <w:rPr>
+          <w:i/>
+          <w:iCs/>
+          <w:color w:val="5F6F80"/>
+          <w:sz w:val="18"/>
+          <w:szCs w:val="18"/>
+        </w:rPr>
+        <w:br/>
+        <w:t xml:space="preserve">Recíproco — Una fracción volteada de arriba abajo.</w:t>
+      </w:r>
+    </w:p>
+    <w:p>
+      <w:pPr>
+        <w:spacing w:after="60"/>
+      </w:pPr>
+      <w:r>
+        <w:rPr>
+          <w:b/>
+          <w:bCs/>
+          <w:color w:val="1FA6A2"/>
+          <w:sz w:val="22"/>
+          <w:szCs w:val="22"/>
+        </w:rPr>
+        <w:t xml:space="preserve">☐  </w:t>
+      </w:r>
+      <w:r>
+        <w:rPr>
+          <w:b/>
+          <w:bCs/>
+          <w:color w:val="12355B"/>
+          <w:sz w:val="20"/>
+          <w:szCs w:val="20"/>
+        </w:rPr>
+        <w:t xml:space="preserve">Quotient — </w:t>
+      </w:r>
+      <w:r>
+        <w:rPr>
+          <w:sz w:val="20"/>
+          <w:szCs w:val="20"/>
+        </w:rPr>
+        <w:t xml:space="preserve">The answer when you divide.</w:t>
+      </w:r>
+      <w:r>
+        <w:rPr>
+          <w:i/>
+          <w:iCs/>
+          <w:color w:val="5F6F80"/>
+          <w:sz w:val="18"/>
+          <w:szCs w:val="18"/>
+        </w:rPr>
+        <w:br/>
+        <w:t xml:space="preserve">Cociente — La respuesta cuando divides.</w:t>
+      </w:r>
+    </w:p>
+    <w:p>
+      <w:pPr>
+        <w:spacing w:after="60"/>
+      </w:pPr>
+      <w:r>
+        <w:rPr>
+          <w:b/>
+          <w:bCs/>
+          <w:color w:val="1FA6A2"/>
+          <w:sz w:val="22"/>
+          <w:szCs w:val="22"/>
+        </w:rPr>
+        <w:t xml:space="preserve">☐  </w:t>
+      </w:r>
+      <w:r>
+        <w:rPr>
+          <w:b/>
+          <w:bCs/>
+          <w:color w:val="12355B"/>
+          <w:sz w:val="20"/>
+          <w:szCs w:val="20"/>
+        </w:rPr>
+        <w:t xml:space="preserve">Simplify — </w:t>
+      </w:r>
+      <w:r>
+        <w:rPr>
+          <w:sz w:val="20"/>
+          <w:szCs w:val="20"/>
+        </w:rPr>
+        <w:t xml:space="preserve">To make a fraction smaller using the same parts, like 2/4 = 1/2.</w:t>
+      </w:r>
+      <w:r>
+        <w:rPr>
+          <w:i/>
+          <w:iCs/>
+          <w:color w:val="5F6F80"/>
+          <w:sz w:val="18"/>
+          <w:szCs w:val="18"/>
+        </w:rPr>
+        <w:br/>
+        <w:t xml:space="preserve">Simplificar — Hacer una fracción más pequeña con las mismas partes, como 2/4 = 1/2.</w:t>
+      </w:r>
+    </w:p>
+    <w:p>
+      <w:pPr>
+        <w:spacing w:after="60"/>
+      </w:pPr>
+      <w:r>
+        <w:rPr>
+          <w:b/>
+          <w:bCs/>
+          <w:color w:val="1FA6A2"/>
+          <w:sz w:val="22"/>
+          <w:szCs w:val="22"/>
+        </w:rPr>
+        <w:t xml:space="preserve">☐  </w:t>
+      </w:r>
+      <w:r>
+        <w:rPr>
+          <w:b/>
+          <w:bCs/>
+          <w:color w:val="12355B"/>
+          <w:sz w:val="20"/>
+          <w:szCs w:val="20"/>
+        </w:rPr>
+        <w:t xml:space="preserve">Dividend — </w:t>
+      </w:r>
+      <w:r>
+        <w:rPr>
+          <w:sz w:val="20"/>
+          <w:szCs w:val="20"/>
+        </w:rPr>
+        <w:t xml:space="preserve">The number you are splitting up in a division problem.</w:t>
+      </w:r>
+      <w:r>
+        <w:rPr>
+          <w:i/>
+          <w:iCs/>
+          <w:color w:val="5F6F80"/>
+          <w:sz w:val="18"/>
+          <w:szCs w:val="18"/>
+        </w:rPr>
+        <w:br/>
+        <w:t xml:space="preserve">Dividendo — El número que estás repartiendo en una división.</w:t>
+      </w:r>
+    </w:p>
+    <w:tbl>
+      <w:tblPr>
+        <w:tblW w:type="pct" w:w="100%"/>
+        <w:tblBorders>
+          <w:top w:val="single" w:color="1FA6A2" w:sz="8"/>
+          <w:left w:val="single" w:color="1FA6A2" w:sz="8"/>
+          <w:bottom w:val="single" w:color="1FA6A2" w:sz="8"/>
+          <w:right w:val="single" w:color="1FA6A2" w:sz="8"/>
+          <w:insideH w:val="single" w:color="auto" w:sz="4"/>
+          <w:insideV w:val="single" w:color="auto" w:sz="4"/>
+        </w:tblBorders>
+      </w:tblPr>
+      <w:tblGrid>
+        <w:gridCol w:w="100"/>
+      </w:tblGrid>
+      <w:tr>
+        <w:tc>
+          <w:tcPr>
+            <w:shd w:fill="F7FFFD" w:color="auto" w:val="clear"/>
+            <w:tcMar>
+              <w:top w:type="dxa" w:w="120"/>
+              <w:left w:type="dxa" w:w="180"/>
+              <w:bottom w:type="dxa" w:w="120"/>
+              <w:right w:type="dxa" w:w="180"/>
+            </w:tcMar>
+          </w:tcPr>
+          <w:p>
+            <w:pPr>
+              <w:spacing w:after="50"/>
+            </w:pPr>
+            <w:r>
+              <w:rPr>
+                <w:b/>
+                <w:bCs/>
+                <w:color w:val="1FA6A2"/>
+                <w:sz w:val="20"/>
+                <w:szCs w:val="20"/>
+              </w:rPr>
+              <w:t xml:space="preserve">Say it first:  </w:t>
+            </w:r>
+            <w:r>
+              <w:rPr>
+                <w:sz w:val="20"/>
+                <w:szCs w:val="20"/>
+              </w:rPr>
+              <w:t xml:space="preserve">Say your idea to a partner or quietly to yourself before you write.</w:t>
+            </w:r>
+          </w:p>
+          <w:p>
+            <w:pPr>
+              <w:spacing w:after="60"/>
+            </w:pPr>
+            <w:r>
+              <w:rPr>
+                <w:color w:val="1A2733"/>
+                <w:sz w:val="21"/>
+                <w:szCs w:val="21"/>
+              </w:rPr>
+              <w:t xml:space="preserve">I flipped the divisor to its reciprocal because ___.</w:t>
+            </w:r>
+            <w:r>
+              <w:rPr>
+                <w:i/>
+                <w:iCs/>
+                <w:color w:val="5F6F80"/>
+                <w:sz w:val="19"/>
+                <w:szCs w:val="19"/>
+              </w:rPr>
+              <w:br/>
+              <w:t xml:space="preserve">Volteé el divisor a su recíproco porque ___.</w:t>
+            </w:r>
+          </w:p>
+        </w:tc>
+      </w:tr>
+    </w:tbl>
+    <w:p>
+      <w:pPr>
+        <w:pStyle w:val="Heading2"/>
+        <w:spacing w:after="80" w:before="180"/>
+      </w:pPr>
+      <w:r>
+        <w:rPr>
+          <w:b/>
+          <w:bCs/>
+          <w:color w:val="12355B"/>
+          <w:sz w:val="24"/>
+          <w:szCs w:val="24"/>
+        </w:rPr>
+        <w:t xml:space="preserve">3. Build Your Explanation</w:t>
+      </w:r>
+      <w:r>
+        <w:rPr>
+          <w:i/>
+          <w:iCs/>
+          <w:color w:val="B97A12"/>
+          <w:sz w:val="19"/>
+          <w:szCs w:val="19"/>
+        </w:rPr>
+        <w:t xml:space="preserve">   choose your support</w:t>
+      </w:r>
+    </w:p>
+    <w:tbl>
+      <w:tblPr>
+        <w:tblW w:type="pct" w:w="100%"/>
+        <w:tblBorders>
+          <w:top w:val="single" w:color="BBD0DE" w:sz="8"/>
+          <w:left w:val="single" w:color="BBD0DE" w:sz="8"/>
+          <w:bottom w:val="single" w:color="BBD0DE" w:sz="8"/>
+          <w:right w:val="single" w:color="BBD0DE" w:sz="8"/>
+          <w:insideH w:val="single" w:color="auto" w:sz="4"/>
+          <w:insideV w:val="single" w:color="auto" w:sz="4"/>
+        </w:tblBorders>
+      </w:tblPr>
+      <w:tblGrid>
+        <w:gridCol w:w="100"/>
+      </w:tblGrid>
+      <w:tr>
+        <w:tc>
+          <w:tcPr>
+            <w:shd w:fill="EEF4F8" w:color="auto" w:val="clear"/>
+            <w:tcMar>
+              <w:top w:type="dxa" w:w="120"/>
+              <w:left w:type="dxa" w:w="180"/>
+              <w:bottom w:type="dxa" w:w="120"/>
+              <w:right w:type="dxa" w:w="180"/>
+            </w:tcMar>
+          </w:tcPr>
+          <w:p>
+            <w:pPr>
+              <w:spacing w:after="50"/>
+            </w:pPr>
+            <w:r>
+              <w:rPr>
+                <w:i/>
+                <w:iCs/>
+                <w:color w:val="5F6F80"/>
+                <w:sz w:val="19"/>
+                <w:szCs w:val="19"/>
+              </w:rPr>
+              <w:t xml:space="preserve">This model shows the parts of an explanation. It does not answer your writing question.</w:t>
+            </w:r>
+          </w:p>
+          <w:p>
+            <w:pPr>
+              <w:spacing w:after="80"/>
+            </w:pPr>
+            <w:r>
+              <w:rPr>
+                <w:b/>
+                <w:bCs/>
+                <w:color w:val="12355B"/>
+                <w:sz w:val="19"/>
+                <w:szCs w:val="19"/>
+              </w:rPr>
+              <w:t xml:space="preserve">Claim:  </w:t>
+            </w:r>
+            <w:r>
+              <w:rPr>
+                <w:sz w:val="19"/>
+                <w:szCs w:val="19"/>
+              </w:rPr>
+              <w:t xml:space="preserve">She will get many portions because 1/8 pound is much smaller than 3/4 pound.</w:t>
+            </w:r>
+          </w:p>
+          <w:p>
+            <w:pPr>
+              <w:spacing w:after="80"/>
+            </w:pPr>
+            <w:r>
+              <w:rPr>
+                <w:b/>
+                <w:bCs/>
+                <w:color w:val="12355B"/>
+                <w:sz w:val="19"/>
+                <w:szCs w:val="19"/>
+              </w:rPr>
+              <w:t xml:space="preserve">Evidence:  </w:t>
+            </w:r>
+            <w:r>
+              <w:rPr>
+                <w:sz w:val="19"/>
+                <w:szCs w:val="19"/>
+              </w:rPr>
+              <w:t xml:space="preserve">Students recognize the divisor 1/8 is smaller than the dividend 3/4, so the quotient is greater than 1.</w:t>
+            </w:r>
+          </w:p>
+          <w:p>
+            <w:pPr>
+              <w:spacing w:after="80"/>
+            </w:pPr>
+            <w:r>
+              <w:rPr>
+                <w:b/>
+                <w:bCs/>
+                <w:color w:val="12355B"/>
+                <w:sz w:val="19"/>
+                <w:szCs w:val="19"/>
+              </w:rPr>
+              <w:t xml:space="preserve">Reasoning:  </w:t>
+            </w:r>
+            <w:r>
+              <w:rPr>
+                <w:sz w:val="19"/>
+                <w:szCs w:val="19"/>
+              </w:rPr>
+              <w:t xml:space="preserve">This evidence connects the definition of dividend to the mathematical claim.</w:t>
+            </w:r>
+          </w:p>
+        </w:tc>
+      </w:tr>
+    </w:tbl>
+    <w:p>
+      <w:pPr>
+        <w:pStyle w:val="Heading2"/>
+        <w:spacing w:after="80" w:before="180"/>
+      </w:pPr>
+      <w:r>
+        <w:rPr>
+          <w:b/>
+          <w:bCs/>
+          <w:color w:val="12355B"/>
+          <w:sz w:val="24"/>
+          <w:szCs w:val="24"/>
+        </w:rPr>
+        <w:t xml:space="preserve">Start</w:t>
+      </w:r>
+      <w:r>
+        <w:rPr>
+          <w:i/>
+          <w:iCs/>
+          <w:color w:val="1FA6A2"/>
+          <w:sz w:val="19"/>
+          <w:szCs w:val="19"/>
+        </w:rPr>
+        <w:t xml:space="preserve">   Most language support</w:t>
+      </w:r>
+    </w:p>
+    <w:p>
+      <w:pPr>
+        <w:spacing w:after="60"/>
+      </w:pPr>
+      <w:r>
+        <w:rPr>
+          <w:color w:val="1A2733"/>
+          <w:sz w:val="21"/>
+          <w:szCs w:val="21"/>
+        </w:rPr>
+        <w:t xml:space="preserve">Complete the frames. Use the word bank.</w:t>
+      </w:r>
+      <w:r>
+        <w:rPr>
+          <w:i/>
+          <w:iCs/>
+          <w:color w:val="5F6F80"/>
+          <w:sz w:val="19"/>
+          <w:szCs w:val="19"/>
+        </w:rPr>
+        <w:br/>
+        <w:t xml:space="preserve">Completa las oraciones. Usa el banco de palabras.</w:t>
+      </w:r>
+    </w:p>
+    <w:p>
+      <w:pPr>
+        <w:spacing w:after="60"/>
+      </w:pPr>
+      <w:r>
+        <w:rPr>
+          <w:color w:val="1A2733"/>
+          <w:sz w:val="21"/>
+          <w:szCs w:val="21"/>
+        </w:rPr>
+        <w:t xml:space="preserve">I flipped the divisor to its reciprocal because ___.</w:t>
+      </w:r>
+      <w:r>
+        <w:rPr>
+          <w:i/>
+          <w:iCs/>
+          <w:color w:val="5F6F80"/>
+          <w:sz w:val="19"/>
+          <w:szCs w:val="19"/>
+        </w:rPr>
+        <w:br/>
+        <w:t xml:space="preserve">Volteé el divisor a su recíproco porque ___.</w:t>
+      </w:r>
+    </w:p>
+    <w:p>
+      <w:pPr>
+        <w:spacing w:after="60"/>
+      </w:pPr>
+      <w:r>
+        <w:rPr>
+          <w:color w:val="1A2733"/>
+          <w:sz w:val="21"/>
+          <w:szCs w:val="21"/>
+        </w:rPr>
+        <w:t xml:space="preserve">After Keep, Change, Flip the answer is ___.</w:t>
+      </w:r>
+      <w:r>
+        <w:rPr>
+          <w:i/>
+          <w:iCs/>
+          <w:color w:val="5F6F80"/>
+          <w:sz w:val="19"/>
+          <w:szCs w:val="19"/>
+        </w:rPr>
+        <w:br/>
+        <w:t xml:space="preserve">Después de Mantener, Cambiar, Voltear la respuesta es ___.</w:t>
+      </w:r>
+    </w:p>
+    <w:tbl>
+      <w:tblPr>
+        <w:tblW w:type="pct" w:w="100%"/>
+        <w:tblBorders>
+          <w:top w:val="single" w:color="C7D2DD" w:sz="6"/>
+          <w:left w:val="single" w:color="C7D2DD" w:sz="6"/>
+          <w:bottom w:val="single" w:color="C7D2DD" w:sz="6"/>
+          <w:right w:val="single" w:color="C7D2DD" w:sz="6"/>
+          <w:insideH w:val="single" w:color="auto" w:sz="4"/>
+          <w:insideV w:val="single" w:color="auto" w:sz="4"/>
+        </w:tblBorders>
+      </w:tblPr>
+      <w:tblGrid>
+        <w:gridCol w:w="100"/>
+      </w:tblGrid>
+      <w:tr>
+        <w:tc>
+          <w:tcPr>
+            <w:shd w:fill="FBF3E2" w:color="auto" w:val="clear"/>
+            <w:tcMar>
+              <w:top w:type="dxa" w:w="60"/>
+              <w:left w:type="dxa" w:w="120"/>
+              <w:bottom w:type="dxa" w:w="60"/>
+              <w:right w:type="dxa" w:w="120"/>
+            </w:tcMar>
+          </w:tcPr>
+          <w:p>
+            <w:pPr>
+              <w:spacing w:after="0" w:line="320"/>
+            </w:pPr>
+            <w:r>
+              <w:t xml:space="preserve"/>
+            </w:r>
+          </w:p>
+          <w:p>
+            <w:pPr>
+              <w:spacing w:after="0" w:line="320"/>
+            </w:pPr>
+            <w:r>
+              <w:t xml:space="preserve"/>
+            </w:r>
+          </w:p>
+          <w:p>
+            <w:pPr>
+              <w:spacing w:after="0" w:line="320"/>
+            </w:pPr>
+            <w:r>
+              <w:t xml:space="preserve"/>
+            </w:r>
+          </w:p>
+        </w:tc>
+      </w:tr>
+    </w:tbl>
+    <w:p>
+      <w:pPr>
+        <w:pStyle w:val="Heading2"/>
+        <w:spacing w:after="80" w:before="180"/>
+      </w:pPr>
+      <w:r>
+        <w:rPr>
+          <w:b/>
+          <w:bCs/>
+          <w:color w:val="12355B"/>
+          <w:sz w:val="24"/>
+          <w:szCs w:val="24"/>
+        </w:rPr>
+        <w:t xml:space="preserve">Build</w:t>
+      </w:r>
+      <w:r>
+        <w:rPr>
+          <w:i/>
+          <w:iCs/>
+          <w:color w:val="B97A12"/>
+          <w:sz w:val="19"/>
+          <w:szCs w:val="19"/>
+        </w:rPr>
+        <w:t xml:space="preserve">   Some language support</w:t>
+      </w:r>
+    </w:p>
+    <w:p>
+      <w:pPr>
+        <w:spacing w:after="60"/>
+      </w:pPr>
+      <w:r>
+        <w:rPr>
+          <w:color w:val="1A2733"/>
+          <w:sz w:val="21"/>
+          <w:szCs w:val="21"/>
+        </w:rPr>
+        <w:t xml:space="preserve">Write two connected sentences. Use because, so, or but.</w:t>
+      </w:r>
+      <w:r>
+        <w:rPr>
+          <w:i/>
+          <w:iCs/>
+          <w:color w:val="5F6F80"/>
+          <w:sz w:val="19"/>
+          <w:szCs w:val="19"/>
+        </w:rPr>
+        <w:br/>
+        <w:t xml:space="preserve">Escribe dos oraciones conectadas. Usa porque, entonces o pero.</w:t>
+      </w:r>
+    </w:p>
+    <w:p>
+      <w:pPr>
+        <w:spacing w:after="60"/>
+      </w:pPr>
+      <w:r>
+        <w:rPr>
+          <w:color w:val="1A2733"/>
+          <w:sz w:val="21"/>
+          <w:szCs w:val="21"/>
+        </w:rPr>
+        <w:t xml:space="preserve">My claim is ___.</w:t>
+      </w:r>
+      <w:r>
+        <w:rPr>
+          <w:i/>
+          <w:iCs/>
+          <w:color w:val="5F6F80"/>
+          <w:sz w:val="19"/>
+          <w:szCs w:val="19"/>
+        </w:rPr>
+        <w:br/>
+        <w:t xml:space="preserve">Mi afirmación es ___.</w:t>
+      </w:r>
+    </w:p>
+    <w:p>
+      <w:pPr>
+        <w:spacing w:after="60"/>
+      </w:pPr>
+      <w:r>
+        <w:rPr>
+          <w:color w:val="1A2733"/>
+          <w:sz w:val="21"/>
+          <w:szCs w:val="21"/>
+        </w:rPr>
+        <w:t xml:space="preserve">I know because ___.</w:t>
+      </w:r>
+      <w:r>
+        <w:rPr>
+          <w:i/>
+          <w:iCs/>
+          <w:color w:val="5F6F80"/>
+          <w:sz w:val="19"/>
+          <w:szCs w:val="19"/>
+        </w:rPr>
+        <w:br/>
+        <w:t xml:space="preserve">Lo sé porque ___.</w:t>
+      </w:r>
+    </w:p>
+    <w:p>
+      <w:pPr>
+        <w:spacing w:after="60"/>
+      </w:pPr>
+      <w:r>
+        <w:rPr>
+          <w:color w:val="1A2733"/>
+          <w:sz w:val="21"/>
+          <w:szCs w:val="21"/>
+        </w:rPr>
+        <w:t xml:space="preserve">So ___.</w:t>
+      </w:r>
+      <w:r>
+        <w:rPr>
+          <w:i/>
+          <w:iCs/>
+          <w:color w:val="5F6F80"/>
+          <w:sz w:val="19"/>
+          <w:szCs w:val="19"/>
+        </w:rPr>
+        <w:br/>
+        <w:t xml:space="preserve">Entonces ___.</w:t>
+      </w:r>
+    </w:p>
+    <w:tbl>
+      <w:tblPr>
+        <w:tblW w:type="pct" w:w="100%"/>
+        <w:tblBorders>
+          <w:top w:val="single" w:color="C7D2DD" w:sz="6"/>
+          <w:left w:val="single" w:color="C7D2DD" w:sz="6"/>
+          <w:bottom w:val="single" w:color="C7D2DD" w:sz="6"/>
+          <w:right w:val="single" w:color="C7D2DD" w:sz="6"/>
+          <w:insideH w:val="single" w:color="auto" w:sz="4"/>
+          <w:insideV w:val="single" w:color="auto" w:sz="4"/>
+        </w:tblBorders>
+      </w:tblPr>
+      <w:tblGrid>
+        <w:gridCol w:w="100"/>
+      </w:tblGrid>
+      <w:tr>
+        <w:tc>
+          <w:tcPr>
+            <w:shd w:fill="FBF3E2" w:color="auto" w:val="clear"/>
+            <w:tcMar>
+              <w:top w:type="dxa" w:w="60"/>
+              <w:left w:type="dxa" w:w="120"/>
+              <w:bottom w:type="dxa" w:w="60"/>
+              <w:right w:type="dxa" w:w="120"/>
+            </w:tcMar>
+          </w:tcPr>
+          <w:p>
+            <w:pPr>
+              <w:spacing w:after="0" w:line="320"/>
+            </w:pPr>
+            <w:r>
+              <w:t xml:space="preserve"/>
+            </w:r>
+          </w:p>
+          <w:p>
+            <w:pPr>
+              <w:spacing w:after="0" w:line="320"/>
+            </w:pPr>
+            <w:r>
+              <w:t xml:space="preserve"/>
+            </w:r>
+          </w:p>
+          <w:p>
+            <w:pPr>
+              <w:spacing w:after="0" w:line="320"/>
+            </w:pPr>
+            <w:r>
+              <w:t xml:space="preserve"/>
+            </w:r>
+          </w:p>
+        </w:tc>
+      </w:tr>
+    </w:tbl>
+    <w:p>
+      <w:pPr>
+        <w:pStyle w:val="Heading2"/>
+        <w:spacing w:after="80" w:before="180"/>
+      </w:pPr>
+      <w:r>
+        <w:rPr>
+          <w:b/>
+          <w:bCs/>
+          <w:color w:val="12355B"/>
+          <w:sz w:val="24"/>
+          <w:szCs w:val="24"/>
+        </w:rPr>
+        <w:t xml:space="preserve">Explain</w:t>
+      </w:r>
+      <w:r>
+        <w:rPr>
+          <w:i/>
+          <w:iCs/>
+          <w:color w:val="B97A12"/>
+          <w:sz w:val="19"/>
+          <w:szCs w:val="19"/>
+        </w:rPr>
+        <w:t xml:space="preserve">   Light language support</w:t>
+      </w:r>
+    </w:p>
+    <w:p>
+      <w:pPr>
+        <w:spacing w:after="60"/>
+      </w:pPr>
+      <w:r>
+        <w:rPr>
+          <w:color w:val="1A2733"/>
+          <w:sz w:val="21"/>
+          <w:szCs w:val="21"/>
+        </w:rPr>
+        <w:t xml:space="preserve">Write a claim, give math evidence, and explain your reasoning.</w:t>
+      </w:r>
+      <w:r>
+        <w:rPr>
+          <w:i/>
+          <w:iCs/>
+          <w:color w:val="5F6F80"/>
+          <w:sz w:val="19"/>
+          <w:szCs w:val="19"/>
+        </w:rPr>
+        <w:br/>
+        <w:t xml:space="preserve">Escribe una afirmación, da evidencia matemática y explica tu razonamiento.</w:t>
+      </w:r>
+    </w:p>
+    <w:p>
+      <w:pPr>
+        <w:spacing w:after="60"/>
+      </w:pPr>
+      <w:r>
+        <w:rPr>
+          <w:color w:val="1A2733"/>
+          <w:sz w:val="21"/>
+          <w:szCs w:val="21"/>
+        </w:rPr>
+        <w:t xml:space="preserve">My claim is ___.</w:t>
+      </w:r>
+      <w:r>
+        <w:rPr>
+          <w:i/>
+          <w:iCs/>
+          <w:color w:val="5F6F80"/>
+          <w:sz w:val="19"/>
+          <w:szCs w:val="19"/>
+        </w:rPr>
+        <w:br/>
+        <w:t xml:space="preserve">Mi afirmación es ___.</w:t>
+      </w:r>
+    </w:p>
+    <w:p>
+      <w:pPr>
+        <w:spacing w:after="60"/>
+      </w:pPr>
+      <w:r>
+        <w:rPr>
+          <w:color w:val="1A2733"/>
+          <w:sz w:val="21"/>
+          <w:szCs w:val="21"/>
+        </w:rPr>
+        <w:t xml:space="preserve">My math evidence is ___.</w:t>
+      </w:r>
+      <w:r>
+        <w:rPr>
+          <w:i/>
+          <w:iCs/>
+          <w:color w:val="5F6F80"/>
+          <w:sz w:val="19"/>
+          <w:szCs w:val="19"/>
+        </w:rPr>
+        <w:br/>
+        <w:t xml:space="preserve">Mi evidencia matemática es ___.</w:t>
+      </w:r>
+    </w:p>
+    <w:p>
+      <w:pPr>
+        <w:spacing w:after="60"/>
+      </w:pPr>
+      <w:r>
+        <w:rPr>
+          <w:color w:val="1A2733"/>
+          <w:sz w:val="21"/>
+          <w:szCs w:val="21"/>
+        </w:rPr>
+        <w:t xml:space="preserve">This proves ___ because ___.</w:t>
+      </w:r>
+      <w:r>
+        <w:rPr>
+          <w:i/>
+          <w:iCs/>
+          <w:color w:val="5F6F80"/>
+          <w:sz w:val="19"/>
+          <w:szCs w:val="19"/>
+        </w:rPr>
+        <w:br/>
+        <w:t xml:space="preserve">Esto demuestra ___ porque ___.</w:t>
+      </w:r>
+    </w:p>
+    <w:tbl>
+      <w:tblPr>
+        <w:tblW w:type="pct" w:w="100%"/>
+        <w:tblBorders>
+          <w:top w:val="single" w:color="C7D2DD" w:sz="6"/>
+          <w:left w:val="single" w:color="C7D2DD" w:sz="6"/>
+          <w:bottom w:val="single" w:color="C7D2DD" w:sz="6"/>
+          <w:right w:val="single" w:color="C7D2DD" w:sz="6"/>
+          <w:insideH w:val="single" w:color="auto" w:sz="4"/>
+          <w:insideV w:val="single" w:color="auto" w:sz="4"/>
+        </w:tblBorders>
+      </w:tblPr>
+      <w:tblGrid>
+        <w:gridCol w:w="100"/>
+      </w:tblGrid>
+      <w:tr>
+        <w:tc>
+          <w:tcPr>
+            <w:shd w:fill="FBF3E2" w:color="auto" w:val="clear"/>
+            <w:tcMar>
+              <w:top w:type="dxa" w:w="60"/>
+              <w:left w:type="dxa" w:w="120"/>
+              <w:bottom w:type="dxa" w:w="60"/>
+              <w:right w:type="dxa" w:w="120"/>
+            </w:tcMar>
+          </w:tcPr>
+          <w:p>
+            <w:pPr>
+              <w:spacing w:after="0" w:line="320"/>
+            </w:pPr>
+            <w:r>
+              <w:t xml:space="preserve"/>
+            </w:r>
+          </w:p>
+          <w:p>
+            <w:pPr>
+              <w:spacing w:after="0" w:line="320"/>
+            </w:pPr>
+            <w:r>
+              <w:t xml:space="preserve"/>
+            </w:r>
+          </w:p>
+          <w:p>
+            <w:pPr>
+              <w:spacing w:after="0" w:line="320"/>
+            </w:pPr>
+            <w:r>
+              <w:t xml:space="preserve"/>
+            </w:r>
+          </w:p>
+          <w:p>
+            <w:pPr>
+              <w:spacing w:after="0" w:line="320"/>
+            </w:pPr>
+            <w:r>
+              <w:t xml:space="preserve"/>
+            </w:r>
+          </w:p>
+          <w:p>
+            <w:pPr>
+              <w:spacing w:after="0" w:line="320"/>
+            </w:pPr>
+            <w:r>
+              <w:t xml:space="preserve"/>
+            </w:r>
+          </w:p>
+        </w:tc>
+      </w:tr>
+    </w:tbl>
+    <w:p>
+      <w:pPr>
+        <w:pStyle w:val="Heading2"/>
+        <w:spacing w:after="80" w:before="180"/>
+      </w:pPr>
+      <w:r>
+        <w:rPr>
+          <w:b/>
+          <w:bCs/>
+          <w:color w:val="12355B"/>
+          <w:sz w:val="24"/>
+          <w:szCs w:val="24"/>
+        </w:rPr>
+        <w:t xml:space="preserve">4. Check Your Explanation</w:t>
+      </w:r>
+      <w:r>
+        <w:rPr>
+          <w:i/>
+          <w:iCs/>
+          <w:color w:val="1FA6A2"/>
+          <w:sz w:val="19"/>
+          <w:szCs w:val="19"/>
+        </w:rPr>
+        <w:t xml:space="preserve">   five quick checks</w:t>
+      </w:r>
+    </w:p>
+    <w:p>
+      <w:pPr>
+        <w:spacing w:after="80"/>
+      </w:pPr>
+      <w:r>
+        <w:rPr>
+          <w:b/>
+          <w:bCs/>
+          <w:color w:val="1FA6A2"/>
+          <w:sz w:val="22"/>
+          <w:szCs w:val="22"/>
+        </w:rPr>
+        <w:t xml:space="preserve">☐  </w:t>
+      </w:r>
+      <w:r>
+        <w:rPr>
+          <w:sz w:val="20"/>
+          <w:szCs w:val="20"/>
+        </w:rPr>
+        <w:t xml:space="preserve">I answered the question.</w:t>
+      </w:r>
+      <w:r>
+        <w:rPr>
+          <w:i/>
+          <w:iCs/>
+          <w:color w:val="5F6F80"/>
+          <w:sz w:val="18"/>
+          <w:szCs w:val="18"/>
+        </w:rPr>
+        <w:br/>
+        <w:t xml:space="preserve">Respondí la pregunta.</w:t>
+      </w:r>
+    </w:p>
+    <w:p>
+      <w:pPr>
+        <w:spacing w:after="80"/>
+      </w:pPr>
+      <w:r>
+        <w:rPr>
+          <w:b/>
+          <w:bCs/>
+          <w:color w:val="1FA6A2"/>
+          <w:sz w:val="22"/>
+          <w:szCs w:val="22"/>
+        </w:rPr>
+        <w:t xml:space="preserve">☐  </w:t>
+      </w:r>
+      <w:r>
+        <w:rPr>
+          <w:sz w:val="20"/>
+          <w:szCs w:val="20"/>
+        </w:rPr>
+        <w:t xml:space="preserve">I used math evidence: numbers, an equation, a model, or a comparison.</w:t>
+      </w:r>
+      <w:r>
+        <w:rPr>
+          <w:i/>
+          <w:iCs/>
+          <w:color w:val="5F6F80"/>
+          <w:sz w:val="18"/>
+          <w:szCs w:val="18"/>
+        </w:rPr>
+        <w:br/>
+        <w:t xml:space="preserve">Usé evidencia matemática: números, una ecuación, un modelo o una comparación.</w:t>
+      </w:r>
+    </w:p>
+    <w:p>
+      <w:pPr>
+        <w:spacing w:after="80"/>
+      </w:pPr>
+      <w:r>
+        <w:rPr>
+          <w:b/>
+          <w:bCs/>
+          <w:color w:val="1FA6A2"/>
+          <w:sz w:val="22"/>
+          <w:szCs w:val="22"/>
+        </w:rPr>
+        <w:t xml:space="preserve">☐  </w:t>
+      </w:r>
+      <w:r>
+        <w:rPr>
+          <w:sz w:val="20"/>
+          <w:szCs w:val="20"/>
+        </w:rPr>
+        <w:t xml:space="preserve">I explained how the evidence proves my answer.</w:t>
+      </w:r>
+      <w:r>
+        <w:rPr>
+          <w:i/>
+          <w:iCs/>
+          <w:color w:val="5F6F80"/>
+          <w:sz w:val="18"/>
+          <w:szCs w:val="18"/>
+        </w:rPr>
+        <w:br/>
+        <w:t xml:space="preserve">Expliqué cómo la evidencia demuestra mi respuesta.</w:t>
+      </w:r>
+    </w:p>
+    <w:p>
+      <w:pPr>
+        <w:spacing w:after="80"/>
+      </w:pPr>
+      <w:r>
+        <w:rPr>
+          <w:b/>
+          <w:bCs/>
+          <w:color w:val="1FA6A2"/>
+          <w:sz w:val="22"/>
+          <w:szCs w:val="22"/>
+        </w:rPr>
+        <w:t xml:space="preserve">☐  </w:t>
+      </w:r>
+      <w:r>
+        <w:rPr>
+          <w:sz w:val="20"/>
+          <w:szCs w:val="20"/>
+        </w:rPr>
+        <w:t xml:space="preserve">I used at least two math words.</w:t>
+      </w:r>
+      <w:r>
+        <w:rPr>
+          <w:i/>
+          <w:iCs/>
+          <w:color w:val="5F6F80"/>
+          <w:sz w:val="18"/>
+          <w:szCs w:val="18"/>
+        </w:rPr>
+        <w:br/>
+        <w:t xml:space="preserve">Usé por lo menos dos palabras matemáticas.</w:t>
+      </w:r>
+    </w:p>
+    <w:p>
+      <w:pPr>
+        <w:spacing w:after="80"/>
+      </w:pPr>
+      <w:r>
+        <w:rPr>
+          <w:b/>
+          <w:bCs/>
+          <w:color w:val="1FA6A2"/>
+          <w:sz w:val="22"/>
+          <w:szCs w:val="22"/>
+        </w:rPr>
+        <w:t xml:space="preserve">☐  </w:t>
+      </w:r>
+      <w:r>
+        <w:rPr>
+          <w:sz w:val="20"/>
+          <w:szCs w:val="20"/>
+        </w:rPr>
+        <w:t xml:space="preserve">I reread complete sentences and punctuation.</w:t>
+      </w:r>
+      <w:r>
+        <w:rPr>
+          <w:i/>
+          <w:iCs/>
+          <w:color w:val="5F6F80"/>
+          <w:sz w:val="18"/>
+          <w:szCs w:val="18"/>
+        </w:rPr>
+        <w:br/>
+        <w:t xml:space="preserve">Volví a leer mis oraciones completas y la puntuación.</w:t>
       </w:r>
     </w:p>
     <w:p>

--- a/lessons/2-3/downloads/2-3-notes.docx
+++ b/lessons/2-3/downloads/2-3-notes.docx
@@ -180,7 +180,7 @@
                 <w:sz w:val="20"/>
                 <w:szCs w:val="20"/>
               </w:rPr>
-              <w:t xml:space="preserve">I can find the mean, median, and mode of a data set.</w:t>
+              <w:t xml:space="preserve">I can find the median of a data set and use it to describe what is typical.</w:t>
             </w:r>
           </w:p>
           <w:p>
@@ -202,7 +202,7 @@
                 <w:sz w:val="20"/>
                 <w:szCs w:val="20"/>
               </w:rPr>
-              <w:t xml:space="preserve">I can explain my reasoning using the words mean, median, mode, and outlier.</w:t>
+              <w:t xml:space="preserve">I can explain the median using the words order, middle, typical, and half.</w:t>
             </w:r>
           </w:p>
         </w:tc>
@@ -351,7 +351,7 @@
                 <w:sz w:val="24"/>
                 <w:szCs w:val="24"/>
               </w:rPr>
-              <w:t xml:space="preserve">Mean, Median, and Mode</w:t>
+              <w:t xml:space="preserve">Describe the Data Using the Median</w:t>
             </w:r>
             <w:r>
               <w:rPr>
@@ -361,7 +361,7 @@
                 <w:sz w:val="19"/>
                 <w:szCs w:val="19"/>
               </w:rPr>
-              <w:t xml:space="preserve">   Media, mediana y moda</w:t>
+              <w:t xml:space="preserve">   Describir los datos con la mediana</w:t>
             </w:r>
           </w:p>
           <w:p>
@@ -373,7 +373,7 @@
                 <w:sz w:val="21"/>
                 <w:szCs w:val="21"/>
               </w:rPr>
-              <w:t xml:space="preserve">Measures that describe a data set's center: average, middle value, and most frequent value.</w:t>
+              <w:t xml:space="preserve">Using the middle value of the ordered data to say what is typical for the whole set.</w:t>
             </w:r>
           </w:p>
           <w:p>
@@ -398,7 +398,7 @@
                 <w:sz w:val="18"/>
                 <w:szCs w:val="18"/>
               </w:rPr>
-              <w:t xml:space="preserve">For 2, 3, 3, 8: mean = 4, median = 3, mode = 3.</w:t>
+              <w:t xml:space="preserve">2, 4, 4, 6, 9 → median 4</w:t>
             </w:r>
           </w:p>
         </w:tc>
@@ -505,7 +505,7 @@
                 <w:sz w:val="24"/>
                 <w:szCs w:val="24"/>
               </w:rPr>
-              <w:t xml:space="preserve">Mean</w:t>
+              <w:t xml:space="preserve">Median</w:t>
             </w:r>
             <w:r>
               <w:rPr>
@@ -515,7 +515,7 @@
                 <w:sz w:val="19"/>
                 <w:szCs w:val="19"/>
               </w:rPr>
-              <w:t xml:space="preserve">   Media</w:t>
+              <w:t xml:space="preserve">   Mediana</w:t>
             </w:r>
           </w:p>
           <w:p>
@@ -527,7 +527,7 @@
                 <w:sz w:val="21"/>
                 <w:szCs w:val="21"/>
               </w:rPr>
-              <w:t xml:space="preserve">The average. Add all the numbers, then divide by how many there are.</w:t>
+              <w:t xml:space="preserve">The middle number when you put them in order.</w:t>
             </w:r>
           </w:p>
           <w:p>
@@ -552,7 +552,7 @@
                 <w:sz w:val="18"/>
                 <w:szCs w:val="18"/>
               </w:rPr>
-              <w:t xml:space="preserve">Mean of 2, 4, 6: add them (2+4+6=12), divide by 3 → mean = 4</w:t>
+              <w:t xml:space="preserve">Data: 1, 3, 5, 7, 9 → the middle (3rd) value is 5, so median = 5</w:t>
             </w:r>
           </w:p>
         </w:tc>
@@ -659,7 +659,7 @@
                 <w:sz w:val="24"/>
                 <w:szCs w:val="24"/>
               </w:rPr>
-              <w:t xml:space="preserve">Median</w:t>
+              <w:t xml:space="preserve">Mode</w:t>
             </w:r>
             <w:r>
               <w:rPr>
@@ -669,7 +669,7 @@
                 <w:sz w:val="19"/>
                 <w:szCs w:val="19"/>
               </w:rPr>
-              <w:t xml:space="preserve">   Mediana</w:t>
+              <w:t xml:space="preserve">   Moda</w:t>
             </w:r>
           </w:p>
           <w:p>
@@ -681,7 +681,7 @@
                 <w:sz w:val="21"/>
                 <w:szCs w:val="21"/>
               </w:rPr>
-              <w:t xml:space="preserve">The middle number when you put them in order.</w:t>
+              <w:t xml:space="preserve">The number that shows up most often.</w:t>
             </w:r>
           </w:p>
           <w:p>
@@ -706,7 +706,7 @@
                 <w:sz w:val="18"/>
                 <w:szCs w:val="18"/>
               </w:rPr>
-              <w:t xml:space="preserve">Data: 1, 3, 5, 7, 9 → the middle (3rd) value is 5, so median = 5</w:t>
+              <w:t xml:space="preserve">Data: 2, 3, 3, 5, 7 → 3 appears twice (most often), so mode = 3</w:t>
             </w:r>
           </w:p>
         </w:tc>
@@ -813,7 +813,7 @@
                 <w:sz w:val="24"/>
                 <w:szCs w:val="24"/>
               </w:rPr>
-              <w:t xml:space="preserve">Mode</w:t>
+              <w:t xml:space="preserve">Outlier</w:t>
             </w:r>
             <w:r>
               <w:rPr>
@@ -823,7 +823,7 @@
                 <w:sz w:val="19"/>
                 <w:szCs w:val="19"/>
               </w:rPr>
-              <w:t xml:space="preserve">   Moda</w:t>
+              <w:t xml:space="preserve">   Valor atípico</w:t>
             </w:r>
           </w:p>
           <w:p>
@@ -835,7 +835,7 @@
                 <w:sz w:val="21"/>
                 <w:szCs w:val="21"/>
               </w:rPr>
-              <w:t xml:space="preserve">The number that shows up most often.</w:t>
+              <w:t xml:space="preserve">A number that is much bigger or smaller than the rest.</w:t>
             </w:r>
           </w:p>
           <w:p>
@@ -860,7 +860,7 @@
                 <w:sz w:val="18"/>
                 <w:szCs w:val="18"/>
               </w:rPr>
-              <w:t xml:space="preserve">Data: 2, 3, 3, 5, 7 → 3 appears twice (most often), so mode = 3</w:t>
+              <w:t xml:space="preserve">Data: 10, 12, 11, 13, 50 → 50 is far from the others, so 50 is an outlier</w:t>
             </w:r>
           </w:p>
         </w:tc>
@@ -967,7 +967,7 @@
                 <w:sz w:val="24"/>
                 <w:szCs w:val="24"/>
               </w:rPr>
-              <w:t xml:space="preserve">Outlier</w:t>
+              <w:t xml:space="preserve">Data distribution</w:t>
             </w:r>
             <w:r>
               <w:rPr>
@@ -977,7 +977,7 @@
                 <w:sz w:val="19"/>
                 <w:szCs w:val="19"/>
               </w:rPr>
-              <w:t xml:space="preserve">   Valor atípico</w:t>
+              <w:t xml:space="preserve">   Distribución de datos</w:t>
             </w:r>
           </w:p>
           <w:p>
@@ -989,7 +989,7 @@
                 <w:sz w:val="21"/>
                 <w:szCs w:val="21"/>
               </w:rPr>
-              <w:t xml:space="preserve">A number that is much bigger or smaller than the rest.</w:t>
+              <w:t xml:space="preserve">How the data looks: where it sits and how spread out it is.</w:t>
             </w:r>
           </w:p>
           <w:p>
@@ -1014,7 +1014,7 @@
                 <w:sz w:val="18"/>
                 <w:szCs w:val="18"/>
               </w:rPr>
-              <w:t xml:space="preserve">Data: 10, 12, 11, 13, 50 → 50 is far from the others, so 50 is an outlier</w:t>
+              <w:t xml:space="preserve">If most values cluster in the center with fewer at the ends, the distribution is symmetric</w:t>
             </w:r>
           </w:p>
         </w:tc>
@@ -1121,160 +1121,6 @@
                 <w:sz w:val="24"/>
                 <w:szCs w:val="24"/>
               </w:rPr>
-              <w:t xml:space="preserve">Data distribution</w:t>
-            </w:r>
-            <w:r>
-              <w:rPr>
-                <w:i/>
-                <w:iCs/>
-                <w:color w:val="5F6F80"/>
-                <w:sz w:val="19"/>
-                <w:szCs w:val="19"/>
-              </w:rPr>
-              <w:t xml:space="preserve">   Distribución de datos</w:t>
-            </w:r>
-          </w:p>
-          <w:p>
-            <w:pPr>
-              <w:spacing w:after="40"/>
-            </w:pPr>
-            <w:r>
-              <w:rPr>
-                <w:sz w:val="21"/>
-                <w:szCs w:val="21"/>
-              </w:rPr>
-              <w:t xml:space="preserve">How the data looks: where it sits and how spread out it is.</w:t>
-            </w:r>
-          </w:p>
-          <w:p>
-            <w:pPr>
-              <w:spacing w:after="0"/>
-            </w:pPr>
-            <w:r>
-              <w:rPr>
-                <w:b/>
-                <w:bCs/>
-                <w:color w:val="1FA6A2"/>
-                <w:sz w:val="18"/>
-                <w:szCs w:val="18"/>
-              </w:rPr>
-              <w:t xml:space="preserve">Example:  </w:t>
-            </w:r>
-            <w:r>
-              <w:rPr>
-                <w:i/>
-                <w:iCs/>
-                <w:color w:val="5F6F80"/>
-                <w:sz w:val="18"/>
-                <w:szCs w:val="18"/>
-              </w:rPr>
-              <w:t xml:space="preserve">If most values cluster in the center with fewer at the ends, the distribution is symmetric</w:t>
-            </w:r>
-          </w:p>
-        </w:tc>
-      </w:tr>
-    </w:tbl>
-    <w:tbl>
-      <w:tblPr>
-        <w:tblW w:type="pct" w:w="100%"/>
-        <w:tblBorders>
-          <w:top w:val="none" w:color="FFFFFF" w:sz="0"/>
-          <w:left w:val="none" w:color="FFFFFF" w:sz="0"/>
-          <w:bottom w:val="single" w:color="C7D2DD" w:sz="4"/>
-          <w:right w:val="none" w:color="FFFFFF" w:sz="0"/>
-          <w:insideH w:val="none" w:color="FFFFFF" w:sz="0"/>
-          <w:insideV w:val="none" w:color="FFFFFF" w:sz="0"/>
-        </w:tblBorders>
-      </w:tblPr>
-      <w:tblGrid>
-        <w:gridCol w:w="1800"/>
-        <w:gridCol w:w="7560"/>
-      </w:tblGrid>
-      <w:tr>
-        <w:trPr>
-          <w:cantSplit/>
-        </w:trPr>
-        <w:tc>
-          <w:tcPr>
-            <w:tcW w:type="dxa" w:w="1800"/>
-            <w:tcMar>
-              <w:top w:type="dxa" w:w="100"/>
-              <w:left w:type="dxa" w:w="40"/>
-              <w:bottom w:type="dxa" w:w="100"/>
-              <w:right w:type="dxa" w:w="120"/>
-            </w:tcMar>
-            <w:vAlign w:val="center"/>
-          </w:tcPr>
-          <w:p>
-            <w:pPr>
-              <w:spacing w:after="0"/>
-              <w:jc w:val="center"/>
-            </w:pPr>
-            <w:r>
-              <w:drawing>
-                <wp:inline distT="0" distB="0" distL="0" distR="0">
-                  <wp:extent cx="1047750" cy="790575"/>
-                  <wp:effectExtent t="0" r="0" b="0" l="0"/>
-                  <wp:docPr id="1" name="" descr="" title=""/>
-                  <wp:cNvGraphicFramePr>
-                    <a:graphicFrameLocks xmlns:a="http://schemas.openxmlformats.org/drawingml/2006/main" noChangeAspect="1"/>
-                  </wp:cNvGraphicFramePr>
-                  <a:graphic xmlns:a="http://schemas.openxmlformats.org/drawingml/2006/main">
-                    <a:graphicData uri="http://schemas.openxmlformats.org/drawingml/2006/picture">
-                      <pic:pic xmlns:pic="http://schemas.openxmlformats.org/drawingml/2006/picture">
-                        <pic:nvPicPr>
-                          <pic:cNvPr id="0" name="" descr=""/>
-                          <pic:cNvPicPr>
-                            <a:picLocks noChangeAspect="1" noChangeArrowheads="1"/>
-                          </pic:cNvPicPr>
-                        </pic:nvPicPr>
-                        <pic:blipFill>
-                          <a:blip r:embed="rId15" cstate="none"/>
-                          <a:srcRect/>
-                          <a:stretch>
-                            <a:fillRect/>
-                          </a:stretch>
-                        </pic:blipFill>
-                        <pic:spPr bwMode="auto">
-                          <a:xfrm>
-                            <a:off x="0" y="0"/>
-                            <a:ext cx="1047750" cy="790575"/>
-                          </a:xfrm>
-                          <a:prstGeom prst="rect">
-                            <a:avLst/>
-                          </a:prstGeom>
-                        </pic:spPr>
-                      </pic:pic>
-                    </a:graphicData>
-                  </a:graphic>
-                </wp:inline>
-              </w:drawing>
-            </w:r>
-          </w:p>
-        </w:tc>
-        <w:tc>
-          <w:tcPr>
-            <w:tcW w:type="dxa" w:w="7560"/>
-            <w:tcMar>
-              <w:top w:type="dxa" w:w="100"/>
-              <w:left w:type="dxa" w:w="40"/>
-              <w:bottom w:type="dxa" w:w="100"/>
-              <w:right w:type="dxa" w:w="40"/>
-            </w:tcMar>
-            <w:vAlign w:val="center"/>
-          </w:tcPr>
-          <w:p>
-            <w:pPr>
-              <w:spacing w:after="50"/>
-            </w:pPr>
-            <w:r>
-              <w:rPr>
-                <w:b/>
-                <w:bCs/>
-                <w:color w:val="12355B"/>
-                <w:sz w:val="24"/>
-                <w:szCs w:val="24"/>
-              </w:rPr>
               <w:t xml:space="preserve">Variability</w:t>
             </w:r>
             <w:r>
@@ -1414,7 +1260,7 @@
                 <w:sz w:val="21"/>
                 <w:szCs w:val="21"/>
               </w:rPr>
-              <w:t xml:space="preserve">Mean, Median, and Mode      •      Mean      •      Median      •      Mode      •      Outlier      •      Data distribution      •      Variability</w:t>
+              <w:t xml:space="preserve">Describe the Data Using the Median      •      Median      •      Mode      •      Outlier      •      Data distribution      •      Variability</w:t>
             </w:r>
           </w:p>
         </w:tc>
@@ -1447,7 +1293,7 @@
           <w:sz w:val="22"/>
           <w:szCs w:val="22"/>
         </w:rPr>
-        <w:t xml:space="preserve">__________  —  Measures that describe a data set's center: average, middle value, and most frequent value.</w:t>
+        <w:t xml:space="preserve">When one value sits far from the rest, describe the typical value with the ___.</w:t>
       </w:r>
     </w:p>
     <w:p>
@@ -1469,7 +1315,7 @@
           <w:sz w:val="22"/>
           <w:szCs w:val="22"/>
         </w:rPr>
-        <w:t xml:space="preserve">The average found by adding all values and dividing by how many there are is the ___.</w:t>
+        <w:t xml:space="preserve">The middle value of a data set when the numbers are in order is the ___.</w:t>
       </w:r>
     </w:p>
     <w:p>
@@ -1491,7 +1337,7 @@
           <w:sz w:val="22"/>
           <w:szCs w:val="22"/>
         </w:rPr>
-        <w:t xml:space="preserve">The middle value of a data set when the numbers are in order is the ___.</w:t>
+        <w:t xml:space="preserve">The value that appears most often in a data set is the ___.</w:t>
       </w:r>
     </w:p>
     <w:p>
@@ -1513,7 +1359,7 @@
           <w:sz w:val="22"/>
           <w:szCs w:val="22"/>
         </w:rPr>
-        <w:t xml:space="preserve">The value that appears most often in a data set is the ___.</w:t>
+        <w:t xml:space="preserve">A value that is much larger or smaller than the rest of the data is an ___.</w:t>
       </w:r>
     </w:p>
     <w:p>
@@ -1535,7 +1381,7 @@
           <w:sz w:val="22"/>
           <w:szCs w:val="22"/>
         </w:rPr>
-        <w:t xml:space="preserve">A value that is much larger or smaller than the rest of the data is an ___.</w:t>
+        <w:t xml:space="preserve">The way data values are spread out is the ___.</w:t>
       </w:r>
     </w:p>
     <w:p>
@@ -1551,28 +1397,6 @@
           <w:szCs w:val="22"/>
         </w:rPr>
         <w:t xml:space="preserve">6.  </w:t>
-      </w:r>
-      <w:r>
-        <w:rPr>
-          <w:sz w:val="22"/>
-          <w:szCs w:val="22"/>
-        </w:rPr>
-        <w:t xml:space="preserve">The way data values are spread out is the ___.</w:t>
-      </w:r>
-    </w:p>
-    <w:p>
-      <w:pPr>
-        <w:spacing w:after="120" w:before="80"/>
-      </w:pPr>
-      <w:r>
-        <w:rPr>
-          <w:b/>
-          <w:bCs/>
-          <w:color w:val="12355B"/>
-          <w:sz w:val="22"/>
-          <w:szCs w:val="22"/>
-        </w:rPr>
-        <w:t xml:space="preserve">7.  </w:t>
       </w:r>
       <w:r>
         <w:rPr>
@@ -1766,14 +1590,14 @@
           <w:sz w:val="20"/>
           <w:szCs w:val="20"/>
         </w:rPr>
-        <w:t xml:space="preserve">Mean, Median, and Mode — </w:t>
+        <w:t xml:space="preserve">Describe the Data Using the Median — </w:t>
       </w:r>
       <w:r>
         <w:rPr>
           <w:sz w:val="20"/>
           <w:szCs w:val="20"/>
         </w:rPr>
-        <w:t xml:space="preserve">Measures that describe a data set's center: average, middle value, and most frequent value.</w:t>
+        <w:t xml:space="preserve">Using the middle value of the ordered data to say what is typical for the whole set.</w:t>
       </w:r>
       <w:r>
         <w:rPr>
@@ -1784,7 +1608,7 @@
           <w:szCs w:val="18"/>
         </w:rPr>
         <w:br/>
-        <w:t xml:space="preserve">Media, mediana y moda — Medidas que describen el centro de un conjunto de datos: promedio, valor central y valor más frecuente.</w:t>
+        <w:t xml:space="preserve">Describir los datos con la mediana — Usar el valor del medio de los datos ordenados para decir qué es típico en todo el conjunto.</w:t>
       </w:r>
     </w:p>
     <w:p>
@@ -1809,14 +1633,14 @@
           <w:sz w:val="20"/>
           <w:szCs w:val="20"/>
         </w:rPr>
-        <w:t xml:space="preserve">Mean — </w:t>
+        <w:t xml:space="preserve">Median — </w:t>
       </w:r>
       <w:r>
         <w:rPr>
           <w:sz w:val="20"/>
           <w:szCs w:val="20"/>
         </w:rPr>
-        <w:t xml:space="preserve">The average. Add all the numbers, then divide by how many there are.</w:t>
+        <w:t xml:space="preserve">The middle number when you put them in order.</w:t>
       </w:r>
       <w:r>
         <w:rPr>
@@ -1827,7 +1651,7 @@
           <w:szCs w:val="18"/>
         </w:rPr>
         <w:br/>
-        <w:t xml:space="preserve">Media — El promedio. Suma todos los números y divide entre cuántos hay.</w:t>
+        <w:t xml:space="preserve">Mediana — El número del medio cuando los pones en orden.</w:t>
       </w:r>
     </w:p>
     <w:p>
@@ -1852,14 +1676,14 @@
           <w:sz w:val="20"/>
           <w:szCs w:val="20"/>
         </w:rPr>
-        <w:t xml:space="preserve">Median — </w:t>
+        <w:t xml:space="preserve">Mode — </w:t>
       </w:r>
       <w:r>
         <w:rPr>
           <w:sz w:val="20"/>
           <w:szCs w:val="20"/>
         </w:rPr>
-        <w:t xml:space="preserve">The middle number when you put them in order.</w:t>
+        <w:t xml:space="preserve">The number that shows up most often.</w:t>
       </w:r>
       <w:r>
         <w:rPr>
@@ -1870,7 +1694,7 @@
           <w:szCs w:val="18"/>
         </w:rPr>
         <w:br/>
-        <w:t xml:space="preserve">Mediana — El número del medio cuando los pones en orden.</w:t>
+        <w:t xml:space="preserve">Moda — El número que aparece más veces.</w:t>
       </w:r>
     </w:p>
     <w:p>
@@ -1895,14 +1719,14 @@
           <w:sz w:val="20"/>
           <w:szCs w:val="20"/>
         </w:rPr>
-        <w:t xml:space="preserve">Mode — </w:t>
+        <w:t xml:space="preserve">Outlier — </w:t>
       </w:r>
       <w:r>
         <w:rPr>
           <w:sz w:val="20"/>
           <w:szCs w:val="20"/>
         </w:rPr>
-        <w:t xml:space="preserve">The number that shows up most often.</w:t>
+        <w:t xml:space="preserve">A number that is much bigger or smaller than the rest.</w:t>
       </w:r>
       <w:r>
         <w:rPr>
@@ -1913,7 +1737,7 @@
           <w:szCs w:val="18"/>
         </w:rPr>
         <w:br/>
-        <w:t xml:space="preserve">Moda — El número que aparece más veces.</w:t>
+        <w:t xml:space="preserve">Valor atípico — Un número mucho mayor o menor que los demás.</w:t>
       </w:r>
     </w:p>
     <w:p>
@@ -1938,14 +1762,14 @@
           <w:sz w:val="20"/>
           <w:szCs w:val="20"/>
         </w:rPr>
-        <w:t xml:space="preserve">Outlier — </w:t>
+        <w:t xml:space="preserve">Data distribution — </w:t>
       </w:r>
       <w:r>
         <w:rPr>
           <w:sz w:val="20"/>
           <w:szCs w:val="20"/>
         </w:rPr>
-        <w:t xml:space="preserve">A number that is much bigger or smaller than the rest.</w:t>
+        <w:t xml:space="preserve">How the data looks: where it sits and how spread out it is.</w:t>
       </w:r>
       <w:r>
         <w:rPr>
@@ -1956,7 +1780,7 @@
           <w:szCs w:val="18"/>
         </w:rPr>
         <w:br/>
-        <w:t xml:space="preserve">Valor atípico — Un número mucho mayor o menor que los demás.</w:t>
+        <w:t xml:space="preserve">Distribución de datos — Cómo se ven los datos: dónde están y qué tan separados están.</w:t>
       </w:r>
     </w:p>
     <w:tbl>
@@ -2164,7 +1988,7 @@
                 <w:sz w:val="19"/>
                 <w:szCs w:val="19"/>
               </w:rPr>
-              <w:t xml:space="preserve">This evidence connects the definition of median to the mathematical claim.</w:t>
+              <w:t xml:space="preserve">This evidence connects the definition of describe the data using the median to the mathematical claim.</w:t>
             </w:r>
           </w:p>
         </w:tc>
@@ -4589,7 +4413,7 @@
           <w:sz w:val="22"/>
           <w:szCs w:val="22"/>
         </w:rPr>
-        <w:t xml:space="preserve">Data set: 4, 7, 10, 7, 12. What is the median?</w:t>
+        <w:t xml:space="preserve">Data set: 4, 7, 10, 7, 12. What is the median, and what does it tell you?</w:t>
       </w:r>
     </w:p>
     <w:p>
@@ -4602,7 +4426,7 @@
           <w:sz w:val="21"/>
           <w:szCs w:val="21"/>
         </w:rPr>
-        <w:t xml:space="preserve">A)  7</w:t>
+        <w:t xml:space="preserve">A)  7 — a typical value in this set is about 7</w:t>
       </w:r>
     </w:p>
     <w:p>
@@ -4615,7 +4439,7 @@
           <w:sz w:val="21"/>
           <w:szCs w:val="21"/>
         </w:rPr>
-        <w:t xml:space="preserve">B)  8</w:t>
+        <w:t xml:space="preserve">B)  10 — it is the middle number as the list is written</w:t>
       </w:r>
     </w:p>
     <w:p>
@@ -4628,7 +4452,7 @@
           <w:sz w:val="21"/>
           <w:szCs w:val="21"/>
         </w:rPr>
-        <w:t xml:space="preserve">C)  10</w:t>
+        <w:t xml:space="preserve">C)  8 — it is the average of all five values</w:t>
       </w:r>
     </w:p>
     <w:p>
@@ -4641,7 +4465,7 @@
           <w:sz w:val="21"/>
           <w:szCs w:val="21"/>
         </w:rPr>
-        <w:t xml:space="preserve">D)  4</w:t>
+        <w:t xml:space="preserve">D)  12 — it is the largest value</w:t>
       </w:r>
     </w:p>
     <w:p>

--- a/lessons/2-3/downloads/2-3-notes.docx
+++ b/lessons/2-3/downloads/2-3-notes.docx
@@ -219,10 +219,12 @@
     <w:p>
       <w:pPr>
         <w:pStyle w:val="Heading1"/>
+        <w:keepNext/>
+        <w:keepLines/>
         <w:pBdr>
           <w:bottom w:val="single" w:color="1FA6A2" w:sz="14" w:space="6"/>
         </w:pBdr>
-        <w:spacing w:after="140" w:before="260"/>
+        <w:spacing w:after="140" w:before="300"/>
       </w:pPr>
       <w:r>
         <w:rPr>
@@ -1177,10 +1179,12 @@
     <w:p>
       <w:pPr>
         <w:pStyle w:val="Heading1"/>
+        <w:keepNext/>
+        <w:keepLines/>
         <w:pBdr>
           <w:bottom w:val="single" w:color="1FA6A2" w:sz="14" w:space="6"/>
         </w:pBdr>
-        <w:spacing w:after="140" w:before="260"/>
+        <w:spacing w:after="140" w:before="300"/>
       </w:pPr>
       <w:r>
         <w:rPr>
@@ -1276,7 +1280,8 @@
     </w:p>
     <w:p>
       <w:pPr>
-        <w:spacing w:after="120" w:before="80"/>
+        <w:keepLines/>
+        <w:spacing w:after="260" w:before="200"/>
       </w:pPr>
       <w:r>
         <w:rPr>
@@ -1293,34 +1298,27 @@
           <w:sz w:val="22"/>
           <w:szCs w:val="22"/>
         </w:rPr>
-        <w:t xml:space="preserve">When one value sits far from the rest, describe the typical value with the ___.</w:t>
-      </w:r>
-    </w:p>
-    <w:p>
-      <w:pPr>
-        <w:spacing w:after="120" w:before="80"/>
-      </w:pPr>
-      <w:r>
-        <w:rPr>
-          <w:b/>
-          <w:bCs/>
-          <w:color w:val="12355B"/>
+        <w:t xml:space="preserve">When one value sits far from the rest, describe the typical value with the </w:t>
+      </w:r>
+      <w:r>
+        <w:rPr>
           <w:sz w:val="22"/>
           <w:szCs w:val="22"/>
         </w:rPr>
-        <w:t xml:space="preserve">2.  </w:t>
+        <w:t xml:space="preserve">________________</w:t>
       </w:r>
       <w:r>
         <w:rPr>
           <w:sz w:val="22"/>
           <w:szCs w:val="22"/>
         </w:rPr>
-        <w:t xml:space="preserve">The middle value of a data set when the numbers are in order is the ___.</w:t>
-      </w:r>
-    </w:p>
-    <w:p>
-      <w:pPr>
-        <w:spacing w:after="120" w:before="80"/>
+        <w:t xml:space="preserve">.</w:t>
+      </w:r>
+    </w:p>
+    <w:p>
+      <w:pPr>
+        <w:keepLines/>
+        <w:spacing w:after="260" w:before="200"/>
       </w:pPr>
       <w:r>
         <w:rPr>
@@ -1330,41 +1328,34 @@
           <w:sz w:val="22"/>
           <w:szCs w:val="22"/>
         </w:rPr>
-        <w:t xml:space="preserve">3.  </w:t>
+        <w:t xml:space="preserve">2.  </w:t>
       </w:r>
       <w:r>
         <w:rPr>
           <w:sz w:val="22"/>
           <w:szCs w:val="22"/>
         </w:rPr>
-        <w:t xml:space="preserve">The value that appears most often in a data set is the ___.</w:t>
-      </w:r>
-    </w:p>
-    <w:p>
-      <w:pPr>
-        <w:spacing w:after="120" w:before="80"/>
-      </w:pPr>
-      <w:r>
-        <w:rPr>
-          <w:b/>
-          <w:bCs/>
-          <w:color w:val="12355B"/>
+        <w:t xml:space="preserve">The middle value of a data set when the numbers are in order is the </w:t>
+      </w:r>
+      <w:r>
+        <w:rPr>
           <w:sz w:val="22"/>
           <w:szCs w:val="22"/>
         </w:rPr>
-        <w:t xml:space="preserve">4.  </w:t>
+        <w:t xml:space="preserve">________________</w:t>
       </w:r>
       <w:r>
         <w:rPr>
           <w:sz w:val="22"/>
           <w:szCs w:val="22"/>
         </w:rPr>
-        <w:t xml:space="preserve">A value that is much larger or smaller than the rest of the data is an ___.</w:t>
-      </w:r>
-    </w:p>
-    <w:p>
-      <w:pPr>
-        <w:spacing w:after="120" w:before="80"/>
+        <w:t xml:space="preserve">.</w:t>
+      </w:r>
+    </w:p>
+    <w:p>
+      <w:pPr>
+        <w:keepLines/>
+        <w:spacing w:after="260" w:before="200"/>
       </w:pPr>
       <w:r>
         <w:rPr>
@@ -1374,46 +1365,150 @@
           <w:sz w:val="22"/>
           <w:szCs w:val="22"/>
         </w:rPr>
-        <w:t xml:space="preserve">5.  </w:t>
+        <w:t xml:space="preserve">3.  </w:t>
       </w:r>
       <w:r>
         <w:rPr>
           <w:sz w:val="22"/>
           <w:szCs w:val="22"/>
         </w:rPr>
-        <w:t xml:space="preserve">The way data values are spread out is the ___.</w:t>
-      </w:r>
-    </w:p>
-    <w:p>
-      <w:pPr>
-        <w:spacing w:after="120" w:before="80"/>
-      </w:pPr>
-      <w:r>
-        <w:rPr>
-          <w:b/>
-          <w:bCs/>
-          <w:color w:val="12355B"/>
+        <w:t xml:space="preserve">The value that appears most often in a data set is the </w:t>
+      </w:r>
+      <w:r>
+        <w:rPr>
           <w:sz w:val="22"/>
           <w:szCs w:val="22"/>
         </w:rPr>
-        <w:t xml:space="preserve">6.  </w:t>
+        <w:t xml:space="preserve">________________</w:t>
       </w:r>
       <w:r>
         <w:rPr>
           <w:sz w:val="22"/>
           <w:szCs w:val="22"/>
         </w:rPr>
-        <w:t xml:space="preserve">How spread out the data values are is the ___.</w:t>
+        <w:t xml:space="preserve">.</w:t>
+      </w:r>
+    </w:p>
+    <w:p>
+      <w:pPr>
+        <w:keepLines/>
+        <w:spacing w:after="260" w:before="200"/>
+      </w:pPr>
+      <w:r>
+        <w:rPr>
+          <w:b/>
+          <w:bCs/>
+          <w:color w:val="12355B"/>
+          <w:sz w:val="22"/>
+          <w:szCs w:val="22"/>
+        </w:rPr>
+        <w:t xml:space="preserve">4.  </w:t>
+      </w:r>
+      <w:r>
+        <w:rPr>
+          <w:sz w:val="22"/>
+          <w:szCs w:val="22"/>
+        </w:rPr>
+        <w:t xml:space="preserve">A value that is much larger or smaller than the rest of the data is an </w:t>
+      </w:r>
+      <w:r>
+        <w:rPr>
+          <w:sz w:val="22"/>
+          <w:szCs w:val="22"/>
+        </w:rPr>
+        <w:t xml:space="preserve">________________</w:t>
+      </w:r>
+      <w:r>
+        <w:rPr>
+          <w:sz w:val="22"/>
+          <w:szCs w:val="22"/>
+        </w:rPr>
+        <w:t xml:space="preserve">.</w:t>
+      </w:r>
+    </w:p>
+    <w:p>
+      <w:pPr>
+        <w:keepLines/>
+        <w:spacing w:after="260" w:before="200"/>
+      </w:pPr>
+      <w:r>
+        <w:rPr>
+          <w:b/>
+          <w:bCs/>
+          <w:color w:val="12355B"/>
+          <w:sz w:val="22"/>
+          <w:szCs w:val="22"/>
+        </w:rPr>
+        <w:t xml:space="preserve">5.  </w:t>
+      </w:r>
+      <w:r>
+        <w:rPr>
+          <w:sz w:val="22"/>
+          <w:szCs w:val="22"/>
+        </w:rPr>
+        <w:t xml:space="preserve">The way data values are spread out is the </w:t>
+      </w:r>
+      <w:r>
+        <w:rPr>
+          <w:sz w:val="22"/>
+          <w:szCs w:val="22"/>
+        </w:rPr>
+        <w:t xml:space="preserve">________________</w:t>
+      </w:r>
+      <w:r>
+        <w:rPr>
+          <w:sz w:val="22"/>
+          <w:szCs w:val="22"/>
+        </w:rPr>
+        <w:t xml:space="preserve">.</w:t>
+      </w:r>
+    </w:p>
+    <w:p>
+      <w:pPr>
+        <w:keepLines/>
+        <w:spacing w:after="260" w:before="200"/>
+      </w:pPr>
+      <w:r>
+        <w:rPr>
+          <w:b/>
+          <w:bCs/>
+          <w:color w:val="12355B"/>
+          <w:sz w:val="22"/>
+          <w:szCs w:val="22"/>
+        </w:rPr>
+        <w:t xml:space="preserve">6.  </w:t>
+      </w:r>
+      <w:r>
+        <w:rPr>
+          <w:sz w:val="22"/>
+          <w:szCs w:val="22"/>
+        </w:rPr>
+        <w:t xml:space="preserve">How spread out the data values are is the </w:t>
+      </w:r>
+      <w:r>
+        <w:rPr>
+          <w:sz w:val="22"/>
+          <w:szCs w:val="22"/>
+        </w:rPr>
+        <w:t xml:space="preserve">________________</w:t>
+      </w:r>
+      <w:r>
+        <w:rPr>
+          <w:sz w:val="22"/>
+          <w:szCs w:val="22"/>
+        </w:rPr>
+        <w:t xml:space="preserve">.</w:t>
       </w:r>
     </w:p>
     <w:p>
       <w:pPr>
         <w:pStyle w:val="Heading1"/>
-        <w:pageBreakBefore/>
+        <w:keepNext/>
+        <w:keepLines/>
         <w:pBdr>
           <w:bottom w:val="single" w:color="1FA6A2" w:sz="14" w:space="6"/>
         </w:pBdr>
-        <w:spacing w:after="140" w:before="0"/>
+        <w:spacing w:after="140" w:before="300"/>
       </w:pPr>
       <w:r>
         <w:rPr>
@@ -2694,11 +2789,12 @@
     <w:p>
       <w:pPr>
         <w:pStyle w:val="Heading1"/>
-        <w:pageBreakBefore/>
+        <w:keepNext/>
+        <w:keepLines/>
         <w:pBdr>
           <w:bottom w:val="single" w:color="1FA6A2" w:sz="14" w:space="6"/>
         </w:pBdr>
-        <w:spacing w:after="140" w:before="0"/>
+        <w:spacing w:after="140" w:before="300"/>
       </w:pPr>
       <w:r>
         <w:rPr>
@@ -3053,11 +3149,12 @@
     <w:p>
       <w:pPr>
         <w:pStyle w:val="Heading1"/>
-        <w:pageBreakBefore/>
+        <w:keepNext/>
+        <w:keepLines/>
         <w:pBdr>
           <w:bottom w:val="single" w:color="1FA6A2" w:sz="14" w:space="6"/>
         </w:pBdr>
-        <w:spacing w:after="140" w:before="0"/>
+        <w:spacing w:after="140" w:before="300"/>
       </w:pPr>
       <w:r>
         <w:rPr>
@@ -3859,11 +3956,12 @@
     <w:p>
       <w:pPr>
         <w:pStyle w:val="Heading1"/>
-        <w:pageBreakBefore/>
+        <w:keepNext/>
+        <w:keepLines/>
         <w:pBdr>
           <w:bottom w:val="single" w:color="1FA6A2" w:sz="14" w:space="6"/>
         </w:pBdr>
-        <w:spacing w:after="140" w:before="0"/>
+        <w:spacing w:after="140" w:before="300"/>
       </w:pPr>
       <w:r>
         <w:rPr>
@@ -4362,11 +4460,12 @@
     <w:p>
       <w:pPr>
         <w:pStyle w:val="Heading1"/>
-        <w:pageBreakBefore/>
+        <w:keepNext/>
+        <w:keepLines/>
         <w:pBdr>
           <w:bottom w:val="single" w:color="1FA6A2" w:sz="14" w:space="6"/>
         </w:pBdr>
-        <w:spacing w:after="140" w:before="0"/>
+        <w:spacing w:after="140" w:before="300"/>
       </w:pPr>
       <w:r>
         <w:rPr>

--- a/lessons/2-3/downloads/2-3-notes.docx
+++ b/lessons/2-3/downloads/2-3-notes.docx
@@ -1446,7 +1446,7 @@
           <w:sz w:val="22"/>
           <w:szCs w:val="22"/>
         </w:rPr>
-        <w:t xml:space="preserve">The way data values are spread out is the </w:t>
+        <w:t xml:space="preserve">The overall shape of where the data values fall is the </w:t>
       </w:r>
       <w:r>
         <w:rPr>
@@ -1483,7 +1483,7 @@
           <w:sz w:val="22"/>
           <w:szCs w:val="22"/>
         </w:rPr>
-        <w:t xml:space="preserve">How spread out the data values are is the </w:t>
+        <w:t xml:space="preserve">How much the data values differ from each other is the </w:t>
       </w:r>
       <w:r>
         <w:rPr>
@@ -1519,47 +1519,6 @@
           <w:szCs w:val="30"/>
         </w:rPr>
         <w:t xml:space="preserve">Write About the Math</w:t>
-      </w:r>
-    </w:p>
-    <w:p>
-      <w:pPr>
-        <w:spacing w:after="100"/>
-      </w:pPr>
-      <w:r>
-        <w:rPr>
-          <w:i/>
-          <w:iCs/>
-          <w:color w:val="5F6F80"/>
-          <w:sz w:val="19"/>
-          <w:szCs w:val="19"/>
-        </w:rPr>
-        <w:t xml:space="preserve">Use the support level you need. Every level answers the same math question.</w:t>
-      </w:r>
-    </w:p>
-    <w:p>
-      <w:pPr>
-        <w:pStyle w:val="Heading2"/>
-        <w:spacing w:after="80" w:before="180"/>
-      </w:pPr>
-      <w:r>
-        <w:rPr>
-          <w:b/>
-          <w:bCs/>
-          <w:color w:val="12355B"/>
-          <w:sz w:val="24"/>
-          <w:szCs w:val="24"/>
-        </w:rPr>
-        <w:t xml:space="preserve">1. Understand the Question</w:t>
-      </w:r>
-      <w:r>
-        <w:rPr>
-          <w:i/>
-          <w:iCs/>
-          <w:color w:val="B97A12"/>
-          <w:sz w:val="19"/>
-          <w:szCs w:val="19"/>
-        </w:rPr>
-        <w:t xml:space="preserve">   explain</w:t>
       </w:r>
     </w:p>
     <w:tbl>
@@ -1600,344 +1559,6 @@
               </w:rPr>
               <w:t xml:space="preserve">Who is using the mean, and who is using the mode? Which is more useful here?</w:t>
             </w:r>
-          </w:p>
-          <w:p>
-            <w:pPr>
-              <w:spacing w:after="0"/>
-            </w:pPr>
-            <w:r>
-              <w:rPr>
-                <w:b/>
-                <w:bCs/>
-                <w:color w:val="12355B"/>
-                <w:sz w:val="20"/>
-                <w:szCs w:val="20"/>
-              </w:rPr>
-              <w:t xml:space="preserve">Your job:  </w:t>
-            </w:r>
-            <w:r>
-              <w:rPr>
-                <w:sz w:val="20"/>
-                <w:szCs w:val="20"/>
-              </w:rPr>
-              <w:t xml:space="preserve">Answer the question. Use math evidence. Explain how the evidence proves your answer.</w:t>
-            </w:r>
-            <w:r>
-              <w:rPr>
-                <w:i/>
-                <w:iCs/>
-                <w:color w:val="5F6F80"/>
-                <w:sz w:val="18"/>
-                <w:szCs w:val="18"/>
-              </w:rPr>
-              <w:br/>
-              <w:t xml:space="preserve">Responde la pregunta. Usa evidencia matemática. Explica cómo la evidencia demuestra tu respuesta.</w:t>
-            </w:r>
-          </w:p>
-        </w:tc>
-      </w:tr>
-    </w:tbl>
-    <w:p>
-      <w:pPr>
-        <w:pStyle w:val="Heading2"/>
-        <w:spacing w:after="80" w:before="180"/>
-      </w:pPr>
-      <w:r>
-        <w:rPr>
-          <w:b/>
-          <w:bCs/>
-          <w:color w:val="12355B"/>
-          <w:sz w:val="24"/>
-          <w:szCs w:val="24"/>
-        </w:rPr>
-        <w:t xml:space="preserve">2. Plan Your Math Words</w:t>
-      </w:r>
-      <w:r>
-        <w:rPr>
-          <w:i/>
-          <w:iCs/>
-          <w:color w:val="1FA6A2"/>
-          <w:sz w:val="19"/>
-          <w:szCs w:val="19"/>
-        </w:rPr>
-        <w:t xml:space="preserve">   check at least two</w:t>
-      </w:r>
-    </w:p>
-    <w:p>
-      <w:pPr>
-        <w:spacing w:after="60"/>
-      </w:pPr>
-      <w:r>
-        <w:rPr>
-          <w:b/>
-          <w:bCs/>
-          <w:color w:val="1FA6A2"/>
-          <w:sz w:val="22"/>
-          <w:szCs w:val="22"/>
-        </w:rPr>
-        <w:t xml:space="preserve">☐  </w:t>
-      </w:r>
-      <w:r>
-        <w:rPr>
-          <w:b/>
-          <w:bCs/>
-          <w:color w:val="12355B"/>
-          <w:sz w:val="20"/>
-          <w:szCs w:val="20"/>
-        </w:rPr>
-        <w:t xml:space="preserve">Describe the Data Using the Median — </w:t>
-      </w:r>
-      <w:r>
-        <w:rPr>
-          <w:sz w:val="20"/>
-          <w:szCs w:val="20"/>
-        </w:rPr>
-        <w:t xml:space="preserve">Using the middle value of the ordered data to say what is typical for the whole set.</w:t>
-      </w:r>
-      <w:r>
-        <w:rPr>
-          <w:i/>
-          <w:iCs/>
-          <w:color w:val="5F6F80"/>
-          <w:sz w:val="18"/>
-          <w:szCs w:val="18"/>
-        </w:rPr>
-        <w:br/>
-        <w:t xml:space="preserve">Describir los datos con la mediana — Usar el valor del medio de los datos ordenados para decir qué es típico en todo el conjunto.</w:t>
-      </w:r>
-    </w:p>
-    <w:p>
-      <w:pPr>
-        <w:spacing w:after="60"/>
-      </w:pPr>
-      <w:r>
-        <w:rPr>
-          <w:b/>
-          <w:bCs/>
-          <w:color w:val="1FA6A2"/>
-          <w:sz w:val="22"/>
-          <w:szCs w:val="22"/>
-        </w:rPr>
-        <w:t xml:space="preserve">☐  </w:t>
-      </w:r>
-      <w:r>
-        <w:rPr>
-          <w:b/>
-          <w:bCs/>
-          <w:color w:val="12355B"/>
-          <w:sz w:val="20"/>
-          <w:szCs w:val="20"/>
-        </w:rPr>
-        <w:t xml:space="preserve">Median — </w:t>
-      </w:r>
-      <w:r>
-        <w:rPr>
-          <w:sz w:val="20"/>
-          <w:szCs w:val="20"/>
-        </w:rPr>
-        <w:t xml:space="preserve">The middle number when you put them in order.</w:t>
-      </w:r>
-      <w:r>
-        <w:rPr>
-          <w:i/>
-          <w:iCs/>
-          <w:color w:val="5F6F80"/>
-          <w:sz w:val="18"/>
-          <w:szCs w:val="18"/>
-        </w:rPr>
-        <w:br/>
-        <w:t xml:space="preserve">Mediana — El número del medio cuando los pones en orden.</w:t>
-      </w:r>
-    </w:p>
-    <w:p>
-      <w:pPr>
-        <w:spacing w:after="60"/>
-      </w:pPr>
-      <w:r>
-        <w:rPr>
-          <w:b/>
-          <w:bCs/>
-          <w:color w:val="1FA6A2"/>
-          <w:sz w:val="22"/>
-          <w:szCs w:val="22"/>
-        </w:rPr>
-        <w:t xml:space="preserve">☐  </w:t>
-      </w:r>
-      <w:r>
-        <w:rPr>
-          <w:b/>
-          <w:bCs/>
-          <w:color w:val="12355B"/>
-          <w:sz w:val="20"/>
-          <w:szCs w:val="20"/>
-        </w:rPr>
-        <w:t xml:space="preserve">Mode — </w:t>
-      </w:r>
-      <w:r>
-        <w:rPr>
-          <w:sz w:val="20"/>
-          <w:szCs w:val="20"/>
-        </w:rPr>
-        <w:t xml:space="preserve">The number that shows up most often.</w:t>
-      </w:r>
-      <w:r>
-        <w:rPr>
-          <w:i/>
-          <w:iCs/>
-          <w:color w:val="5F6F80"/>
-          <w:sz w:val="18"/>
-          <w:szCs w:val="18"/>
-        </w:rPr>
-        <w:br/>
-        <w:t xml:space="preserve">Moda — El número que aparece más veces.</w:t>
-      </w:r>
-    </w:p>
-    <w:p>
-      <w:pPr>
-        <w:spacing w:after="60"/>
-      </w:pPr>
-      <w:r>
-        <w:rPr>
-          <w:b/>
-          <w:bCs/>
-          <w:color w:val="1FA6A2"/>
-          <w:sz w:val="22"/>
-          <w:szCs w:val="22"/>
-        </w:rPr>
-        <w:t xml:space="preserve">☐  </w:t>
-      </w:r>
-      <w:r>
-        <w:rPr>
-          <w:b/>
-          <w:bCs/>
-          <w:color w:val="12355B"/>
-          <w:sz w:val="20"/>
-          <w:szCs w:val="20"/>
-        </w:rPr>
-        <w:t xml:space="preserve">Outlier — </w:t>
-      </w:r>
-      <w:r>
-        <w:rPr>
-          <w:sz w:val="20"/>
-          <w:szCs w:val="20"/>
-        </w:rPr>
-        <w:t xml:space="preserve">A number that is much bigger or smaller than the rest.</w:t>
-      </w:r>
-      <w:r>
-        <w:rPr>
-          <w:i/>
-          <w:iCs/>
-          <w:color w:val="5F6F80"/>
-          <w:sz w:val="18"/>
-          <w:szCs w:val="18"/>
-        </w:rPr>
-        <w:br/>
-        <w:t xml:space="preserve">Valor atípico — Un número mucho mayor o menor que los demás.</w:t>
-      </w:r>
-    </w:p>
-    <w:p>
-      <w:pPr>
-        <w:spacing w:after="60"/>
-      </w:pPr>
-      <w:r>
-        <w:rPr>
-          <w:b/>
-          <w:bCs/>
-          <w:color w:val="1FA6A2"/>
-          <w:sz w:val="22"/>
-          <w:szCs w:val="22"/>
-        </w:rPr>
-        <w:t xml:space="preserve">☐  </w:t>
-      </w:r>
-      <w:r>
-        <w:rPr>
-          <w:b/>
-          <w:bCs/>
-          <w:color w:val="12355B"/>
-          <w:sz w:val="20"/>
-          <w:szCs w:val="20"/>
-        </w:rPr>
-        <w:t xml:space="preserve">Data distribution — </w:t>
-      </w:r>
-      <w:r>
-        <w:rPr>
-          <w:sz w:val="20"/>
-          <w:szCs w:val="20"/>
-        </w:rPr>
-        <w:t xml:space="preserve">How the data looks: where it sits and how spread out it is.</w:t>
-      </w:r>
-      <w:r>
-        <w:rPr>
-          <w:i/>
-          <w:iCs/>
-          <w:color w:val="5F6F80"/>
-          <w:sz w:val="18"/>
-          <w:szCs w:val="18"/>
-        </w:rPr>
-        <w:br/>
-        <w:t xml:space="preserve">Distribución de datos — Cómo se ven los datos: dónde están y qué tan separados están.</w:t>
-      </w:r>
-    </w:p>
-    <w:tbl>
-      <w:tblPr>
-        <w:tblW w:type="pct" w:w="100%"/>
-        <w:tblBorders>
-          <w:top w:val="single" w:color="1FA6A2" w:sz="8"/>
-          <w:left w:val="single" w:color="1FA6A2" w:sz="8"/>
-          <w:bottom w:val="single" w:color="1FA6A2" w:sz="8"/>
-          <w:right w:val="single" w:color="1FA6A2" w:sz="8"/>
-          <w:insideH w:val="single" w:color="auto" w:sz="4"/>
-          <w:insideV w:val="single" w:color="auto" w:sz="4"/>
-        </w:tblBorders>
-      </w:tblPr>
-      <w:tblGrid>
-        <w:gridCol w:w="100"/>
-      </w:tblGrid>
-      <w:tr>
-        <w:tc>
-          <w:tcPr>
-            <w:shd w:fill="F7FFFD" w:color="auto" w:val="clear"/>
-            <w:tcMar>
-              <w:top w:type="dxa" w:w="120"/>
-              <w:left w:type="dxa" w:w="180"/>
-              <w:bottom w:type="dxa" w:w="120"/>
-              <w:right w:type="dxa" w:w="180"/>
-            </w:tcMar>
-          </w:tcPr>
-          <w:p>
-            <w:pPr>
-              <w:spacing w:after="50"/>
-            </w:pPr>
-            <w:r>
-              <w:rPr>
-                <w:b/>
-                <w:bCs/>
-                <w:color w:val="1FA6A2"/>
-                <w:sz w:val="20"/>
-                <w:szCs w:val="20"/>
-              </w:rPr>
-              <w:t xml:space="preserve">Say it first:  </w:t>
-            </w:r>
-            <w:r>
-              <w:rPr>
-                <w:sz w:val="20"/>
-                <w:szCs w:val="20"/>
-              </w:rPr>
-              <w:t xml:space="preserve">Say your idea to a partner or quietly to yourself before you write.</w:t>
-            </w:r>
-          </w:p>
-          <w:p>
-            <w:pPr>
-              <w:spacing w:after="60"/>
-            </w:pPr>
-            <w:r>
-              <w:rPr>
-                <w:color w:val="1A2733"/>
-                <w:sz w:val="21"/>
-                <w:szCs w:val="21"/>
-              </w:rPr>
-              <w:t xml:space="preserve">The teacher used the ___ (about 86.6). The student used the ___ (92). The ___ is more useful here because ___.</w:t>
-            </w:r>
             <w:r>
               <w:rPr>
                 <w:i/>
@@ -1947,7 +1568,7 @@
                 <w:szCs w:val="19"/>
               </w:rPr>
               <w:br/>
-              <w:t xml:space="preserve">Di tu respuesta primero: Mi respuesta es ___ porque ___.</w:t>
+              <w:t xml:space="preserve">¿Quién está usando la media y quién la moda? ¿Cuál es más útil aquí?</w:t>
             </w:r>
           </w:p>
         </w:tc>
@@ -1955,28 +1576,192 @@
     </w:tbl>
     <w:p>
       <w:pPr>
-        <w:pStyle w:val="Heading2"/>
-        <w:spacing w:after="80" w:before="180"/>
-      </w:pPr>
-      <w:r>
-        <w:rPr>
-          <w:b/>
-          <w:bCs/>
-          <w:color w:val="12355B"/>
-          <w:sz w:val="24"/>
-          <w:szCs w:val="24"/>
-        </w:rPr>
-        <w:t xml:space="preserve">3. Build Your Explanation</w:t>
-      </w:r>
+        <w:spacing w:after="100"/>
+      </w:pPr>
       <w:r>
         <w:rPr>
           <w:i/>
           <w:iCs/>
-          <w:color w:val="B97A12"/>
+          <w:color w:val="5F6F80"/>
           <w:sz w:val="19"/>
           <w:szCs w:val="19"/>
         </w:rPr>
-        <w:t xml:space="preserve">   choose your support</w:t>
+        <w:t xml:space="preserve">Say your answer to a partner first. Then write it, using at least two of these words:</w:t>
+      </w:r>
+    </w:p>
+    <w:p>
+      <w:pPr>
+        <w:spacing w:after="40"/>
+      </w:pPr>
+      <w:r>
+        <w:rPr>
+          <w:b/>
+          <w:bCs/>
+          <w:color w:val="1FA6A2"/>
+          <w:sz w:val="22"/>
+          <w:szCs w:val="22"/>
+        </w:rPr>
+        <w:t xml:space="preserve">☐  </w:t>
+      </w:r>
+      <w:r>
+        <w:rPr>
+          <w:b/>
+          <w:bCs/>
+          <w:color w:val="12355B"/>
+          <w:sz w:val="20"/>
+          <w:szCs w:val="20"/>
+        </w:rPr>
+        <w:t xml:space="preserve">Median</w:t>
+      </w:r>
+      <w:r>
+        <w:rPr>
+          <w:i/>
+          <w:iCs/>
+          <w:color w:val="5F6F80"/>
+          <w:sz w:val="18"/>
+          <w:szCs w:val="18"/>
+        </w:rPr>
+        <w:t xml:space="preserve">  ·  Mediana</w:t>
+      </w:r>
+    </w:p>
+    <w:p>
+      <w:pPr>
+        <w:spacing w:after="40"/>
+      </w:pPr>
+      <w:r>
+        <w:rPr>
+          <w:b/>
+          <w:bCs/>
+          <w:color w:val="1FA6A2"/>
+          <w:sz w:val="22"/>
+          <w:szCs w:val="22"/>
+        </w:rPr>
+        <w:t xml:space="preserve">☐  </w:t>
+      </w:r>
+      <w:r>
+        <w:rPr>
+          <w:b/>
+          <w:bCs/>
+          <w:color w:val="12355B"/>
+          <w:sz w:val="20"/>
+          <w:szCs w:val="20"/>
+        </w:rPr>
+        <w:t xml:space="preserve">Mode</w:t>
+      </w:r>
+      <w:r>
+        <w:rPr>
+          <w:i/>
+          <w:iCs/>
+          <w:color w:val="5F6F80"/>
+          <w:sz w:val="18"/>
+          <w:szCs w:val="18"/>
+        </w:rPr>
+        <w:t xml:space="preserve">  ·  Moda</w:t>
+      </w:r>
+    </w:p>
+    <w:p>
+      <w:pPr>
+        <w:spacing w:after="40"/>
+      </w:pPr>
+      <w:r>
+        <w:rPr>
+          <w:b/>
+          <w:bCs/>
+          <w:color w:val="1FA6A2"/>
+          <w:sz w:val="22"/>
+          <w:szCs w:val="22"/>
+        </w:rPr>
+        <w:t xml:space="preserve">☐  </w:t>
+      </w:r>
+      <w:r>
+        <w:rPr>
+          <w:b/>
+          <w:bCs/>
+          <w:color w:val="12355B"/>
+          <w:sz w:val="20"/>
+          <w:szCs w:val="20"/>
+        </w:rPr>
+        <w:t xml:space="preserve">Outlier</w:t>
+      </w:r>
+      <w:r>
+        <w:rPr>
+          <w:i/>
+          <w:iCs/>
+          <w:color w:val="5F6F80"/>
+          <w:sz w:val="18"/>
+          <w:szCs w:val="18"/>
+        </w:rPr>
+        <w:t xml:space="preserve">  ·  Valor atípico</w:t>
+      </w:r>
+    </w:p>
+    <w:p>
+      <w:pPr>
+        <w:spacing w:after="40"/>
+      </w:pPr>
+      <w:r>
+        <w:rPr>
+          <w:b/>
+          <w:bCs/>
+          <w:color w:val="1FA6A2"/>
+          <w:sz w:val="22"/>
+          <w:szCs w:val="22"/>
+        </w:rPr>
+        <w:t xml:space="preserve">☐  </w:t>
+      </w:r>
+      <w:r>
+        <w:rPr>
+          <w:b/>
+          <w:bCs/>
+          <w:color w:val="12355B"/>
+          <w:sz w:val="20"/>
+          <w:szCs w:val="20"/>
+        </w:rPr>
+        <w:t xml:space="preserve">Data distribution</w:t>
+      </w:r>
+      <w:r>
+        <w:rPr>
+          <w:i/>
+          <w:iCs/>
+          <w:color w:val="5F6F80"/>
+          <w:sz w:val="18"/>
+          <w:szCs w:val="18"/>
+        </w:rPr>
+        <w:t xml:space="preserve">  ·  Distribución de datos</w:t>
+      </w:r>
+    </w:p>
+    <w:p>
+      <w:pPr>
+        <w:spacing w:after="40"/>
+      </w:pPr>
+      <w:r>
+        <w:rPr>
+          <w:b/>
+          <w:bCs/>
+          <w:color w:val="1FA6A2"/>
+          <w:sz w:val="22"/>
+          <w:szCs w:val="22"/>
+        </w:rPr>
+        <w:t xml:space="preserve">☐  </w:t>
+      </w:r>
+      <w:r>
+        <w:rPr>
+          <w:b/>
+          <w:bCs/>
+          <w:color w:val="12355B"/>
+          <w:sz w:val="20"/>
+          <w:szCs w:val="20"/>
+        </w:rPr>
+        <w:t xml:space="preserve">Variability</w:t>
+      </w:r>
+      <w:r>
+        <w:rPr>
+          <w:i/>
+          <w:iCs/>
+          <w:color w:val="5F6F80"/>
+          <w:sz w:val="18"/>
+          <w:szCs w:val="18"/>
+        </w:rPr>
+        <w:t xml:space="preserve">  ·  Variabilidad</w:t>
       </w:r>
     </w:p>
     <w:tbl>
@@ -2007,21 +1792,6 @@
           </w:tcPr>
           <w:p>
             <w:pPr>
-              <w:spacing w:after="50"/>
-            </w:pPr>
-            <w:r>
-              <w:rPr>
-                <w:i/>
-                <w:iCs/>
-                <w:color w:val="5F6F80"/>
-                <w:sz w:val="19"/>
-                <w:szCs w:val="19"/>
-              </w:rPr>
-              <w:t xml:space="preserve">This model shows the parts of an explanation. It does not answer your writing question.</w:t>
-            </w:r>
-          </w:p>
-          <w:p>
-            <w:pPr>
               <w:spacing w:after="80"/>
             </w:pPr>
             <w:r>
@@ -2032,58 +1802,14 @@
                 <w:sz w:val="19"/>
                 <w:szCs w:val="19"/>
               </w:rPr>
-              <w:t xml:space="preserve">Claim:  </w:t>
+              <w:t xml:space="preserve">Model:  </w:t>
             </w:r>
             <w:r>
               <w:rPr>
                 <w:sz w:val="19"/>
                 <w:szCs w:val="19"/>
               </w:rPr>
-              <w:t xml:space="preserve">Mean, median, and mode each describe the center of the data in a different way.</w:t>
-            </w:r>
-          </w:p>
-          <w:p>
-            <w:pPr>
-              <w:spacing w:after="80"/>
-            </w:pPr>
-            <w:r>
-              <w:rPr>
-                <w:b/>
-                <w:bCs/>
-                <w:color w:val="12355B"/>
-                <w:sz w:val="19"/>
-                <w:szCs w:val="19"/>
-              </w:rPr>
-              <w:t xml:space="preserve">Evidence:  </w:t>
-            </w:r>
-            <w:r>
-              <w:rPr>
-                <w:sz w:val="19"/>
-                <w:szCs w:val="19"/>
-              </w:rPr>
-              <w:t xml:space="preserve">Students distinguish the three measures and justify a choice, noting the mode (38) is the most repeated and the mean/median sit near the center.</w:t>
-            </w:r>
-          </w:p>
-          <w:p>
-            <w:pPr>
-              <w:spacing w:after="80"/>
-            </w:pPr>
-            <w:r>
-              <w:rPr>
-                <w:b/>
-                <w:bCs/>
-                <w:color w:val="12355B"/>
-                <w:sz w:val="19"/>
-                <w:szCs w:val="19"/>
-              </w:rPr>
-              <w:t xml:space="preserve">Reasoning:  </w:t>
-            </w:r>
-            <w:r>
-              <w:rPr>
-                <w:sz w:val="19"/>
-                <w:szCs w:val="19"/>
-              </w:rPr>
-              <w:t xml:space="preserve">This evidence connects the definition of describe the data using the median to the mathematical claim.</w:t>
+              <w:t xml:space="preserve">Mean, median, and mode each describe the center of the data in a different way. — Students distinguish the three measures and justify a choice, noting the mode (38) is the most repeated and the mean/median sit near the center.</w:t>
             </w:r>
           </w:p>
         </w:tc>
@@ -2162,7 +1888,7 @@
           <w:sz w:val="21"/>
           <w:szCs w:val="21"/>
         </w:rPr>
-        <w:t xml:space="preserve">My answer is ___.</w:t>
+        <w:t xml:space="preserve">My answer is ___ because ___.</w:t>
       </w:r>
       <w:r>
         <w:rPr>
@@ -2173,7 +1899,7 @@
           <w:szCs w:val="19"/>
         </w:rPr>
         <w:br/>
-        <w:t xml:space="preserve">Mi respuesta es ___.</w:t>
+        <w:t xml:space="preserve">Mi respuesta es ___ porque ___.</w:t>
       </w:r>
     </w:p>
     <w:tbl>
@@ -2313,7 +2039,7 @@
           <w:sz w:val="21"/>
           <w:szCs w:val="21"/>
         </w:rPr>
-        <w:t xml:space="preserve">I know because ___.</w:t>
+        <w:t xml:space="preserve">My evidence is ___, so ___.</w:t>
       </w:r>
       <w:r>
         <w:rPr>
@@ -2324,31 +2050,7 @@
           <w:szCs w:val="19"/>
         </w:rPr>
         <w:br/>
-        <w:t xml:space="preserve">Lo sé porque ___.</w:t>
-      </w:r>
-    </w:p>
-    <w:p>
-      <w:pPr>
-        <w:spacing w:after="60"/>
-      </w:pPr>
-      <w:r>
-        <w:rPr>
-          <w:color w:val="1A2733"/>
-          <w:sz w:val="21"/>
-          <w:szCs w:val="21"/>
-        </w:rPr>
-        <w:t xml:space="preserve">So ___.</w:t>
-      </w:r>
-      <w:r>
-        <w:rPr>
-          <w:i/>
-          <w:iCs/>
-          <w:color w:val="5F6F80"/>
-          <w:sz w:val="19"/>
-          <w:szCs w:val="19"/>
-        </w:rPr>
-        <w:br/>
-        <w:t xml:space="preserve">Entonces ___.</w:t>
+        <w:t xml:space="preserve">Mi evidencia es ___, entonces ___.</w:t>
       </w:r>
     </w:p>
     <w:tbl>
@@ -2454,78 +2156,6 @@
         <w:t xml:space="preserve">Escribe una afirmación, da evidencia matemática y explica tu razonamiento.</w:t>
       </w:r>
     </w:p>
-    <w:p>
-      <w:pPr>
-        <w:spacing w:after="60"/>
-      </w:pPr>
-      <w:r>
-        <w:rPr>
-          <w:color w:val="1A2733"/>
-          <w:sz w:val="21"/>
-          <w:szCs w:val="21"/>
-        </w:rPr>
-        <w:t xml:space="preserve">My claim is ___.</w:t>
-      </w:r>
-      <w:r>
-        <w:rPr>
-          <w:i/>
-          <w:iCs/>
-          <w:color w:val="5F6F80"/>
-          <w:sz w:val="19"/>
-          <w:szCs w:val="19"/>
-        </w:rPr>
-        <w:br/>
-        <w:t xml:space="preserve">Mi afirmación es ___.</w:t>
-      </w:r>
-    </w:p>
-    <w:p>
-      <w:pPr>
-        <w:spacing w:after="60"/>
-      </w:pPr>
-      <w:r>
-        <w:rPr>
-          <w:color w:val="1A2733"/>
-          <w:sz w:val="21"/>
-          <w:szCs w:val="21"/>
-        </w:rPr>
-        <w:t xml:space="preserve">My math evidence is ___.</w:t>
-      </w:r>
-      <w:r>
-        <w:rPr>
-          <w:i/>
-          <w:iCs/>
-          <w:color w:val="5F6F80"/>
-          <w:sz w:val="19"/>
-          <w:szCs w:val="19"/>
-        </w:rPr>
-        <w:br/>
-        <w:t xml:space="preserve">Mi evidencia matemática es ___.</w:t>
-      </w:r>
-    </w:p>
-    <w:p>
-      <w:pPr>
-        <w:spacing w:after="60"/>
-      </w:pPr>
-      <w:r>
-        <w:rPr>
-          <w:color w:val="1A2733"/>
-          <w:sz w:val="21"/>
-          <w:szCs w:val="21"/>
-        </w:rPr>
-        <w:t xml:space="preserve">This proves ___ because ___.</w:t>
-      </w:r>
-      <w:r>
-        <w:rPr>
-          <w:i/>
-          <w:iCs/>
-          <w:color w:val="5F6F80"/>
-          <w:sz w:val="19"/>
-          <w:szCs w:val="19"/>
-        </w:rPr>
-        <w:br/>
-        <w:t xml:space="preserve">Esto demuestra ___ porque ___.</w:t>
-      </w:r>
-    </w:p>
     <w:tbl>
       <w:tblPr>
         <w:tblW w:type="pct" w:w="100%"/>
@@ -2608,7 +2238,7 @@
           <w:sz w:val="24"/>
           <w:szCs w:val="24"/>
         </w:rPr>
-        <w:t xml:space="preserve">4. Check Your Explanation</w:t>
+        <w:t xml:space="preserve">Check Your Explanation</w:t>
       </w:r>
       <w:r>
         <w:rPr>
@@ -2618,7 +2248,7 @@
           <w:sz w:val="19"/>
           <w:szCs w:val="19"/>
         </w:rPr>
-        <w:t xml:space="preserve">   five quick checks</w:t>
+        <w:t xml:space="preserve">   three quick checks</w:t>
       </w:r>
     </w:p>
     <w:p>
@@ -2642,17 +2272,6 @@
         </w:rPr>
         <w:t xml:space="preserve">I answered the question.</w:t>
       </w:r>
-      <w:r>
-        <w:rPr>
-          <w:i/>
-          <w:iCs/>
-          <w:color w:val="5F6F80"/>
-          <w:sz w:val="18"/>
-          <w:szCs w:val="18"/>
-        </w:rPr>
-        <w:br/>
-        <w:t xml:space="preserve">Respondí la pregunta.</w:t>
-      </w:r>
     </w:p>
     <w:p>
       <w:pPr>
@@ -2673,18 +2292,7 @@
           <w:sz w:val="20"/>
           <w:szCs w:val="20"/>
         </w:rPr>
-        <w:t xml:space="preserve">I used math evidence: numbers, an equation, a model, or a comparison.</w:t>
-      </w:r>
-      <w:r>
-        <w:rPr>
-          <w:i/>
-          <w:iCs/>
-          <w:color w:val="5F6F80"/>
-          <w:sz w:val="18"/>
-          <w:szCs w:val="18"/>
-        </w:rPr>
-        <w:br/>
-        <w:t xml:space="preserve">Usé evidencia matemática: números, una ecuación, un modelo o una comparación.</w:t>
+        <w:t xml:space="preserve">I used math evidence: numbers, an equation, or a model.</w:t>
       </w:r>
     </w:p>
     <w:p>
@@ -2706,84 +2314,7 @@
           <w:sz w:val="20"/>
           <w:szCs w:val="20"/>
         </w:rPr>
-        <w:t xml:space="preserve">I explained how the evidence proves my answer.</w:t>
-      </w:r>
-      <w:r>
-        <w:rPr>
-          <w:i/>
-          <w:iCs/>
-          <w:color w:val="5F6F80"/>
-          <w:sz w:val="18"/>
-          <w:szCs w:val="18"/>
-        </w:rPr>
-        <w:br/>
-        <w:t xml:space="preserve">Expliqué cómo la evidencia demuestra mi respuesta.</w:t>
-      </w:r>
-    </w:p>
-    <w:p>
-      <w:pPr>
-        <w:spacing w:after="80"/>
-      </w:pPr>
-      <w:r>
-        <w:rPr>
-          <w:b/>
-          <w:bCs/>
-          <w:color w:val="1FA6A2"/>
-          <w:sz w:val="22"/>
-          <w:szCs w:val="22"/>
-        </w:rPr>
-        <w:t xml:space="preserve">☐  </w:t>
-      </w:r>
-      <w:r>
-        <w:rPr>
-          <w:sz w:val="20"/>
-          <w:szCs w:val="20"/>
-        </w:rPr>
         <w:t xml:space="preserve">I used at least two math words.</w:t>
-      </w:r>
-      <w:r>
-        <w:rPr>
-          <w:i/>
-          <w:iCs/>
-          <w:color w:val="5F6F80"/>
-          <w:sz w:val="18"/>
-          <w:szCs w:val="18"/>
-        </w:rPr>
-        <w:br/>
-        <w:t xml:space="preserve">Usé por lo menos dos palabras matemáticas.</w:t>
-      </w:r>
-    </w:p>
-    <w:p>
-      <w:pPr>
-        <w:spacing w:after="80"/>
-      </w:pPr>
-      <w:r>
-        <w:rPr>
-          <w:b/>
-          <w:bCs/>
-          <w:color w:val="1FA6A2"/>
-          <w:sz w:val="22"/>
-          <w:szCs w:val="22"/>
-        </w:rPr>
-        <w:t xml:space="preserve">☐  </w:t>
-      </w:r>
-      <w:r>
-        <w:rPr>
-          <w:sz w:val="20"/>
-          <w:szCs w:val="20"/>
-        </w:rPr>
-        <w:t xml:space="preserve">I reread complete sentences and punctuation.</w:t>
-      </w:r>
-      <w:r>
-        <w:rPr>
-          <w:i/>
-          <w:iCs/>
-          <w:color w:val="5F6F80"/>
-          <w:sz w:val="18"/>
-          <w:szCs w:val="18"/>
-        </w:rPr>
-        <w:br/>
-        <w:t xml:space="preserve">Volví a leer mis oraciones completas y la puntuación.</w:t>
       </w:r>
     </w:p>
     <w:p>
